--- a/report/REPORT.docx
+++ b/report/REPORT.docx
@@ -64,79 +64,85 @@
         <w:t xml:space="preserve"> </w:t>
       </w:r>
       <w:r>
-        <w:t xml:space="preserve">itself. The full system runs on a single CPU: a rules engine checked by unit</w:t>
-      </w:r>
-      <w:r>
-        <w:t xml:space="preserve"> </w:t>
-      </w:r>
-      <w:r>
-        <w:t xml:space="preserve">tests, the network, search, a self-play training loop with a replay buffer, and</w:t>
-      </w:r>
-      <w:r>
-        <w:t xml:space="preserve"> </w:t>
-      </w:r>
-      <w:r>
-        <w:t xml:space="preserve">an evaluation suite. We trained two final runs of 400 self-play games each</w:t>
-      </w:r>
-      <w:r>
-        <w:t xml:space="preserve"> </w:t>
-      </w:r>
-      <w:r>
-        <w:t xml:space="preserve">(50 simulations per move, a 4-block, 64-filter network, about 7 hours per run).</w:t>
-      </w:r>
-      <w:r>
-        <w:t xml:space="preserve"> </w:t>
-      </w:r>
-      <w:r>
-        <w:t xml:space="preserve">The policy loss fell from about 5 to 2.2, but the trained agent is not</w:t>
-      </w:r>
-      <w:r>
-        <w:t xml:space="preserve"> </w:t>
-      </w:r>
-      <w:r>
-        <w:t xml:space="preserve">measurably stronger than the untrained network. Against an untrained network, a</w:t>
-      </w:r>
-      <w:r>
-        <w:t xml:space="preserve"> </w:t>
-      </w:r>
-      <w:r>
-        <w:t xml:space="preserve">random player and a greedy-capture player, every checkpoint scores within its</w:t>
-      </w:r>
-      <w:r>
-        <w:t xml:space="preserve"> </w:t>
-      </w:r>
-      <w:r>
-        <w:t xml:space="preserve">95% margin of 0.5. In six games against a human new to chess, the agent lost 3</w:t>
-      </w:r>
-      <w:r>
-        <w:t xml:space="preserve"> </w:t>
-      </w:r>
-      <w:r>
-        <w:t xml:space="preserve">and drew 3. We measured why: about 80% of self-play games are drawn, mostly by</w:t>
-      </w:r>
-      <w:r>
-        <w:t xml:space="preserve"> </w:t>
-      </w:r>
-      <w:r>
-        <w:t xml:space="preserve">the 100-ply no-progress rule, so the value head is trained almost only on</w:t>
-      </w:r>
-      <w:r>
-        <w:t xml:space="preserve"> </w:t>
-      </w:r>
-      <w:r>
-        <w:t xml:space="preserve">targets of 0 and search cannot tell good positions from bad ones. We report</w:t>
-      </w:r>
-      <w:r>
-        <w:t xml:space="preserve"> </w:t>
-      </w:r>
-      <w:r>
-        <w:t xml:space="preserve">this negative result in full, along with the diagnosis and what we expect would</w:t>
-      </w:r>
-      <w:r>
-        <w:t xml:space="preserve"> </w:t>
-      </w:r>
-      <w:r>
-        <w:t xml:space="preserve">fix it.</w:t>
+        <w:t xml:space="preserve">itself. The system has a rules engine checked by unit tests, the network,</w:t>
+      </w:r>
+      <w:r>
+        <w:t xml:space="preserve"> </w:t>
+      </w:r>
+      <w:r>
+        <w:t xml:space="preserve">search, a self-play training loop with a replay buffer, and an evaluation</w:t>
+      </w:r>
+      <w:r>
+        <w:t xml:space="preserve"> </w:t>
+      </w:r>
+      <w:r>
+        <w:t xml:space="preserve">suite. Our first two runs of 400 self-play games each (50 simulations per move,</w:t>
+      </w:r>
+      <w:r>
+        <w:t xml:space="preserve"> </w:t>
+      </w:r>
+      <w:r>
+        <w:t xml:space="preserve">a 4-block, 64-filter network) did not make the agent measurably stronger than</w:t>
+      </w:r>
+      <w:r>
+        <w:t xml:space="preserve"> </w:t>
+      </w:r>
+      <w:r>
+        <w:t xml:space="preserve">an untrained network: about 80% of games were drawn and the data was far too</w:t>
+      </w:r>
+      <w:r>
+        <w:t xml:space="preserve"> </w:t>
+      </w:r>
+      <w:r>
+        <w:t xml:space="preserve">small. We then made self-play about 11 times faster without changing the rules</w:t>
+      </w:r>
+      <w:r>
+        <w:t xml:space="preserve"> </w:t>
+      </w:r>
+      <w:r>
+        <w:t xml:space="preserve">or the search, and trained for 540 more iterations (54,000 games, about 144</w:t>
+      </w:r>
+      <w:r>
+        <w:t xml:space="preserve"> </w:t>
+      </w:r>
+      <w:r>
+        <w:t xml:space="preserve">hours on one laptop), lowering the learning rate at the end. Under the same</w:t>
+      </w:r>
+      <w:r>
+        <w:t xml:space="preserve"> </w:t>
+      </w:r>
+      <w:r>
+        <w:t xml:space="preserve">course constraints, the final model beats the model it started from 27 wins to</w:t>
+      </w:r>
+      <w:r>
+        <w:t xml:space="preserve"> </w:t>
+      </w:r>
+      <w:r>
+        <w:t xml:space="preserve">0 (score 0.657 over 100 games), beats a random player 16 to 0 and an untrained</w:t>
+      </w:r>
+      <w:r>
+        <w:t xml:space="preserve"> </w:t>
+      </w:r>
+      <w:r>
+        <w:t xml:space="preserve">network 17 to 4, but still draws almost every game against a greedy-capture</w:t>
+      </w:r>
+      <w:r>
+        <w:t xml:space="preserve"> </w:t>
+      </w:r>
+      <w:r>
+        <w:t xml:space="preserve">player. Its main weakness is converting an advantage: most of its games end by</w:t>
+      </w:r>
+      <w:r>
+        <w:t xml:space="preserve"> </w:t>
+      </w:r>
+      <w:r>
+        <w:t xml:space="preserve">the 100-ply no-progress rule rather than checkmate. A larger 6-block,</w:t>
+      </w:r>
+      <w:r>
+        <w:t xml:space="preserve"> </w:t>
+      </w:r>
+      <w:r>
+        <w:t xml:space="preserve">128-filter network did not catch up in the time we had.</w:t>
       </w:r>
     </w:p>
     <w:bookmarkEnd w:id="9"/>
@@ -267,6 +273,32 @@
       </w:r>
       <w:r>
         <w:t xml:space="preserve">iterations and baseline players, with learning curves. All four are complete.</w:t>
+      </w:r>
+    </w:p>
+    <w:p>
+      <w:pPr>
+        <w:pStyle w:val="BodyText"/>
+      </w:pPr>
+      <w:r>
+        <w:t xml:space="preserve">The report follows the project in order: the first runs (Section 5.1 and</w:t>
+      </w:r>
+      <w:r>
+        <w:t xml:space="preserve"> </w:t>
+      </w:r>
+      <w:r>
+        <w:t xml:space="preserve">6.1 to 6.5) gave a negative result, the diagnosis (Section 7) led to a faster</w:t>
+      </w:r>
+      <w:r>
+        <w:t xml:space="preserve"> </w:t>
+      </w:r>
+      <w:r>
+        <w:t xml:space="preserve">pipeline and a much longer run, and that long run produced the final model</w:t>
+      </w:r>
+      <w:r>
+        <w:t xml:space="preserve"> </w:t>
+      </w:r>
+      <w:r>
+        <w:t xml:space="preserve">(Sections 5.3 and 6.6 to 6.10).</w:t>
       </w:r>
     </w:p>
     <w:bookmarkEnd w:id="10"/>
@@ -1203,13 +1235,13 @@
         <w:t xml:space="preserve"> </w:t>
       </w:r>
       <w:r>
-        <w:t xml:space="preserve">The current network plays 20 games against itself with 50</w:t>
-      </w:r>
-      <w:r>
-        <w:t xml:space="preserve"> </w:t>
-      </w:r>
-      <w:r>
-        <w:t xml:space="preserve">simulations per move. Moves are sampled in proportion to visit counts.</w:t>
+        <w:t xml:space="preserve">The current network plays 20 games (100 in the long run)</w:t>
+      </w:r>
+      <w:r>
+        <w:t xml:space="preserve"> </w:t>
+      </w:r>
+      <w:r>
+        <w:t xml:space="preserve">against itself with 50 simulations per move. Moves are sampled in proportion to visit counts.</w:t>
       </w:r>
       <w:r>
         <w:t xml:space="preserve"> </w:t>
@@ -1249,19 +1281,25 @@
         <w:t xml:space="preserve"> </w:t>
       </w:r>
       <w:r>
-        <w:t xml:space="preserve">Examples go into a replay buffer of the latest 20,000</w:t>
-      </w:r>
-      <w:r>
-        <w:t xml:space="preserve"> </w:t>
-      </w:r>
-      <w:r>
-        <w:t xml:space="preserve">positions. The network takes 400 Adam steps (learning rate 1e-3) on random</w:t>
-      </w:r>
-      <w:r>
-        <w:t xml:space="preserve"> </w:t>
-      </w:r>
-      <w:r>
-        <w:t xml:space="preserve">batches of 64.</w:t>
+        <w:t xml:space="preserve">Examples go into a replay buffer of the latest positions</w:t>
+      </w:r>
+      <w:r>
+        <w:t xml:space="preserve"> </w:t>
+      </w:r>
+      <w:r>
+        <w:t xml:space="preserve">(20,000 in the first runs, 250,000 in the long run). The network takes Adam</w:t>
+      </w:r>
+      <w:r>
+        <w:t xml:space="preserve"> </w:t>
+      </w:r>
+      <w:r>
+        <w:t xml:space="preserve">steps on random batches (400 steps of 64 in the first runs, 500 steps of</w:t>
+      </w:r>
+      <w:r>
+        <w:t xml:space="preserve"> </w:t>
+      </w:r>
+      <w:r>
+        <w:t xml:space="preserve">256 in the long run).</w:t>
       </w:r>
     </w:p>
     <w:p>
@@ -1517,7 +1555,7 @@
               <w:pStyle w:val="Compact"/>
             </w:pPr>
             <w:r>
-              <w:t xml:space="preserve">baseline players, benchmark, game-ending classifier, human-game log</w:t>
+              <w:t xml:space="preserve">baseline players, benchmark, parallel matches, game-ending classifier, human-game log</w:t>
             </w:r>
           </w:p>
         </w:tc>
@@ -1528,7 +1566,7 @@
         <w:pStyle w:val="BodyText"/>
       </w:pPr>
       <w:r>
-        <w:t xml:space="preserve">97 automated tests cover the rules (36 tests, including check, checkmate,</w:t>
+        <w:t xml:space="preserve">108 automated tests cover the rules (36 tests, including check, checkmate,</w:t>
       </w:r>
       <w:r>
         <w:t xml:space="preserve"> </w:t>
@@ -1555,8 +1593,181 @@
         <w:t xml:space="preserve">benchmark scoring and the evaluation tools. All runs are seeded and repeatable.</w:t>
       </w:r>
     </w:p>
+    <w:p>
+      <w:pPr>
+        <w:pStyle w:val="BodyText"/>
+      </w:pPr>
+      <w:r>
+        <w:rPr>
+          <w:b/>
+          <w:bCs/>
+        </w:rPr>
+        <w:t xml:space="preserve">Faster self-play.</w:t>
+      </w:r>
+      <w:r>
+        <w:t xml:space="preserve"> </w:t>
+      </w:r>
+      <w:r>
+        <w:t xml:space="preserve">For the long run we sped up self-play about 11 times on</w:t>
+      </w:r>
+      <w:r>
+        <w:t xml:space="preserve"> </w:t>
+      </w:r>
+      <w:r>
+        <w:t xml:space="preserve">the same hardware, without changing what it computes:</w:t>
+      </w:r>
+    </w:p>
+    <w:tbl>
+      <w:tblPr>
+        <w:tblStyle w:val="Table"/>
+        <w:tblW w:type="pct" w:w="5000"/>
+        <w:tblLayout w:type="fixed"/>
+        <w:tblLook w:firstRow="1" w:lastRow="0" w:firstColumn="0" w:lastColumn="0" w:noHBand="0" w:noVBand="0" w:val="0020"/>
+      </w:tblPr>
+      <w:tblGrid>
+        <w:gridCol w:w="3960"/>
+        <w:gridCol w:w="3960"/>
+      </w:tblGrid>
+      <w:tr>
+        <w:trPr>
+          <w:tblHeader w:val="on"/>
+        </w:trPr>
+        <w:tc>
+          <w:tcPr/>
+          <w:p>
+            <w:pPr>
+              <w:pStyle w:val="Compact"/>
+            </w:pPr>
+            <w:r>
+              <w:t xml:space="preserve">Change</w:t>
+            </w:r>
+          </w:p>
+        </w:tc>
+        <w:tc>
+          <w:tcPr/>
+          <w:p>
+            <w:pPr>
+              <w:pStyle w:val="Compact"/>
+            </w:pPr>
+            <w:r>
+              <w:t xml:space="preserve">ms per move (50 simulations)</w:t>
+            </w:r>
+          </w:p>
+        </w:tc>
+      </w:tr>
+      <w:tr>
+        <w:tc>
+          <w:tcPr/>
+          <w:p>
+            <w:pPr>
+              <w:pStyle w:val="Compact"/>
+            </w:pPr>
+            <w:r>
+              <w:t xml:space="preserve">Original</w:t>
+            </w:r>
+          </w:p>
+        </w:tc>
+        <w:tc>
+          <w:tcPr/>
+          <w:p>
+            <w:pPr>
+              <w:pStyle w:val="Compact"/>
+            </w:pPr>
+            <w:r>
+              <w:t xml:space="preserve">259</w:t>
+            </w:r>
+          </w:p>
+        </w:tc>
+      </w:tr>
+      <w:tr>
+        <w:tc>
+          <w:tcPr/>
+          <w:p>
+            <w:pPr>
+              <w:pStyle w:val="Compact"/>
+            </w:pPr>
+            <w:r>
+              <w:t xml:space="preserve">Faster rules engine: legal moves cached per position, check detection that looks outward from the king, precomputed move tables</w:t>
+            </w:r>
+          </w:p>
+        </w:tc>
+        <w:tc>
+          <w:tcPr/>
+          <w:p>
+            <w:pPr>
+              <w:pStyle w:val="Compact"/>
+            </w:pPr>
+            <w:r>
+              <w:t xml:space="preserve">48</w:t>
+            </w:r>
+          </w:p>
+        </w:tc>
+      </w:tr>
+      <w:tr>
+        <w:tc>
+          <w:tcPr/>
+          <w:p>
+            <w:pPr>
+              <w:pStyle w:val="Compact"/>
+            </w:pPr>
+            <w:r>
+              <w:t xml:space="preserve">Network copy for search with batch normalization folded into the convolutions</w:t>
+            </w:r>
+          </w:p>
+        </w:tc>
+        <w:tc>
+          <w:tcPr/>
+          <w:p>
+            <w:pPr>
+              <w:pStyle w:val="Compact"/>
+            </w:pPr>
+            <w:r>
+              <w:t xml:space="preserve">19</w:t>
+            </w:r>
+          </w:p>
+        </w:tc>
+      </w:tr>
+    </w:tbl>
+    <w:p>
+      <w:pPr>
+        <w:pStyle w:val="BodyText"/>
+      </w:pPr>
+      <w:r>
+        <w:t xml:space="preserve">On top of that, 6 worker processes play games in parallel, each with its own</w:t>
+      </w:r>
+      <w:r>
+        <w:t xml:space="preserve"> </w:t>
+      </w:r>
+      <w:r>
+        <w:t xml:space="preserve">seed derived from the run seed, the iteration and the game number, so a run</w:t>
+      </w:r>
+      <w:r>
+        <w:t xml:space="preserve"> </w:t>
+      </w:r>
+      <w:r>
+        <w:t xml:space="preserve">does not depend on the number of workers. Training steps run on the laptop’s</w:t>
+      </w:r>
+      <w:r>
+        <w:t xml:space="preserve"> </w:t>
+      </w:r>
+      <w:r>
+        <w:t xml:space="preserve">GPU. A test compares the fast rules engine with a frozen copy of the original</w:t>
+      </w:r>
+      <w:r>
+        <w:t xml:space="preserve"> </w:t>
+      </w:r>
+      <w:r>
+        <w:t xml:space="preserve">on every ply of 40 random games and on 3,000 random positions (same legal moves</w:t>
+      </w:r>
+      <w:r>
+        <w:t xml:space="preserve"> </w:t>
+      </w:r>
+      <w:r>
+        <w:t xml:space="preserve">in the same order, same check and game results).</w:t>
+      </w:r>
+    </w:p>
     <w:bookmarkEnd w:id="17"/>
-    <w:bookmarkStart w:id="20" w:name="experiments"/>
+    <w:bookmarkStart w:id="21" w:name="experiments"/>
     <w:p>
       <w:pPr>
         <w:pStyle w:val="Heading1"/>
@@ -2084,9 +2295,249 @@
         <w:t xml:space="preserve">our agent.</w:t>
       </w:r>
     </w:p>
+    <w:p>
+      <w:pPr>
+        <w:pStyle w:val="FirstParagraph"/>
+      </w:pPr>
+      <w:r>
+        <w:t xml:space="preserve">Head-to-head matches between two checkpoints use the same protocol. In the long</w:t>
+      </w:r>
+      <w:r>
+        <w:t xml:space="preserve"> </w:t>
+      </w:r>
+      <w:r>
+        <w:t xml:space="preserve">run every benchmark and match uses 100 games, with margins of about 0.03 to</w:t>
+      </w:r>
+      <w:r>
+        <w:t xml:space="preserve"> </w:t>
+      </w:r>
+      <w:r>
+        <w:t xml:space="preserve">0.06.</w:t>
+      </w:r>
+    </w:p>
     <w:bookmarkEnd w:id="19"/>
+    <w:bookmarkStart w:id="20" w:name="the-long-run"/>
+    <w:p>
+      <w:pPr>
+        <w:pStyle w:val="Heading2"/>
+      </w:pPr>
+      <w:r>
+        <w:t xml:space="preserve">5.3 The long run</w:t>
+      </w:r>
+    </w:p>
+    <w:p>
+      <w:pPr>
+        <w:pStyle w:val="FirstParagraph"/>
+      </w:pPr>
+      <w:r>
+        <w:t xml:space="preserve">The long run continues from final B (iteration 20) with the same official</w:t>
+      </w:r>
+      <w:r>
+        <w:t xml:space="preserve"> </w:t>
+      </w:r>
+      <w:r>
+        <w:t xml:space="preserve">settings (4 x 64 network, 50 simulations, root noise, repetition avoidance,</w:t>
+      </w:r>
+      <w:r>
+        <w:t xml:space="preserve"> </w:t>
+      </w:r>
+      <w:r>
+        <w:t xml:space="preserve">800-ply cap, draws valued 0). Each iteration plays 100 self-play games and then</w:t>
+      </w:r>
+      <w:r>
+        <w:t xml:space="preserve"> </w:t>
+      </w:r>
+      <w:r>
+        <w:t xml:space="preserve">takes 500 Adam steps of batch 256 from a buffer of 250,000 positions.</w:t>
+      </w:r>
+    </w:p>
+    <w:tbl>
+      <w:tblPr>
+        <w:tblStyle w:val="Table"/>
+        <w:tblW w:type="auto" w:w="0"/>
+        <w:tblLook w:firstRow="1" w:lastRow="0" w:firstColumn="0" w:lastColumn="0" w:noHBand="0" w:noVBand="0" w:val="0020"/>
+      </w:tblPr>
+      <w:tblGrid>
+        <w:gridCol w:w="2640"/>
+        <w:gridCol w:w="2640"/>
+        <w:gridCol w:w="2640"/>
+      </w:tblGrid>
+      <w:tr>
+        <w:trPr>
+          <w:tblHeader w:val="on"/>
+        </w:trPr>
+        <w:tc>
+          <w:tcPr/>
+          <w:p>
+            <w:pPr>
+              <w:pStyle w:val="Compact"/>
+            </w:pPr>
+            <w:r>
+              <w:t xml:space="preserve">Iterations</w:t>
+            </w:r>
+          </w:p>
+        </w:tc>
+        <w:tc>
+          <w:tcPr/>
+          <w:p>
+            <w:pPr>
+              <w:pStyle w:val="Compact"/>
+            </w:pPr>
+            <w:r>
+              <w:t xml:space="preserve">Learning rate</w:t>
+            </w:r>
+          </w:p>
+        </w:tc>
+        <w:tc>
+          <w:tcPr/>
+          <w:p>
+            <w:pPr>
+              <w:pStyle w:val="Compact"/>
+            </w:pPr>
+            <w:r>
+              <w:t xml:space="preserve">Notes</w:t>
+            </w:r>
+          </w:p>
+        </w:tc>
+      </w:tr>
+      <w:tr>
+        <w:tc>
+          <w:tcPr/>
+          <w:p>
+            <w:pPr>
+              <w:pStyle w:val="Compact"/>
+            </w:pPr>
+            <w:r>
+              <w:t xml:space="preserve">21 to 420</w:t>
+            </w:r>
+          </w:p>
+        </w:tc>
+        <w:tc>
+          <w:tcPr/>
+          <w:p>
+            <w:pPr>
+              <w:pStyle w:val="Compact"/>
+            </w:pPr>
+            <w:r>
+              <w:t xml:space="preserve">1e-3</w:t>
+            </w:r>
+          </w:p>
+        </w:tc>
+        <w:tc>
+          <w:tcPr/>
+          <w:p>
+            <w:pPr>
+              <w:pStyle w:val="Compact"/>
+            </w:pPr>
+          </w:p>
+        </w:tc>
+      </w:tr>
+      <w:tr>
+        <w:tc>
+          <w:tcPr/>
+          <w:p>
+            <w:pPr>
+              <w:pStyle w:val="Compact"/>
+            </w:pPr>
+            <w:r>
+              <w:t xml:space="preserve">421 to 500</w:t>
+            </w:r>
+          </w:p>
+        </w:tc>
+        <w:tc>
+          <w:tcPr/>
+          <w:p>
+            <w:pPr>
+              <w:pStyle w:val="Compact"/>
+            </w:pPr>
+            <w:r>
+              <w:t xml:space="preserve">1e-4</w:t>
+            </w:r>
+          </w:p>
+        </w:tc>
+        <w:tc>
+          <w:tcPr/>
+          <w:p>
+            <w:pPr>
+              <w:pStyle w:val="Compact"/>
+            </w:pPr>
+            <w:r>
+              <w:t xml:space="preserve">two stretches of 40 iterations</w:t>
+            </w:r>
+          </w:p>
+        </w:tc>
+      </w:tr>
+      <w:tr>
+        <w:tc>
+          <w:tcPr/>
+          <w:p>
+            <w:pPr>
+              <w:pStyle w:val="Compact"/>
+            </w:pPr>
+            <w:r>
+              <w:t xml:space="preserve">501 to 560</w:t>
+            </w:r>
+          </w:p>
+        </w:tc>
+        <w:tc>
+          <w:tcPr/>
+          <w:p>
+            <w:pPr>
+              <w:pStyle w:val="Compact"/>
+            </w:pPr>
+            <w:r>
+              <w:t xml:space="preserve">3e-5</w:t>
+            </w:r>
+          </w:p>
+        </w:tc>
+        <w:tc>
+          <w:tcPr/>
+          <w:p>
+            <w:pPr>
+              <w:pStyle w:val="Compact"/>
+            </w:pPr>
+            <w:r>
+              <w:t xml:space="preserve">final stretch</w:t>
+            </w:r>
+          </w:p>
+        </w:tc>
+      </w:tr>
+    </w:tbl>
+    <w:p>
+      <w:pPr>
+        <w:pStyle w:val="BodyText"/>
+      </w:pPr>
+      <w:r>
+        <w:t xml:space="preserve">That is 540 iterations, 54,000 games and about 23.7 million positions, in</w:t>
+      </w:r>
+      <w:r>
+        <w:t xml:space="preserve"> </w:t>
+      </w:r>
+      <w:r>
+        <w:t xml:space="preserve">about 144 hours. We also tried a larger network (6 blocks, 128 filters, 2.3</w:t>
+      </w:r>
+      <w:r>
+        <w:t xml:space="preserve"> </w:t>
+      </w:r>
+      <w:r>
+        <w:t xml:space="preserve">million parameters) for 61 iterations; its first 5 iterations trained on games</w:t>
+      </w:r>
+      <w:r>
+        <w:t xml:space="preserve"> </w:t>
+      </w:r>
+      <w:r>
+        <w:t xml:space="preserve">played by our best 4 x 64 checkpoint so it did not start from random play</w:t>
+      </w:r>
+      <w:r>
+        <w:t xml:space="preserve"> </w:t>
+      </w:r>
+      <w:r>
+        <w:t xml:space="preserve">(Section 6.10).</w:t>
+      </w:r>
+    </w:p>
     <w:bookmarkEnd w:id="20"/>
-    <w:bookmarkStart w:id="39" w:name="results"/>
+    <w:bookmarkEnd w:id="21"/>
+    <w:bookmarkStart w:id="51" w:name="results"/>
     <w:p>
       <w:pPr>
         <w:pStyle w:val="Heading1"/>
@@ -2095,7 +2546,15 @@
         <w:t xml:space="preserve">6. Results</w:t>
       </w:r>
     </w:p>
-    <w:bookmarkStart w:id="24" w:name="learning-curves"/>
+    <w:p>
+      <w:pPr>
+        <w:pStyle w:val="FirstParagraph"/>
+      </w:pPr>
+      <w:r>
+        <w:t xml:space="preserve">Sections 6.1 to 6.5 are the first runs; 6.6 to 6.10 are the long run.</w:t>
+      </w:r>
+    </w:p>
+    <w:bookmarkStart w:id="25" w:name="learning-curves"/>
     <w:p>
       <w:pPr>
         <w:pStyle w:val="Heading2"/>
@@ -2113,18 +2572,18 @@
           <wp:inline>
             <wp:extent cx="5334000" cy="3394363"/>
             <wp:effectExtent b="0" l="0" r="0" t="0"/>
-            <wp:docPr descr="Policy loss, value loss, share of decisive games and game length per iteration for the final runs and run 1." title="" id="22" name="Picture"/>
+            <wp:docPr descr="Policy loss, value loss, share of decisive games and game length per iteration for the final runs and run 1." title="" id="23" name="Picture"/>
             <a:graphic>
               <a:graphicData uri="http://schemas.openxmlformats.org/drawingml/2006/picture">
                 <pic:pic>
                   <pic:nvPicPr>
-                    <pic:cNvPr descr="../results/training_curves.png" id="23" name="Picture"/>
+                    <pic:cNvPr descr="../results/training_curves.png" id="24" name="Picture"/>
                     <pic:cNvPicPr>
                       <a:picLocks noChangeArrowheads="1" noChangeAspect="1"/>
                     </pic:cNvPicPr>
                   </pic:nvPicPr>
                   <pic:blipFill>
-                    <a:blip r:embed="rId21"/>
+                    <a:blip r:embed="rId22"/>
                     <a:stretch>
                       <a:fillRect/>
                     </a:stretch>
@@ -2191,8 +2650,8 @@
         <w:t xml:space="preserve">stay long (400 to 600 plies on average).</w:t>
       </w:r>
     </w:p>
-    <w:bookmarkEnd w:id="24"/>
-    <w:bookmarkStart w:id="31" w:name="benchmarks-against-fixed-opponents"/>
+    <w:bookmarkEnd w:id="25"/>
+    <w:bookmarkStart w:id="32" w:name="benchmarks-against-fixed-opponents"/>
     <w:p>
       <w:pPr>
         <w:pStyle w:val="Heading2"/>
@@ -2210,18 +2669,18 @@
           <wp:inline>
             <wp:extent cx="5334000" cy="2963333"/>
             <wp:effectExtent b="0" l="0" r="0" t="0"/>
-            <wp:docPr descr="Benchmark score per iteration for final run B against the untrained network, random and greedy-capture players. The dashed line is an even score." title="" id="26" name="Picture"/>
+            <wp:docPr descr="Benchmark score per iteration for final run B against the untrained network, random and greedy-capture players. The dashed line is an even score." title="" id="27" name="Picture"/>
             <a:graphic>
               <a:graphicData uri="http://schemas.openxmlformats.org/drawingml/2006/picture">
                 <pic:pic>
                   <pic:nvPicPr>
-                    <pic:cNvPr descr="../results/benchmark_curve_finalB.png" id="27" name="Picture"/>
+                    <pic:cNvPr descr="../results/benchmark_curve_finalB.png" id="28" name="Picture"/>
                     <pic:cNvPicPr>
                       <a:picLocks noChangeArrowheads="1" noChangeAspect="1"/>
                     </pic:cNvPicPr>
                   </pic:nvPicPr>
                   <pic:blipFill>
-                    <a:blip r:embed="rId25"/>
+                    <a:blip r:embed="rId26"/>
                     <a:stretch>
                       <a:fillRect/>
                     </a:stretch>
@@ -2643,18 +3102,18 @@
           <wp:inline>
             <wp:extent cx="5334000" cy="2963333"/>
             <wp:effectExtent b="0" l="0" r="0" t="0"/>
-            <wp:docPr descr="Final A and final B against the untrained network." title="" id="29" name="Picture"/>
+            <wp:docPr descr="Final A and final B against the untrained network." title="" id="30" name="Picture"/>
             <a:graphic>
               <a:graphicData uri="http://schemas.openxmlformats.org/drawingml/2006/picture">
                 <pic:pic>
                   <pic:nvPicPr>
-                    <pic:cNvPr descr="../results/benchmark_curve_final_vs_untrained.png" id="30" name="Picture"/>
+                    <pic:cNvPr descr="../results/benchmark_curve_final_vs_untrained.png" id="31" name="Picture"/>
                     <pic:cNvPicPr>
                       <a:picLocks noChangeArrowheads="1" noChangeAspect="1"/>
                     </pic:cNvPicPr>
                   </pic:nvPicPr>
                   <pic:blipFill>
-                    <a:blip r:embed="rId28"/>
+                    <a:blip r:embed="rId29"/>
                     <a:stretch>
                       <a:fillRect/>
                     </a:stretch>
@@ -2689,8 +3148,8 @@
         <w:t xml:space="preserve">Final A and final B against the untrained network.</w:t>
       </w:r>
     </w:p>
-    <w:bookmarkEnd w:id="31"/>
-    <w:bookmarkStart w:id="32" w:name="against-earlier-iterations"/>
+    <w:bookmarkEnd w:id="32"/>
+    <w:bookmarkStart w:id="33" w:name="against-earlier-iterations"/>
     <w:p>
       <w:pPr>
         <w:pStyle w:val="Heading2"/>
@@ -2935,8 +3394,8 @@
         <w:t xml:space="preserve">network.</w:t>
       </w:r>
     </w:p>
-    <w:bookmarkEnd w:id="32"/>
-    <w:bookmarkStart w:id="33" w:name="agent-vs.-human"/>
+    <w:bookmarkEnd w:id="33"/>
+    <w:bookmarkStart w:id="34" w:name="agent-vs.-human"/>
     <w:p>
       <w:pPr>
         <w:pStyle w:val="Heading2"/>
@@ -3486,8 +3945,8 @@
         <w:t xml:space="preserve">human stalemated while going for checkmate.</w:t>
       </w:r>
     </w:p>
-    <w:bookmarkEnd w:id="33"/>
-    <w:bookmarkStart w:id="34" w:name="how-games-end"/>
+    <w:bookmarkEnd w:id="34"/>
+    <w:bookmarkStart w:id="35" w:name="how-games-end"/>
     <w:p>
       <w:pPr>
         <w:pStyle w:val="Heading2"/>
@@ -3756,108 +4215,14 @@
         </w:tc>
       </w:tr>
     </w:tbl>
-    <w:bookmarkEnd w:id="34"/>
-    <w:bookmarkStart w:id="38" w:name="X7e697f50ae1dd5e44c97332acfdfba23be11cde"/>
+    <w:bookmarkEnd w:id="35"/>
+    <w:bookmarkStart w:id="39" w:name="long-run-learning-curves"/>
     <w:p>
       <w:pPr>
         <w:pStyle w:val="Heading2"/>
       </w:pPr>
       <w:r>
-        <w:t xml:space="preserve">6.6 Exploratory runs (outside the course constraints)</w:t>
-      </w:r>
-    </w:p>
-    <w:p>
-      <w:pPr>
-        <w:pStyle w:val="FirstParagraph"/>
-      </w:pPr>
-      <w:r>
-        <w:t xml:space="preserve">We ran two short experiments that break the constraints, to test the</w:t>
-      </w:r>
-      <w:r>
-        <w:t xml:space="preserve"> </w:t>
-      </w:r>
-      <w:r>
-        <w:t xml:space="preserve">diagnosis below. They are not the final agent.</w:t>
-      </w:r>
-    </w:p>
-    <w:p>
-      <w:pPr>
-        <w:pStyle w:val="Compact"/>
-        <w:numPr>
-          <w:ilvl w:val="0"/>
-          <w:numId w:val="1005"/>
-        </w:numPr>
-      </w:pPr>
-      <w:r>
-        <w:rPr>
-          <w:b/>
-          <w:bCs/>
-        </w:rPr>
-        <w:t xml:space="preserve">Material value targets</w:t>
-      </w:r>
-      <w:r>
-        <w:t xml:space="preserve"> </w:t>
-      </w:r>
-      <w:r>
-        <w:t xml:space="preserve">(30 simulations, 10 x 10 games): drawn games get a</w:t>
-      </w:r>
-      <w:r>
-        <w:t xml:space="preserve"> </w:t>
-      </w:r>
-      <w:r>
-        <w:t xml:space="preserve">value target from the final material balance, which uses piece values. The</w:t>
-      </w:r>
-      <w:r>
-        <w:t xml:space="preserve"> </w:t>
-      </w:r>
-      <w:r>
-        <w:t xml:space="preserve">value head did learn material (correlation +0.45 with the material balance,</w:t>
-      </w:r>
-      <w:r>
-        <w:t xml:space="preserve"> </w:t>
-      </w:r>
-      <w:r>
-        <w:t xml:space="preserve">against +0.07 in run 1), but strength did not improve (0.474 and 0.469</w:t>
-      </w:r>
-      <w:r>
-        <w:t xml:space="preserve"> </w:t>
-      </w:r>
-      <w:r>
-        <w:t xml:space="preserve">against untrained at iterations 5 and 10).</w:t>
-      </w:r>
-    </w:p>
-    <w:p>
-      <w:pPr>
-        <w:pStyle w:val="Compact"/>
-        <w:numPr>
-          <w:ilvl w:val="0"/>
-          <w:numId w:val="1005"/>
-        </w:numPr>
-      </w:pPr>
-      <w:r>
-        <w:rPr>
-          <w:b/>
-          <w:bCs/>
-        </w:rPr>
-        <w:t xml:space="preserve">100 simulations per move</w:t>
-      </w:r>
-      <w:r>
-        <w:t xml:space="preserve"> </w:t>
-      </w:r>
-      <w:r>
-        <w:t xml:space="preserve">(10 x 10 games, also with material targets):</w:t>
-      </w:r>
-      <w:r>
-        <w:t xml:space="preserve"> </w:t>
-      </w:r>
-      <w:r>
-        <w:t xml:space="preserve">decisive games peaked at 60% in iteration 3, but strength against untrained</w:t>
-      </w:r>
-      <w:r>
-        <w:t xml:space="preserve"> </w:t>
-      </w:r>
-      <w:r>
-        <w:t xml:space="preserve">was 0.421 at iteration 5 and 0.346 at iteration 10.</w:t>
+        <w:t xml:space="preserve">6.6 Long run: learning curves</w:t>
       </w:r>
     </w:p>
     <w:p>
@@ -3869,18 +4234,18 @@
           <wp:inline>
             <wp:extent cx="5334000" cy="3394363"/>
             <wp:effectExtent b="0" l="0" r="0" t="0"/>
-            <wp:docPr descr="Exploratory runs: loss, decisive share and game length." title="" id="36" name="Picture"/>
+            <wp:docPr descr="Long run: policy loss, value loss, share of decisive self-play games and game length per iteration, with the stopped 6 x 128 network." title="" id="37" name="Picture"/>
             <a:graphic>
               <a:graphicData uri="http://schemas.openxmlformats.org/drawingml/2006/picture">
                 <pic:pic>
                   <pic:nvPicPr>
-                    <pic:cNvPr descr="../results/training_curves_exploratory.png" id="37" name="Picture"/>
+                    <pic:cNvPr descr="../results/training_curves_long.png" id="38" name="Picture"/>
                     <pic:cNvPicPr>
                       <a:picLocks noChangeArrowheads="1" noChangeAspect="1"/>
                     </pic:cNvPicPr>
                   </pic:nvPicPr>
                   <pic:blipFill>
-                    <a:blip r:embed="rId35"/>
+                    <a:blip r:embed="rId36"/>
                     <a:stretch>
                       <a:fillRect/>
                     </a:stretch>
@@ -3912,12 +4277,2159 @@
         <w:pStyle w:val="ImageCaption"/>
       </w:pPr>
       <w:r>
+        <w:t xml:space="preserve">Long run: policy loss, value loss, share of decisive self-play games and game length per iteration, with the stopped 6 x 128 network.</w:t>
+      </w:r>
+    </w:p>
+    <w:p>
+      <w:pPr>
+        <w:pStyle w:val="BodyText"/>
+      </w:pPr>
+      <w:r>
+        <w:t xml:space="preserve">The policy loss stays around 2.4, and the share of decisive self-play games</w:t>
+      </w:r>
+      <w:r>
+        <w:t xml:space="preserve"> </w:t>
+      </w:r>
+      <w:r>
+        <w:t xml:space="preserve">stays around 15 to 25%. These curves do not show the improvement, because the</w:t>
+      </w:r>
+      <w:r>
+        <w:t xml:space="preserve"> </w:t>
+      </w:r>
+      <w:r>
+        <w:t xml:space="preserve">targets move with the network: as the agent improves, so does its opponent.</w:t>
+      </w:r>
+      <w:r>
+        <w:t xml:space="preserve"> </w:t>
+      </w:r>
+      <w:r>
+        <w:t xml:space="preserve">Game length fell from about 530 to about 430 plies. Strength has to be</w:t>
+      </w:r>
+      <w:r>
+        <w:t xml:space="preserve"> </w:t>
+      </w:r>
+      <w:r>
+        <w:t xml:space="preserve">measured by matches.</w:t>
+      </w:r>
+    </w:p>
+    <w:bookmarkEnd w:id="39"/>
+    <w:bookmarkStart w:id="40" w:name="Xe31bb2348fe89a608c0ec1cce37aec517f3b50f"/>
+    <w:p>
+      <w:pPr>
+        <w:pStyle w:val="Heading2"/>
+      </w:pPr>
+      <w:r>
+        <w:t xml:space="preserve">6.7 Long run: progress against the starting model</w:t>
+      </w:r>
+    </w:p>
+    <w:p>
+      <w:pPr>
+        <w:pStyle w:val="FirstParagraph"/>
+      </w:pPr>
+      <w:r>
+        <w:t xml:space="preserve">Checkpoints of the long run against final B (iteration 20), 100 games each:</w:t>
+      </w:r>
+    </w:p>
+    <w:tbl>
+      <w:tblPr>
+        <w:tblStyle w:val="Table"/>
+        <w:tblW w:type="pct" w:w="5000"/>
+        <w:tblLayout w:type="fixed"/>
+        <w:tblLook w:firstRow="1" w:lastRow="0" w:firstColumn="0" w:lastColumn="0" w:noHBand="0" w:noVBand="0" w:val="0020"/>
+      </w:tblPr>
+      <w:tblGrid>
+        <w:gridCol w:w="1320"/>
+        <w:gridCol w:w="1320"/>
+        <w:gridCol w:w="1320"/>
+        <w:gridCol w:w="1320"/>
+        <w:gridCol w:w="1320"/>
+        <w:gridCol w:w="1320"/>
+      </w:tblGrid>
+      <w:tr>
+        <w:trPr>
+          <w:tblHeader w:val="on"/>
+        </w:trPr>
+        <w:tc>
+          <w:tcPr/>
+          <w:p>
+            <w:pPr>
+              <w:pStyle w:val="Compact"/>
+            </w:pPr>
+            <w:r>
+              <w:t xml:space="preserve">Iteration</w:t>
+            </w:r>
+          </w:p>
+        </w:tc>
+        <w:tc>
+          <w:tcPr/>
+          <w:p>
+            <w:pPr>
+              <w:pStyle w:val="Compact"/>
+            </w:pPr>
+            <w:r>
+              <w:t xml:space="preserve">Wins</w:t>
+            </w:r>
+          </w:p>
+        </w:tc>
+        <w:tc>
+          <w:tcPr/>
+          <w:p>
+            <w:pPr>
+              <w:pStyle w:val="Compact"/>
+            </w:pPr>
+            <w:r>
+              <w:t xml:space="preserve">Losses</w:t>
+            </w:r>
+          </w:p>
+        </w:tc>
+        <w:tc>
+          <w:tcPr/>
+          <w:p>
+            <w:pPr>
+              <w:pStyle w:val="Compact"/>
+            </w:pPr>
+            <w:r>
+              <w:t xml:space="preserve">Draws</w:t>
+            </w:r>
+          </w:p>
+        </w:tc>
+        <w:tc>
+          <w:tcPr/>
+          <w:p>
+            <w:pPr>
+              <w:pStyle w:val="Compact"/>
+            </w:pPr>
+            <w:r>
+              <w:t xml:space="preserve">Unfinished</w:t>
+            </w:r>
+          </w:p>
+        </w:tc>
+        <w:tc>
+          <w:tcPr/>
+          <w:p>
+            <w:pPr>
+              <w:pStyle w:val="Compact"/>
+            </w:pPr>
+            <w:r>
+              <w:t xml:space="preserve">Score</w:t>
+            </w:r>
+          </w:p>
+        </w:tc>
+      </w:tr>
+      <w:tr>
+        <w:tc>
+          <w:tcPr/>
+          <w:p>
+            <w:pPr>
+              <w:pStyle w:val="Compact"/>
+            </w:pPr>
+            <w:r>
+              <w:t xml:space="preserve">40</w:t>
+            </w:r>
+          </w:p>
+        </w:tc>
+        <w:tc>
+          <w:tcPr/>
+          <w:p>
+            <w:pPr>
+              <w:pStyle w:val="Compact"/>
+            </w:pPr>
+            <w:r>
+              <w:t xml:space="preserve">10</w:t>
+            </w:r>
+          </w:p>
+        </w:tc>
+        <w:tc>
+          <w:tcPr/>
+          <w:p>
+            <w:pPr>
+              <w:pStyle w:val="Compact"/>
+            </w:pPr>
+            <w:r>
+              <w:t xml:space="preserve">3</w:t>
+            </w:r>
+          </w:p>
+        </w:tc>
+        <w:tc>
+          <w:tcPr/>
+          <w:p>
+            <w:pPr>
+              <w:pStyle w:val="Compact"/>
+            </w:pPr>
+            <w:r>
+              <w:t xml:space="preserve">61</w:t>
+            </w:r>
+          </w:p>
+        </w:tc>
+        <w:tc>
+          <w:tcPr/>
+          <w:p>
+            <w:pPr>
+              <w:pStyle w:val="Compact"/>
+            </w:pPr>
+            <w:r>
+              <w:t xml:space="preserve">26</w:t>
+            </w:r>
+          </w:p>
+        </w:tc>
+        <w:tc>
+          <w:tcPr/>
+          <w:p>
+            <w:pPr>
+              <w:pStyle w:val="Compact"/>
+            </w:pPr>
+            <w:r>
+              <w:t xml:space="preserve">0.547 +/- 0.047</w:t>
+            </w:r>
+          </w:p>
+        </w:tc>
+      </w:tr>
+      <w:tr>
+        <w:tc>
+          <w:tcPr/>
+          <w:p>
+            <w:pPr>
+              <w:pStyle w:val="Compact"/>
+            </w:pPr>
+            <w:r>
+              <w:t xml:space="preserve">100</w:t>
+            </w:r>
+          </w:p>
+        </w:tc>
+        <w:tc>
+          <w:tcPr/>
+          <w:p>
+            <w:pPr>
+              <w:pStyle w:val="Compact"/>
+            </w:pPr>
+            <w:r>
+              <w:t xml:space="preserve">18</w:t>
+            </w:r>
+          </w:p>
+        </w:tc>
+        <w:tc>
+          <w:tcPr/>
+          <w:p>
+            <w:pPr>
+              <w:pStyle w:val="Compact"/>
+            </w:pPr>
+            <w:r>
+              <w:t xml:space="preserve">4</w:t>
+            </w:r>
+          </w:p>
+        </w:tc>
+        <w:tc>
+          <w:tcPr/>
+          <w:p>
+            <w:pPr>
+              <w:pStyle w:val="Compact"/>
+            </w:pPr>
+            <w:r>
+              <w:t xml:space="preserve">61</w:t>
+            </w:r>
+          </w:p>
+        </w:tc>
+        <w:tc>
+          <w:tcPr/>
+          <w:p>
+            <w:pPr>
+              <w:pStyle w:val="Compact"/>
+            </w:pPr>
+            <w:r>
+              <w:t xml:space="preserve">17</w:t>
+            </w:r>
+          </w:p>
+        </w:tc>
+        <w:tc>
+          <w:tcPr/>
+          <w:p>
+            <w:pPr>
+              <w:pStyle w:val="Compact"/>
+            </w:pPr>
+            <w:r>
+              <w:t xml:space="preserve">0.584 +/- 0.052</w:t>
+            </w:r>
+          </w:p>
+        </w:tc>
+      </w:tr>
+      <w:tr>
+        <w:tc>
+          <w:tcPr/>
+          <w:p>
+            <w:pPr>
+              <w:pStyle w:val="Compact"/>
+            </w:pPr>
+            <w:r>
+              <w:t xml:space="preserve">140</w:t>
+            </w:r>
+          </w:p>
+        </w:tc>
+        <w:tc>
+          <w:tcPr/>
+          <w:p>
+            <w:pPr>
+              <w:pStyle w:val="Compact"/>
+            </w:pPr>
+            <w:r>
+              <w:t xml:space="preserve">27</w:t>
+            </w:r>
+          </w:p>
+        </w:tc>
+        <w:tc>
+          <w:tcPr/>
+          <w:p>
+            <w:pPr>
+              <w:pStyle w:val="Compact"/>
+            </w:pPr>
+            <w:r>
+              <w:t xml:space="preserve">2</w:t>
+            </w:r>
+          </w:p>
+        </w:tc>
+        <w:tc>
+          <w:tcPr/>
+          <w:p>
+            <w:pPr>
+              <w:pStyle w:val="Compact"/>
+            </w:pPr>
+            <w:r>
+              <w:t xml:space="preserve">57</w:t>
+            </w:r>
+          </w:p>
+        </w:tc>
+        <w:tc>
+          <w:tcPr/>
+          <w:p>
+            <w:pPr>
+              <w:pStyle w:val="Compact"/>
+            </w:pPr>
+            <w:r>
+              <w:t xml:space="preserve">14</w:t>
+            </w:r>
+          </w:p>
+        </w:tc>
+        <w:tc>
+          <w:tcPr/>
+          <w:p>
+            <w:pPr>
+              <w:pStyle w:val="Compact"/>
+            </w:pPr>
+            <w:r>
+              <w:t xml:space="preserve">0.645 +/- 0.053</w:t>
+            </w:r>
+          </w:p>
+        </w:tc>
+      </w:tr>
+      <w:tr>
+        <w:tc>
+          <w:tcPr/>
+          <w:p>
+            <w:pPr>
+              <w:pStyle w:val="Compact"/>
+            </w:pPr>
+            <w:r>
+              <w:t xml:space="preserve">220</w:t>
+            </w:r>
+          </w:p>
+        </w:tc>
+        <w:tc>
+          <w:tcPr/>
+          <w:p>
+            <w:pPr>
+              <w:pStyle w:val="Compact"/>
+            </w:pPr>
+            <w:r>
+              <w:t xml:space="preserve">21</w:t>
+            </w:r>
+          </w:p>
+        </w:tc>
+        <w:tc>
+          <w:tcPr/>
+          <w:p>
+            <w:pPr>
+              <w:pStyle w:val="Compact"/>
+            </w:pPr>
+            <w:r>
+              <w:t xml:space="preserve">5</w:t>
+            </w:r>
+          </w:p>
+        </w:tc>
+        <w:tc>
+          <w:tcPr/>
+          <w:p>
+            <w:pPr>
+              <w:pStyle w:val="Compact"/>
+            </w:pPr>
+            <w:r>
+              <w:t xml:space="preserve">57</w:t>
+            </w:r>
+          </w:p>
+        </w:tc>
+        <w:tc>
+          <w:tcPr/>
+          <w:p>
+            <w:pPr>
+              <w:pStyle w:val="Compact"/>
+            </w:pPr>
+            <w:r>
+              <w:t xml:space="preserve">17</w:t>
+            </w:r>
+          </w:p>
+        </w:tc>
+        <w:tc>
+          <w:tcPr/>
+          <w:p>
+            <w:pPr>
+              <w:pStyle w:val="Compact"/>
+            </w:pPr>
+            <w:r>
+              <w:t xml:space="preserve">0.596 +/- 0.057</w:t>
+            </w:r>
+          </w:p>
+        </w:tc>
+      </w:tr>
+      <w:tr>
+        <w:tc>
+          <w:tcPr/>
+          <w:p>
+            <w:pPr>
+              <w:pStyle w:val="Compact"/>
+            </w:pPr>
+            <w:r>
+              <w:t xml:space="preserve">300</w:t>
+            </w:r>
+          </w:p>
+        </w:tc>
+        <w:tc>
+          <w:tcPr/>
+          <w:p>
+            <w:pPr>
+              <w:pStyle w:val="Compact"/>
+            </w:pPr>
+            <w:r>
+              <w:t xml:space="preserve">27</w:t>
+            </w:r>
+          </w:p>
+        </w:tc>
+        <w:tc>
+          <w:tcPr/>
+          <w:p>
+            <w:pPr>
+              <w:pStyle w:val="Compact"/>
+            </w:pPr>
+            <w:r>
+              <w:t xml:space="preserve">5</w:t>
+            </w:r>
+          </w:p>
+        </w:tc>
+        <w:tc>
+          <w:tcPr/>
+          <w:p>
+            <w:pPr>
+              <w:pStyle w:val="Compact"/>
+            </w:pPr>
+            <w:r>
+              <w:t xml:space="preserve">52</w:t>
+            </w:r>
+          </w:p>
+        </w:tc>
+        <w:tc>
+          <w:tcPr/>
+          <w:p>
+            <w:pPr>
+              <w:pStyle w:val="Compact"/>
+            </w:pPr>
+            <w:r>
+              <w:t xml:space="preserve">16</w:t>
+            </w:r>
+          </w:p>
+        </w:tc>
+        <w:tc>
+          <w:tcPr/>
+          <w:p>
+            <w:pPr>
+              <w:pStyle w:val="Compact"/>
+            </w:pPr>
+            <w:r>
+              <w:t xml:space="preserve">0.631 +/- 0.060</w:t>
+            </w:r>
+          </w:p>
+        </w:tc>
+      </w:tr>
+      <w:tr>
+        <w:tc>
+          <w:tcPr/>
+          <w:p>
+            <w:pPr>
+              <w:pStyle w:val="Compact"/>
+            </w:pPr>
+            <w:r>
+              <w:t xml:space="preserve">380</w:t>
+            </w:r>
+          </w:p>
+        </w:tc>
+        <w:tc>
+          <w:tcPr/>
+          <w:p>
+            <w:pPr>
+              <w:pStyle w:val="Compact"/>
+            </w:pPr>
+            <w:r>
+              <w:t xml:space="preserve">11</w:t>
+            </w:r>
+          </w:p>
+        </w:tc>
+        <w:tc>
+          <w:tcPr/>
+          <w:p>
+            <w:pPr>
+              <w:pStyle w:val="Compact"/>
+            </w:pPr>
+            <w:r>
+              <w:t xml:space="preserve">5</w:t>
+            </w:r>
+          </w:p>
+        </w:tc>
+        <w:tc>
+          <w:tcPr/>
+          <w:p>
+            <w:pPr>
+              <w:pStyle w:val="Compact"/>
+            </w:pPr>
+            <w:r>
+              <w:t xml:space="preserve">63</w:t>
+            </w:r>
+          </w:p>
+        </w:tc>
+        <w:tc>
+          <w:tcPr/>
+          <w:p>
+            <w:pPr>
+              <w:pStyle w:val="Compact"/>
+            </w:pPr>
+            <w:r>
+              <w:t xml:space="preserve">21</w:t>
+            </w:r>
+          </w:p>
+        </w:tc>
+        <w:tc>
+          <w:tcPr/>
+          <w:p>
+            <w:pPr>
+              <w:pStyle w:val="Compact"/>
+            </w:pPr>
+            <w:r>
+              <w:t xml:space="preserve">0.538 +/- 0.049</w:t>
+            </w:r>
+          </w:p>
+        </w:tc>
+      </w:tr>
+      <w:tr>
+        <w:tc>
+          <w:tcPr/>
+          <w:p>
+            <w:pPr>
+              <w:pStyle w:val="Compact"/>
+            </w:pPr>
+            <w:r>
+              <w:t xml:space="preserve">500</w:t>
+            </w:r>
+          </w:p>
+        </w:tc>
+        <w:tc>
+          <w:tcPr/>
+          <w:p>
+            <w:pPr>
+              <w:pStyle w:val="Compact"/>
+            </w:pPr>
+            <w:r>
+              <w:t xml:space="preserve">27</w:t>
+            </w:r>
+          </w:p>
+        </w:tc>
+        <w:tc>
+          <w:tcPr/>
+          <w:p>
+            <w:pPr>
+              <w:pStyle w:val="Compact"/>
+            </w:pPr>
+            <w:r>
+              <w:t xml:space="preserve">3</w:t>
+            </w:r>
+          </w:p>
+        </w:tc>
+        <w:tc>
+          <w:tcPr/>
+          <w:p>
+            <w:pPr>
+              <w:pStyle w:val="Compact"/>
+            </w:pPr>
+            <w:r>
+              <w:t xml:space="preserve">60</w:t>
+            </w:r>
+          </w:p>
+        </w:tc>
+        <w:tc>
+          <w:tcPr/>
+          <w:p>
+            <w:pPr>
+              <w:pStyle w:val="Compact"/>
+            </w:pPr>
+            <w:r>
+              <w:t xml:space="preserve">10</w:t>
+            </w:r>
+          </w:p>
+        </w:tc>
+        <w:tc>
+          <w:tcPr/>
+          <w:p>
+            <w:pPr>
+              <w:pStyle w:val="Compact"/>
+            </w:pPr>
+            <w:r>
+              <w:t xml:space="preserve">0.633 +/- 0.053</w:t>
+            </w:r>
+          </w:p>
+        </w:tc>
+      </w:tr>
+      <w:tr>
+        <w:tc>
+          <w:tcPr/>
+          <w:p>
+            <w:pPr>
+              <w:pStyle w:val="Compact"/>
+            </w:pPr>
+            <w:r>
+              <w:rPr>
+                <w:b/>
+                <w:bCs/>
+              </w:rPr>
+              <w:t xml:space="preserve">560 (final)</w:t>
+            </w:r>
+          </w:p>
+        </w:tc>
+        <w:tc>
+          <w:tcPr/>
+          <w:p>
+            <w:pPr>
+              <w:pStyle w:val="Compact"/>
+            </w:pPr>
+            <w:r>
+              <w:rPr>
+                <w:b/>
+                <w:bCs/>
+              </w:rPr>
+              <w:t xml:space="preserve">27</w:t>
+            </w:r>
+          </w:p>
+        </w:tc>
+        <w:tc>
+          <w:tcPr/>
+          <w:p>
+            <w:pPr>
+              <w:pStyle w:val="Compact"/>
+            </w:pPr>
+            <w:r>
+              <w:rPr>
+                <w:b/>
+                <w:bCs/>
+              </w:rPr>
+              <w:t xml:space="preserve">0</w:t>
+            </w:r>
+          </w:p>
+        </w:tc>
+        <w:tc>
+          <w:tcPr/>
+          <w:p>
+            <w:pPr>
+              <w:pStyle w:val="Compact"/>
+            </w:pPr>
+            <w:r>
+              <w:rPr>
+                <w:b/>
+                <w:bCs/>
+              </w:rPr>
+              <w:t xml:space="preserve">59</w:t>
+            </w:r>
+          </w:p>
+        </w:tc>
+        <w:tc>
+          <w:tcPr/>
+          <w:p>
+            <w:pPr>
+              <w:pStyle w:val="Compact"/>
+            </w:pPr>
+            <w:r>
+              <w:rPr>
+                <w:b/>
+                <w:bCs/>
+              </w:rPr>
+              <w:t xml:space="preserve">14</w:t>
+            </w:r>
+          </w:p>
+        </w:tc>
+        <w:tc>
+          <w:tcPr/>
+          <w:p>
+            <w:pPr>
+              <w:pStyle w:val="Compact"/>
+            </w:pPr>
+            <w:r>
+              <w:rPr>
+                <w:b/>
+                <w:bCs/>
+              </w:rPr>
+              <w:t xml:space="preserve">0.657 +/- 0.049</w:t>
+            </w:r>
+          </w:p>
+        </w:tc>
+      </w:tr>
+    </w:tbl>
+    <w:p>
+      <w:pPr>
+        <w:pStyle w:val="BodyText"/>
+      </w:pPr>
+      <w:r>
+        <w:t xml:space="preserve">Unlike the first runs, training now clearly helps: every checkpoint beats the</w:t>
+      </w:r>
+      <w:r>
+        <w:t xml:space="preserve"> </w:t>
+      </w:r>
+      <w:r>
+        <w:t xml:space="preserve">starting model, and the final one won 27 games and lost none. Most of the gain</w:t>
+      </w:r>
+      <w:r>
+        <w:t xml:space="preserve"> </w:t>
+      </w:r>
+      <w:r>
+        <w:t xml:space="preserve">came in the first 100 to 140 iterations. From there to iteration 420 the score</w:t>
+      </w:r>
+      <w:r>
+        <w:t xml:space="preserve"> </w:t>
+      </w:r>
+      <w:r>
+        <w:t xml:space="preserve">moved up and down by about its own margin.</w:t>
+      </w:r>
+    </w:p>
+    <w:bookmarkEnd w:id="40"/>
+    <w:bookmarkStart w:id="41" w:name="lowering-the-learning-rate"/>
+    <w:p>
+      <w:pPr>
+        <w:pStyle w:val="Heading2"/>
+      </w:pPr>
+      <w:r>
+        <w:t xml:space="preserve">6.8 Lowering the learning rate</w:t>
+      </w:r>
+    </w:p>
+    <w:p>
+      <w:pPr>
+        <w:pStyle w:val="FirstParagraph"/>
+      </w:pPr>
+      <w:r>
+        <w:t xml:space="preserve">To choose a model, iterations 140, 300, 420 and 460 (the first 40 iterations</w:t>
+      </w:r>
+      <w:r>
+        <w:t xml:space="preserve"> </w:t>
+      </w:r>
+      <w:r>
+        <w:t xml:space="preserve">at learning rate 1e-4) played each other, 100 games per pair. The table gives</w:t>
+      </w:r>
+      <w:r>
+        <w:t xml:space="preserve"> </w:t>
+      </w:r>
+      <w:r>
+        <w:t xml:space="preserve">the row model’s score against the column model.</w:t>
+      </w:r>
+    </w:p>
+    <w:tbl>
+      <w:tblPr>
+        <w:tblStyle w:val="Table"/>
+        <w:tblW w:type="auto" w:w="0"/>
+        <w:tblLook w:firstRow="1" w:lastRow="0" w:firstColumn="0" w:lastColumn="0" w:noHBand="0" w:noVBand="0" w:val="0020"/>
+      </w:tblPr>
+      <w:tblGrid>
+        <w:gridCol w:w="1584"/>
+        <w:gridCol w:w="1584"/>
+        <w:gridCol w:w="1584"/>
+        <w:gridCol w:w="1584"/>
+        <w:gridCol w:w="1584"/>
+      </w:tblGrid>
+      <w:tr>
+        <w:trPr>
+          <w:tblHeader w:val="on"/>
+        </w:trPr>
+        <w:tc>
+          <w:tcPr/>
+          <w:p>
+            <w:pPr>
+              <w:pStyle w:val="Compact"/>
+            </w:pPr>
+          </w:p>
+        </w:tc>
+        <w:tc>
+          <w:tcPr/>
+          <w:p>
+            <w:pPr>
+              <w:pStyle w:val="Compact"/>
+            </w:pPr>
+            <w:r>
+              <w:t xml:space="preserve">vs 140</w:t>
+            </w:r>
+          </w:p>
+        </w:tc>
+        <w:tc>
+          <w:tcPr/>
+          <w:p>
+            <w:pPr>
+              <w:pStyle w:val="Compact"/>
+            </w:pPr>
+            <w:r>
+              <w:t xml:space="preserve">vs 300</w:t>
+            </w:r>
+          </w:p>
+        </w:tc>
+        <w:tc>
+          <w:tcPr/>
+          <w:p>
+            <w:pPr>
+              <w:pStyle w:val="Compact"/>
+            </w:pPr>
+            <w:r>
+              <w:t xml:space="preserve">vs 420</w:t>
+            </w:r>
+          </w:p>
+        </w:tc>
+        <w:tc>
+          <w:tcPr/>
+          <w:p>
+            <w:pPr>
+              <w:pStyle w:val="Compact"/>
+            </w:pPr>
+            <w:r>
+              <w:t xml:space="preserve">vs 460</w:t>
+            </w:r>
+          </w:p>
+        </w:tc>
+      </w:tr>
+      <w:tr>
+        <w:tc>
+          <w:tcPr/>
+          <w:p>
+            <w:pPr>
+              <w:pStyle w:val="Compact"/>
+            </w:pPr>
+            <w:r>
+              <w:t xml:space="preserve">140</w:t>
+            </w:r>
+          </w:p>
+        </w:tc>
+        <w:tc>
+          <w:tcPr/>
+          <w:p>
+            <w:pPr>
+              <w:pStyle w:val="Compact"/>
+            </w:pPr>
+          </w:p>
+        </w:tc>
+        <w:tc>
+          <w:tcPr/>
+          <w:p>
+            <w:pPr>
+              <w:pStyle w:val="Compact"/>
+            </w:pPr>
+            <w:r>
+              <w:t xml:space="preserve">0.511</w:t>
+            </w:r>
+          </w:p>
+        </w:tc>
+        <w:tc>
+          <w:tcPr/>
+          <w:p>
+            <w:pPr>
+              <w:pStyle w:val="Compact"/>
+            </w:pPr>
+            <w:r>
+              <w:t xml:space="preserve">0.488</w:t>
+            </w:r>
+          </w:p>
+        </w:tc>
+        <w:tc>
+          <w:tcPr/>
+          <w:p>
+            <w:pPr>
+              <w:pStyle w:val="Compact"/>
+            </w:pPr>
+            <w:r>
+              <w:t xml:space="preserve">0.413</w:t>
+            </w:r>
+          </w:p>
+        </w:tc>
+      </w:tr>
+      <w:tr>
+        <w:tc>
+          <w:tcPr/>
+          <w:p>
+            <w:pPr>
+              <w:pStyle w:val="Compact"/>
+            </w:pPr>
+            <w:r>
+              <w:t xml:space="preserve">300</w:t>
+            </w:r>
+          </w:p>
+        </w:tc>
+        <w:tc>
+          <w:tcPr/>
+          <w:p>
+            <w:pPr>
+              <w:pStyle w:val="Compact"/>
+            </w:pPr>
+            <w:r>
+              <w:t xml:space="preserve">0.489</w:t>
+            </w:r>
+          </w:p>
+        </w:tc>
+        <w:tc>
+          <w:tcPr/>
+          <w:p>
+            <w:pPr>
+              <w:pStyle w:val="Compact"/>
+            </w:pPr>
+          </w:p>
+        </w:tc>
+        <w:tc>
+          <w:tcPr/>
+          <w:p>
+            <w:pPr>
+              <w:pStyle w:val="Compact"/>
+            </w:pPr>
+            <w:r>
+              <w:t xml:space="preserve">0.500</w:t>
+            </w:r>
+          </w:p>
+        </w:tc>
+        <w:tc>
+          <w:tcPr/>
+          <w:p>
+            <w:pPr>
+              <w:pStyle w:val="Compact"/>
+            </w:pPr>
+            <w:r>
+              <w:t xml:space="preserve">0.463</w:t>
+            </w:r>
+          </w:p>
+        </w:tc>
+      </w:tr>
+      <w:tr>
+        <w:tc>
+          <w:tcPr/>
+          <w:p>
+            <w:pPr>
+              <w:pStyle w:val="Compact"/>
+            </w:pPr>
+            <w:r>
+              <w:t xml:space="preserve">420</w:t>
+            </w:r>
+          </w:p>
+        </w:tc>
+        <w:tc>
+          <w:tcPr/>
+          <w:p>
+            <w:pPr>
+              <w:pStyle w:val="Compact"/>
+            </w:pPr>
+            <w:r>
+              <w:t xml:space="preserve">0.512</w:t>
+            </w:r>
+          </w:p>
+        </w:tc>
+        <w:tc>
+          <w:tcPr/>
+          <w:p>
+            <w:pPr>
+              <w:pStyle w:val="Compact"/>
+            </w:pPr>
+            <w:r>
+              <w:t xml:space="preserve">0.500</w:t>
+            </w:r>
+          </w:p>
+        </w:tc>
+        <w:tc>
+          <w:tcPr/>
+          <w:p>
+            <w:pPr>
+              <w:pStyle w:val="Compact"/>
+            </w:pPr>
+          </w:p>
+        </w:tc>
+        <w:tc>
+          <w:tcPr/>
+          <w:p>
+            <w:pPr>
+              <w:pStyle w:val="Compact"/>
+            </w:pPr>
+            <w:r>
+              <w:t xml:space="preserve">0.453</w:t>
+            </w:r>
+          </w:p>
+        </w:tc>
+      </w:tr>
+      <w:tr>
+        <w:tc>
+          <w:tcPr/>
+          <w:p>
+            <w:pPr>
+              <w:pStyle w:val="Compact"/>
+            </w:pPr>
+            <w:r>
+              <w:t xml:space="preserve">460</w:t>
+            </w:r>
+          </w:p>
+        </w:tc>
+        <w:tc>
+          <w:tcPr/>
+          <w:p>
+            <w:pPr>
+              <w:pStyle w:val="Compact"/>
+            </w:pPr>
+            <w:r>
+              <w:rPr>
+                <w:b/>
+                <w:bCs/>
+              </w:rPr>
+              <w:t xml:space="preserve">0.587</w:t>
+            </w:r>
+          </w:p>
+        </w:tc>
+        <w:tc>
+          <w:tcPr/>
+          <w:p>
+            <w:pPr>
+              <w:pStyle w:val="Compact"/>
+            </w:pPr>
+            <w:r>
+              <w:rPr>
+                <w:b/>
+                <w:bCs/>
+              </w:rPr>
+              <w:t xml:space="preserve">0.537</w:t>
+            </w:r>
+          </w:p>
+        </w:tc>
+        <w:tc>
+          <w:tcPr/>
+          <w:p>
+            <w:pPr>
+              <w:pStyle w:val="Compact"/>
+            </w:pPr>
+            <w:r>
+              <w:rPr>
+                <w:b/>
+                <w:bCs/>
+              </w:rPr>
+              <w:t xml:space="preserve">0.547</w:t>
+            </w:r>
+          </w:p>
+        </w:tc>
+        <w:tc>
+          <w:tcPr/>
+          <w:p>
+            <w:pPr>
+              <w:pStyle w:val="Compact"/>
+            </w:pPr>
+          </w:p>
+        </w:tc>
+      </w:tr>
+    </w:tbl>
+    <w:p>
+      <w:pPr>
+        <w:pStyle w:val="BodyText"/>
+      </w:pPr>
+      <w:r>
+        <w:t xml:space="preserve">Iterations 140, 300 and 420 are even with each other, while 460 beats all</w:t>
+      </w:r>
+      <w:r>
+        <w:t xml:space="preserve"> </w:t>
+      </w:r>
+      <w:r>
+        <w:t xml:space="preserve">three (41 wins, 9 losses in total). At learning rate 1e-3 the network kept</w:t>
+      </w:r>
+      <w:r>
+        <w:t xml:space="preserve"> </w:t>
+      </w:r>
+      <w:r>
+        <w:t xml:space="preserve">moving around one level of play; the lower rate let it settle. Further</w:t>
+      </w:r>
+      <w:r>
+        <w:t xml:space="preserve"> </w:t>
+      </w:r>
+      <w:r>
+        <w:t xml:space="preserve">stretches still helped, by smaller steps: iteration 500 scored 0.526 against</w:t>
+      </w:r>
+      <w:r>
+        <w:t xml:space="preserve"> </w:t>
+      </w:r>
+      <w:r>
+        <w:t xml:space="preserve">460 (8 wins, 3 losses), and iteration 560 scored 0.524 against 500 over 300</w:t>
+      </w:r>
+      <w:r>
+        <w:t xml:space="preserve"> </w:t>
+      </w:r>
+      <w:r>
+        <w:t xml:space="preserve">games (26 wins, 12 losses). Iteration 560 is the final model.</w:t>
+      </w:r>
+    </w:p>
+    <w:bookmarkEnd w:id="41"/>
+    <w:bookmarkStart w:id="45" w:name="long-run-benchmarks-of-the-final-model"/>
+    <w:p>
+      <w:pPr>
+        <w:pStyle w:val="Heading2"/>
+      </w:pPr>
+      <w:r>
+        <w:t xml:space="preserve">6.9 Long run: benchmarks of the final model</w:t>
+      </w:r>
+    </w:p>
+    <w:p>
+      <w:pPr>
+        <w:pStyle w:val="CaptionedFigure"/>
+      </w:pPr>
+      <w:r>
+        <w:drawing>
+          <wp:inline>
+            <wp:extent cx="5334000" cy="2963333"/>
+            <wp:effectExtent b="0" l="0" r="0" t="0"/>
+            <wp:docPr descr="Benchmark score of long-run checkpoints against random, untrained and greedy-capture players, 100 games per point." title="" id="43" name="Picture"/>
+            <a:graphic>
+              <a:graphicData uri="http://schemas.openxmlformats.org/drawingml/2006/picture">
+                <pic:pic>
+                  <pic:nvPicPr>
+                    <pic:cNvPr descr="../results/benchmark_curve_long.png" id="44" name="Picture"/>
+                    <pic:cNvPicPr>
+                      <a:picLocks noChangeArrowheads="1" noChangeAspect="1"/>
+                    </pic:cNvPicPr>
+                  </pic:nvPicPr>
+                  <pic:blipFill>
+                    <a:blip r:embed="rId42"/>
+                    <a:stretch>
+                      <a:fillRect/>
+                    </a:stretch>
+                  </pic:blipFill>
+                  <pic:spPr bwMode="auto">
+                    <a:xfrm>
+                      <a:off x="0" y="0"/>
+                      <a:ext cx="5334000" cy="2963333"/>
+                    </a:xfrm>
+                    <a:prstGeom prst="rect">
+                      <a:avLst/>
+                    </a:prstGeom>
+                    <a:noFill/>
+                    <a:ln w="9525">
+                      <a:noFill/>
+                      <a:headEnd/>
+                      <a:tailEnd/>
+                    </a:ln>
+                  </pic:spPr>
+                </pic:pic>
+              </a:graphicData>
+            </a:graphic>
+          </wp:inline>
+        </w:drawing>
+      </w:r>
+    </w:p>
+    <w:p>
+      <w:pPr>
+        <w:pStyle w:val="ImageCaption"/>
+      </w:pPr>
+      <w:r>
+        <w:t xml:space="preserve">Benchmark score of long-run checkpoints against random, untrained and greedy-capture players, 100 games per point.</w:t>
+      </w:r>
+    </w:p>
+    <w:tbl>
+      <w:tblPr>
+        <w:tblStyle w:val="Table"/>
+        <w:tblW w:type="pct" w:w="5000"/>
+        <w:tblLayout w:type="fixed"/>
+        <w:tblLook w:firstRow="1" w:lastRow="0" w:firstColumn="0" w:lastColumn="0" w:noHBand="0" w:noVBand="0" w:val="0020"/>
+      </w:tblPr>
+      <w:tblGrid>
+        <w:gridCol w:w="1980"/>
+        <w:gridCol w:w="1980"/>
+        <w:gridCol w:w="1980"/>
+        <w:gridCol w:w="1980"/>
+      </w:tblGrid>
+      <w:tr>
+        <w:trPr>
+          <w:tblHeader w:val="on"/>
+        </w:trPr>
+        <w:tc>
+          <w:tcPr/>
+          <w:p>
+            <w:pPr>
+              <w:pStyle w:val="Compact"/>
+            </w:pPr>
+            <w:r>
+              <w:t xml:space="preserve">Iteration</w:t>
+            </w:r>
+          </w:p>
+        </w:tc>
+        <w:tc>
+          <w:tcPr/>
+          <w:p>
+            <w:pPr>
+              <w:pStyle w:val="Compact"/>
+            </w:pPr>
+            <w:r>
+              <w:t xml:space="preserve">vs random</w:t>
+            </w:r>
+          </w:p>
+        </w:tc>
+        <w:tc>
+          <w:tcPr/>
+          <w:p>
+            <w:pPr>
+              <w:pStyle w:val="Compact"/>
+            </w:pPr>
+            <w:r>
+              <w:t xml:space="preserve">vs untrained</w:t>
+            </w:r>
+          </w:p>
+        </w:tc>
+        <w:tc>
+          <w:tcPr/>
+          <w:p>
+            <w:pPr>
+              <w:pStyle w:val="Compact"/>
+            </w:pPr>
+            <w:r>
+              <w:t xml:space="preserve">vs greedy-capture</w:t>
+            </w:r>
+          </w:p>
+        </w:tc>
+      </w:tr>
+      <w:tr>
+        <w:tc>
+          <w:tcPr/>
+          <w:p>
+            <w:pPr>
+              <w:pStyle w:val="Compact"/>
+            </w:pPr>
+            <w:r>
+              <w:t xml:space="preserve">20 (final B)</w:t>
+            </w:r>
+          </w:p>
+        </w:tc>
+        <w:tc>
+          <w:tcPr/>
+          <w:p>
+            <w:pPr>
+              <w:pStyle w:val="Compact"/>
+            </w:pPr>
+            <w:r>
+              <w:t xml:space="preserve">4 W, 6 L: 0.489</w:t>
+            </w:r>
+          </w:p>
+        </w:tc>
+        <w:tc>
+          <w:tcPr/>
+          <w:p>
+            <w:pPr>
+              <w:pStyle w:val="Compact"/>
+            </w:pPr>
+            <w:r>
+              <w:t xml:space="preserve">4 W, 18 L: 0.419</w:t>
+            </w:r>
+          </w:p>
+        </w:tc>
+        <w:tc>
+          <w:tcPr/>
+          <w:p>
+            <w:pPr>
+              <w:pStyle w:val="Compact"/>
+            </w:pPr>
+            <w:r>
+              <w:t xml:space="preserve">0 W, 6 L: 0.469</w:t>
+            </w:r>
+          </w:p>
+        </w:tc>
+      </w:tr>
+      <w:tr>
+        <w:tc>
+          <w:tcPr/>
+          <w:p>
+            <w:pPr>
+              <w:pStyle w:val="Compact"/>
+            </w:pPr>
+            <w:r>
+              <w:t xml:space="preserve">100</w:t>
+            </w:r>
+          </w:p>
+        </w:tc>
+        <w:tc>
+          <w:tcPr/>
+          <w:p>
+            <w:pPr>
+              <w:pStyle w:val="Compact"/>
+            </w:pPr>
+            <w:r>
+              <w:t xml:space="preserve">6 W, 1 L: 0.525</w:t>
+            </w:r>
+          </w:p>
+        </w:tc>
+        <w:tc>
+          <w:tcPr/>
+          <w:p>
+            <w:pPr>
+              <w:pStyle w:val="Compact"/>
+            </w:pPr>
+            <w:r>
+              <w:t xml:space="preserve">7 W, 9 L: 0.487</w:t>
+            </w:r>
+          </w:p>
+        </w:tc>
+        <w:tc>
+          <w:tcPr/>
+          <w:p>
+            <w:pPr>
+              <w:pStyle w:val="Compact"/>
+            </w:pPr>
+            <w:r>
+              <w:t xml:space="preserve">1 W, 2 L: 0.495</w:t>
+            </w:r>
+          </w:p>
+        </w:tc>
+      </w:tr>
+      <w:tr>
+        <w:tc>
+          <w:tcPr/>
+          <w:p>
+            <w:pPr>
+              <w:pStyle w:val="Compact"/>
+            </w:pPr>
+            <w:r>
+              <w:t xml:space="preserve">220</w:t>
+            </w:r>
+          </w:p>
+        </w:tc>
+        <w:tc>
+          <w:tcPr/>
+          <w:p>
+            <w:pPr>
+              <w:pStyle w:val="Compact"/>
+            </w:pPr>
+            <w:r>
+              <w:t xml:space="preserve">15 W, 2 L: 0.566</w:t>
+            </w:r>
+          </w:p>
+        </w:tc>
+        <w:tc>
+          <w:tcPr/>
+          <w:p>
+            <w:pPr>
+              <w:pStyle w:val="Compact"/>
+            </w:pPr>
+            <w:r>
+              <w:t xml:space="preserve">23 W, 13 L: 0.560</w:t>
+            </w:r>
+          </w:p>
+        </w:tc>
+        <w:tc>
+          <w:tcPr/>
+          <w:p>
+            <w:pPr>
+              <w:pStyle w:val="Compact"/>
+            </w:pPr>
+            <w:r>
+              <w:t xml:space="preserve">0 W, 0 L: 0.500</w:t>
+            </w:r>
+          </w:p>
+        </w:tc>
+      </w:tr>
+      <w:tr>
+        <w:tc>
+          <w:tcPr/>
+          <w:p>
+            <w:pPr>
+              <w:pStyle w:val="Compact"/>
+            </w:pPr>
+            <w:r>
+              <w:t xml:space="preserve">420</w:t>
+            </w:r>
+          </w:p>
+        </w:tc>
+        <w:tc>
+          <w:tcPr/>
+          <w:p>
+            <w:pPr>
+              <w:pStyle w:val="Compact"/>
+            </w:pPr>
+            <w:r>
+              <w:t xml:space="preserve">10 W, 2 L: 0.540</w:t>
+            </w:r>
+          </w:p>
+        </w:tc>
+        <w:tc>
+          <w:tcPr/>
+          <w:p>
+            <w:pPr>
+              <w:pStyle w:val="Compact"/>
+            </w:pPr>
+            <w:r>
+              <w:t xml:space="preserve">13 W, 8 L: 0.533</w:t>
+            </w:r>
+          </w:p>
+        </w:tc>
+        <w:tc>
+          <w:tcPr/>
+          <w:p>
+            <w:pPr>
+              <w:pStyle w:val="Compact"/>
+            </w:pPr>
+            <w:r>
+              <w:t xml:space="preserve">1 W, 5 L: 0.480</w:t>
+            </w:r>
+          </w:p>
+        </w:tc>
+      </w:tr>
+      <w:tr>
+        <w:tc>
+          <w:tcPr/>
+          <w:p>
+            <w:pPr>
+              <w:pStyle w:val="Compact"/>
+            </w:pPr>
+            <w:r>
+              <w:rPr>
+                <w:b/>
+                <w:bCs/>
+              </w:rPr>
+              <w:t xml:space="preserve">560 (final)</w:t>
+            </w:r>
+          </w:p>
+        </w:tc>
+        <w:tc>
+          <w:tcPr/>
+          <w:p>
+            <w:pPr>
+              <w:pStyle w:val="Compact"/>
+            </w:pPr>
+            <w:r>
+              <w:rPr>
+                <w:b/>
+                <w:bCs/>
+              </w:rPr>
+              <w:t xml:space="preserve">16 W, 0 L: 0.581</w:t>
+            </w:r>
+          </w:p>
+        </w:tc>
+        <w:tc>
+          <w:tcPr/>
+          <w:p>
+            <w:pPr>
+              <w:pStyle w:val="Compact"/>
+            </w:pPr>
+            <w:r>
+              <w:rPr>
+                <w:b/>
+                <w:bCs/>
+              </w:rPr>
+              <w:t xml:space="preserve">17 W, 4 L: 0.572</w:t>
+            </w:r>
+          </w:p>
+        </w:tc>
+        <w:tc>
+          <w:tcPr/>
+          <w:p>
+            <w:pPr>
+              <w:pStyle w:val="Compact"/>
+            </w:pPr>
+            <w:r>
+              <w:rPr>
+                <w:b/>
+                <w:bCs/>
+              </w:rPr>
+              <w:t xml:space="preserve">0 W, 1 L: 0.495</w:t>
+            </w:r>
+          </w:p>
+        </w:tc>
+      </w:tr>
+    </w:tbl>
+    <w:p>
+      <w:pPr>
+        <w:pStyle w:val="BodyText"/>
+      </w:pPr>
+      <w:r>
+        <w:t xml:space="preserve">The final model beats random play and the untrained network and almost never</w:t>
+      </w:r>
+      <w:r>
+        <w:t xml:space="preserve"> </w:t>
+      </w:r>
+      <w:r>
+        <w:t xml:space="preserve">loses to them, where final B lost more than it won. Against greedy capture,</w:t>
+      </w:r>
+      <w:r>
+        <w:t xml:space="preserve"> </w:t>
+      </w:r>
+      <w:r>
+        <w:t xml:space="preserve">99 of 100 games were drawn.</w:t>
+      </w:r>
+    </w:p>
+    <w:p>
+      <w:pPr>
+        <w:pStyle w:val="BodyText"/>
+      </w:pPr>
+      <w:r>
+        <w:t xml:space="preserve">How the final model’s games end, 30 games each:</w:t>
+      </w:r>
+    </w:p>
+    <w:tbl>
+      <w:tblPr>
+        <w:tblStyle w:val="Table"/>
+        <w:tblW w:type="auto" w:w="0"/>
+        <w:tblLook w:firstRow="1" w:lastRow="0" w:firstColumn="0" w:lastColumn="0" w:noHBand="0" w:noVBand="0" w:val="0020"/>
+      </w:tblPr>
+      <w:tblGrid>
+        <w:gridCol w:w="2640"/>
+        <w:gridCol w:w="2640"/>
+        <w:gridCol w:w="2640"/>
+      </w:tblGrid>
+      <w:tr>
+        <w:trPr>
+          <w:tblHeader w:val="on"/>
+        </w:trPr>
+        <w:tc>
+          <w:tcPr/>
+          <w:p>
+            <w:pPr>
+              <w:pStyle w:val="Compact"/>
+            </w:pPr>
+            <w:r>
+              <w:t xml:space="preserve">Ending</w:t>
+            </w:r>
+          </w:p>
+        </w:tc>
+        <w:tc>
+          <w:tcPr/>
+          <w:p>
+            <w:pPr>
+              <w:pStyle w:val="Compact"/>
+            </w:pPr>
+            <w:r>
+              <w:t xml:space="preserve">vs random</w:t>
+            </w:r>
+          </w:p>
+        </w:tc>
+        <w:tc>
+          <w:tcPr/>
+          <w:p>
+            <w:pPr>
+              <w:pStyle w:val="Compact"/>
+            </w:pPr>
+            <w:r>
+              <w:t xml:space="preserve">vs greedy-capture</w:t>
+            </w:r>
+          </w:p>
+        </w:tc>
+      </w:tr>
+      <w:tr>
+        <w:tc>
+          <w:tcPr/>
+          <w:p>
+            <w:pPr>
+              <w:pStyle w:val="Compact"/>
+            </w:pPr>
+            <w:r>
+              <w:t xml:space="preserve">Checkmate</w:t>
+            </w:r>
+          </w:p>
+        </w:tc>
+        <w:tc>
+          <w:tcPr/>
+          <w:p>
+            <w:pPr>
+              <w:pStyle w:val="Compact"/>
+            </w:pPr>
+            <w:r>
+              <w:t xml:space="preserve">3</w:t>
+            </w:r>
+          </w:p>
+        </w:tc>
+        <w:tc>
+          <w:tcPr/>
+          <w:p>
+            <w:pPr>
+              <w:pStyle w:val="Compact"/>
+            </w:pPr>
+            <w:r>
+              <w:t xml:space="preserve">1</w:t>
+            </w:r>
+          </w:p>
+        </w:tc>
+      </w:tr>
+      <w:tr>
+        <w:tc>
+          <w:tcPr/>
+          <w:p>
+            <w:pPr>
+              <w:pStyle w:val="Compact"/>
+            </w:pPr>
+            <w:r>
+              <w:t xml:space="preserve">Stalemate</w:t>
+            </w:r>
+          </w:p>
+        </w:tc>
+        <w:tc>
+          <w:tcPr/>
+          <w:p>
+            <w:pPr>
+              <w:pStyle w:val="Compact"/>
+            </w:pPr>
+            <w:r>
+              <w:t xml:space="preserve">0</w:t>
+            </w:r>
+          </w:p>
+        </w:tc>
+        <w:tc>
+          <w:tcPr/>
+          <w:p>
+            <w:pPr>
+              <w:pStyle w:val="Compact"/>
+            </w:pPr>
+            <w:r>
+              <w:t xml:space="preserve">2</w:t>
+            </w:r>
+          </w:p>
+        </w:tc>
+      </w:tr>
+      <w:tr>
+        <w:tc>
+          <w:tcPr/>
+          <w:p>
+            <w:pPr>
+              <w:pStyle w:val="Compact"/>
+            </w:pPr>
+            <w:r>
+              <w:t xml:space="preserve">No-progress rule</w:t>
+            </w:r>
+          </w:p>
+        </w:tc>
+        <w:tc>
+          <w:tcPr/>
+          <w:p>
+            <w:pPr>
+              <w:pStyle w:val="Compact"/>
+            </w:pPr>
+            <w:r>
+              <w:t xml:space="preserve">12</w:t>
+            </w:r>
+          </w:p>
+        </w:tc>
+        <w:tc>
+          <w:tcPr/>
+          <w:p>
+            <w:pPr>
+              <w:pStyle w:val="Compact"/>
+            </w:pPr>
+            <w:r>
+              <w:t xml:space="preserve">27</w:t>
+            </w:r>
+          </w:p>
+        </w:tc>
+      </w:tr>
+      <w:tr>
+        <w:tc>
+          <w:tcPr/>
+          <w:p>
+            <w:pPr>
+              <w:pStyle w:val="Compact"/>
+            </w:pPr>
+            <w:r>
+              <w:t xml:space="preserve">Threefold repetition</w:t>
+            </w:r>
+          </w:p>
+        </w:tc>
+        <w:tc>
+          <w:tcPr/>
+          <w:p>
+            <w:pPr>
+              <w:pStyle w:val="Compact"/>
+            </w:pPr>
+            <w:r>
+              <w:t xml:space="preserve">14</w:t>
+            </w:r>
+          </w:p>
+        </w:tc>
+        <w:tc>
+          <w:tcPr/>
+          <w:p>
+            <w:pPr>
+              <w:pStyle w:val="Compact"/>
+            </w:pPr>
+            <w:r>
+              <w:t xml:space="preserve">0</w:t>
+            </w:r>
+          </w:p>
+        </w:tc>
+      </w:tr>
+      <w:tr>
+        <w:tc>
+          <w:tcPr/>
+          <w:p>
+            <w:pPr>
+              <w:pStyle w:val="Compact"/>
+            </w:pPr>
+            <w:r>
+              <w:t xml:space="preserve">800-ply cap</w:t>
+            </w:r>
+          </w:p>
+        </w:tc>
+        <w:tc>
+          <w:tcPr/>
+          <w:p>
+            <w:pPr>
+              <w:pStyle w:val="Compact"/>
+            </w:pPr>
+            <w:r>
+              <w:t xml:space="preserve">1</w:t>
+            </w:r>
+          </w:p>
+        </w:tc>
+        <w:tc>
+          <w:tcPr/>
+          <w:p>
+            <w:pPr>
+              <w:pStyle w:val="Compact"/>
+            </w:pPr>
+            <w:r>
+              <w:t xml:space="preserve">0</w:t>
+            </w:r>
+          </w:p>
+        </w:tc>
+      </w:tr>
+    </w:tbl>
+    <w:p>
+      <w:pPr>
+        <w:pStyle w:val="BodyText"/>
+      </w:pPr>
+      <w:r>
+        <w:t xml:space="preserve">The agent no longer gives material away, but it rarely turns an advantage into</w:t>
+      </w:r>
+      <w:r>
+        <w:t xml:space="preserve"> </w:t>
+      </w:r>
+      <w:r>
+        <w:t xml:space="preserve">checkmate. Against random most games end by the no-progress rule or by</w:t>
+      </w:r>
+      <w:r>
+        <w:t xml:space="preserve"> </w:t>
+      </w:r>
+      <w:r>
+        <w:t xml:space="preserve">repetitions that the random player causes (our agent avoids them).</w:t>
+      </w:r>
+    </w:p>
+    <w:bookmarkEnd w:id="45"/>
+    <w:bookmarkStart w:id="46" w:name="a-larger-network"/>
+    <w:p>
+      <w:pPr>
+        <w:pStyle w:val="Heading2"/>
+      </w:pPr>
+      <w:r>
+        <w:t xml:space="preserve">6.10 A larger network</w:t>
+      </w:r>
+    </w:p>
+    <w:tbl>
+      <w:tblPr>
+        <w:tblStyle w:val="Table"/>
+        <w:tblW w:type="pct" w:w="5000"/>
+        <w:tblLayout w:type="fixed"/>
+        <w:tblLook w:firstRow="1" w:lastRow="0" w:firstColumn="0" w:lastColumn="0" w:noHBand="0" w:noVBand="0" w:val="0020"/>
+      </w:tblPr>
+      <w:tblGrid>
+        <w:gridCol w:w="1980"/>
+        <w:gridCol w:w="1980"/>
+        <w:gridCol w:w="1980"/>
+        <w:gridCol w:w="1980"/>
+      </w:tblGrid>
+      <w:tr>
+        <w:trPr>
+          <w:tblHeader w:val="on"/>
+        </w:trPr>
+        <w:tc>
+          <w:tcPr/>
+          <w:p>
+            <w:pPr>
+              <w:pStyle w:val="Compact"/>
+            </w:pPr>
+            <w:r>
+              <w:t xml:space="preserve">Match (100 games)</w:t>
+            </w:r>
+          </w:p>
+        </w:tc>
+        <w:tc>
+          <w:tcPr/>
+          <w:p>
+            <w:pPr>
+              <w:pStyle w:val="Compact"/>
+            </w:pPr>
+            <w:r>
+              <w:t xml:space="preserve">Wins</w:t>
+            </w:r>
+          </w:p>
+        </w:tc>
+        <w:tc>
+          <w:tcPr/>
+          <w:p>
+            <w:pPr>
+              <w:pStyle w:val="Compact"/>
+            </w:pPr>
+            <w:r>
+              <w:t xml:space="preserve">Losses</w:t>
+            </w:r>
+          </w:p>
+        </w:tc>
+        <w:tc>
+          <w:tcPr/>
+          <w:p>
+            <w:pPr>
+              <w:pStyle w:val="Compact"/>
+            </w:pPr>
+            <w:r>
+              <w:t xml:space="preserve">Score</w:t>
+            </w:r>
+          </w:p>
+        </w:tc>
+      </w:tr>
+      <w:tr>
+        <w:tc>
+          <w:tcPr/>
+          <w:p>
+            <w:pPr>
+              <w:pStyle w:val="Compact"/>
+            </w:pPr>
+            <w:r>
+              <w:t xml:space="preserve">6 x 128 iteration 30 vs 4 x 64 iteration 460</w:t>
+            </w:r>
+          </w:p>
+        </w:tc>
+        <w:tc>
+          <w:tcPr/>
+          <w:p>
+            <w:pPr>
+              <w:pStyle w:val="Compact"/>
+            </w:pPr>
+            <w:r>
+              <w:t xml:space="preserve">4</w:t>
+            </w:r>
+          </w:p>
+        </w:tc>
+        <w:tc>
+          <w:tcPr/>
+          <w:p>
+            <w:pPr>
+              <w:pStyle w:val="Compact"/>
+            </w:pPr>
+            <w:r>
+              <w:t xml:space="preserve">21</w:t>
+            </w:r>
+          </w:p>
+        </w:tc>
+        <w:tc>
+          <w:tcPr/>
+          <w:p>
+            <w:pPr>
+              <w:pStyle w:val="Compact"/>
+            </w:pPr>
+            <w:r>
+              <w:t xml:space="preserve">0.411 +/- 0.048</w:t>
+            </w:r>
+          </w:p>
+        </w:tc>
+      </w:tr>
+      <w:tr>
+        <w:tc>
+          <w:tcPr/>
+          <w:p>
+            <w:pPr>
+              <w:pStyle w:val="Compact"/>
+            </w:pPr>
+            <w:r>
+              <w:t xml:space="preserve">6 x 128 iteration 60 vs 4 x 64 iteration 460</w:t>
+            </w:r>
+          </w:p>
+        </w:tc>
+        <w:tc>
+          <w:tcPr/>
+          <w:p>
+            <w:pPr>
+              <w:pStyle w:val="Compact"/>
+            </w:pPr>
+            <w:r>
+              <w:t xml:space="preserve">3</w:t>
+            </w:r>
+          </w:p>
+        </w:tc>
+        <w:tc>
+          <w:tcPr/>
+          <w:p>
+            <w:pPr>
+              <w:pStyle w:val="Compact"/>
+            </w:pPr>
+            <w:r>
+              <w:t xml:space="preserve">17</w:t>
+            </w:r>
+          </w:p>
+        </w:tc>
+        <w:tc>
+          <w:tcPr/>
+          <w:p>
+            <w:pPr>
+              <w:pStyle w:val="Compact"/>
+            </w:pPr>
+            <w:r>
+              <w:t xml:space="preserve">0.427 +/- 0.043</w:t>
+            </w:r>
+          </w:p>
+        </w:tc>
+      </w:tr>
+      <w:tr>
+        <w:tc>
+          <w:tcPr/>
+          <w:p>
+            <w:pPr>
+              <w:pStyle w:val="Compact"/>
+            </w:pPr>
+            <w:r>
+              <w:t xml:space="preserve">6 x 128 iteration 60 vs 4 x 64 iteration 420</w:t>
+            </w:r>
+          </w:p>
+        </w:tc>
+        <w:tc>
+          <w:tcPr/>
+          <w:p>
+            <w:pPr>
+              <w:pStyle w:val="Compact"/>
+            </w:pPr>
+            <w:r>
+              <w:t xml:space="preserve">8</w:t>
+            </w:r>
+          </w:p>
+        </w:tc>
+        <w:tc>
+          <w:tcPr/>
+          <w:p>
+            <w:pPr>
+              <w:pStyle w:val="Compact"/>
+            </w:pPr>
+            <w:r>
+              <w:t xml:space="preserve">14</w:t>
+            </w:r>
+          </w:p>
+        </w:tc>
+        <w:tc>
+          <w:tcPr/>
+          <w:p>
+            <w:pPr>
+              <w:pStyle w:val="Compact"/>
+            </w:pPr>
+            <w:r>
+              <w:t xml:space="preserve">0.468 +/- 0.049</w:t>
+            </w:r>
+          </w:p>
+        </w:tc>
+      </w:tr>
+    </w:tbl>
+    <w:p>
+      <w:pPr>
+        <w:pStyle w:val="BodyText"/>
+      </w:pPr>
+      <w:r>
+        <w:t xml:space="preserve">Each iteration of the larger network took about 25 to 30 minutes instead of</w:t>
+      </w:r>
+      <w:r>
+        <w:t xml:space="preserve"> </w:t>
+      </w:r>
+      <w:r>
+        <w:t xml:space="preserve">about 9. After 61 iterations (about 31 hours) it was still behind and</w:t>
+      </w:r>
+      <w:r>
+        <w:t xml:space="preserve"> </w:t>
+      </w:r>
+      <w:r>
+        <w:t xml:space="preserve">improving slowly, so we stopped it and used the time for the lower learning</w:t>
+      </w:r>
+      <w:r>
+        <w:t xml:space="preserve"> </w:t>
+      </w:r>
+      <w:r>
+        <w:t xml:space="preserve">rate instead. With more compute it might overtake the smaller network; we</w:t>
+      </w:r>
+      <w:r>
+        <w:t xml:space="preserve"> </w:t>
+      </w:r>
+      <w:r>
+        <w:t xml:space="preserve">could not test that.</w:t>
+      </w:r>
+    </w:p>
+    <w:bookmarkEnd w:id="46"/>
+    <w:bookmarkStart w:id="50" w:name="X7e697f50ae1dd5e44c97332acfdfba23be11cde"/>
+    <w:p>
+      <w:pPr>
+        <w:pStyle w:val="Heading2"/>
+      </w:pPr>
+      <w:r>
+        <w:t xml:space="preserve">6.11 Exploratory runs (outside the course constraints)</w:t>
+      </w:r>
+    </w:p>
+    <w:p>
+      <w:pPr>
+        <w:pStyle w:val="FirstParagraph"/>
+      </w:pPr>
+      <w:r>
+        <w:t xml:space="preserve">We ran two short experiments that break the constraints, to test the</w:t>
+      </w:r>
+      <w:r>
+        <w:t xml:space="preserve"> </w:t>
+      </w:r>
+      <w:r>
+        <w:t xml:space="preserve">diagnosis below. They are not the final agent.</w:t>
+      </w:r>
+    </w:p>
+    <w:p>
+      <w:pPr>
+        <w:pStyle w:val="Compact"/>
+        <w:numPr>
+          <w:ilvl w:val="0"/>
+          <w:numId w:val="1005"/>
+        </w:numPr>
+      </w:pPr>
+      <w:r>
+        <w:rPr>
+          <w:b/>
+          <w:bCs/>
+        </w:rPr>
+        <w:t xml:space="preserve">Material value targets</w:t>
+      </w:r>
+      <w:r>
+        <w:t xml:space="preserve"> </w:t>
+      </w:r>
+      <w:r>
+        <w:t xml:space="preserve">(30 simulations, 10 x 10 games): drawn games get a</w:t>
+      </w:r>
+      <w:r>
+        <w:t xml:space="preserve"> </w:t>
+      </w:r>
+      <w:r>
+        <w:t xml:space="preserve">value target from the final material balance, which uses piece values. The</w:t>
+      </w:r>
+      <w:r>
+        <w:t xml:space="preserve"> </w:t>
+      </w:r>
+      <w:r>
+        <w:t xml:space="preserve">value head did learn material (correlation +0.45 with the material balance,</w:t>
+      </w:r>
+      <w:r>
+        <w:t xml:space="preserve"> </w:t>
+      </w:r>
+      <w:r>
+        <w:t xml:space="preserve">against +0.07 in run 1), but strength did not improve (0.474 and 0.469</w:t>
+      </w:r>
+      <w:r>
+        <w:t xml:space="preserve"> </w:t>
+      </w:r>
+      <w:r>
+        <w:t xml:space="preserve">against untrained at iterations 5 and 10).</w:t>
+      </w:r>
+    </w:p>
+    <w:p>
+      <w:pPr>
+        <w:pStyle w:val="Compact"/>
+        <w:numPr>
+          <w:ilvl w:val="0"/>
+          <w:numId w:val="1005"/>
+        </w:numPr>
+      </w:pPr>
+      <w:r>
+        <w:rPr>
+          <w:b/>
+          <w:bCs/>
+        </w:rPr>
+        <w:t xml:space="preserve">100 simulations per move</w:t>
+      </w:r>
+      <w:r>
+        <w:t xml:space="preserve"> </w:t>
+      </w:r>
+      <w:r>
+        <w:t xml:space="preserve">(10 x 10 games, also with material targets):</w:t>
+      </w:r>
+      <w:r>
+        <w:t xml:space="preserve"> </w:t>
+      </w:r>
+      <w:r>
+        <w:t xml:space="preserve">decisive games peaked at 60% in iteration 3, but strength against untrained</w:t>
+      </w:r>
+      <w:r>
+        <w:t xml:space="preserve"> </w:t>
+      </w:r>
+      <w:r>
+        <w:t xml:space="preserve">was 0.421 at iteration 5 and 0.346 at iteration 10.</w:t>
+      </w:r>
+    </w:p>
+    <w:p>
+      <w:pPr>
+        <w:pStyle w:val="CaptionedFigure"/>
+      </w:pPr>
+      <w:r>
+        <w:drawing>
+          <wp:inline>
+            <wp:extent cx="5334000" cy="3394363"/>
+            <wp:effectExtent b="0" l="0" r="0" t="0"/>
+            <wp:docPr descr="Exploratory runs: loss, decisive share and game length." title="" id="48" name="Picture"/>
+            <a:graphic>
+              <a:graphicData uri="http://schemas.openxmlformats.org/drawingml/2006/picture">
+                <pic:pic>
+                  <pic:nvPicPr>
+                    <pic:cNvPr descr="../results/training_curves_exploratory.png" id="49" name="Picture"/>
+                    <pic:cNvPicPr>
+                      <a:picLocks noChangeArrowheads="1" noChangeAspect="1"/>
+                    </pic:cNvPicPr>
+                  </pic:nvPicPr>
+                  <pic:blipFill>
+                    <a:blip r:embed="rId47"/>
+                    <a:stretch>
+                      <a:fillRect/>
+                    </a:stretch>
+                  </pic:blipFill>
+                  <pic:spPr bwMode="auto">
+                    <a:xfrm>
+                      <a:off x="0" y="0"/>
+                      <a:ext cx="5334000" cy="3394363"/>
+                    </a:xfrm>
+                    <a:prstGeom prst="rect">
+                      <a:avLst/>
+                    </a:prstGeom>
+                    <a:noFill/>
+                    <a:ln w="9525">
+                      <a:noFill/>
+                      <a:headEnd/>
+                      <a:tailEnd/>
+                    </a:ln>
+                  </pic:spPr>
+                </pic:pic>
+              </a:graphicData>
+            </a:graphic>
+          </wp:inline>
+        </w:drawing>
+      </w:r>
+    </w:p>
+    <w:p>
+      <w:pPr>
+        <w:pStyle w:val="ImageCaption"/>
+      </w:pPr>
+      <w:r>
         <w:t xml:space="preserve">Exploratory runs: loss, decisive share and game length.</w:t>
       </w:r>
     </w:p>
-    <w:bookmarkEnd w:id="38"/>
-    <w:bookmarkEnd w:id="39"/>
-    <w:bookmarkStart w:id="40" w:name="discussion"/>
+    <w:bookmarkEnd w:id="50"/>
+    <w:bookmarkEnd w:id="51"/>
+    <w:bookmarkStart w:id="52" w:name="discussion"/>
     <w:p>
       <w:pPr>
         <w:pStyle w:val="Heading1"/>
@@ -3931,25 +6443,35 @@
         <w:pStyle w:val="FirstParagraph"/>
       </w:pPr>
       <w:r>
-        <w:t xml:space="preserve">We first checked for a bug. The tests confirm the value targets have the right</w:t>
-      </w:r>
-      <w:r>
-        <w:t xml:space="preserve"> </w:t>
-      </w:r>
-      <w:r>
-        <w:t xml:space="preserve">sign for both colors, the policy targets match the visit counts, and the</w:t>
-      </w:r>
-      <w:r>
-        <w:t xml:space="preserve"> </w:t>
-      </w:r>
-      <w:r>
-        <w:t xml:space="preserve">encoding and actions agree for Black, so we believe the result reflects the</w:t>
-      </w:r>
-      <w:r>
-        <w:t xml:space="preserve"> </w:t>
-      </w:r>
-      <w:r>
-        <w:t xml:space="preserve">method at this scale, not an error. Three causes stand out:</w:t>
+        <w:rPr>
+          <w:b/>
+          <w:bCs/>
+        </w:rPr>
+        <w:t xml:space="preserve">The first runs.</w:t>
+      </w:r>
+      <w:r>
+        <w:t xml:space="preserve"> </w:t>
+      </w:r>
+      <w:r>
+        <w:t xml:space="preserve">We first checked for a bug. The tests confirm the value</w:t>
+      </w:r>
+      <w:r>
+        <w:t xml:space="preserve"> </w:t>
+      </w:r>
+      <w:r>
+        <w:t xml:space="preserve">targets have the right sign for both colors, the policy targets match the visit</w:t>
+      </w:r>
+      <w:r>
+        <w:t xml:space="preserve"> </w:t>
+      </w:r>
+      <w:r>
+        <w:t xml:space="preserve">counts, and the encoding and actions agree for Black, so we believe the result</w:t>
+      </w:r>
+      <w:r>
+        <w:t xml:space="preserve"> </w:t>
+      </w:r>
+      <w:r>
+        <w:t xml:space="preserve">reflected the method at that scale, not an error. Three causes stood out:</w:t>
       </w:r>
     </w:p>
     <w:p>
@@ -4091,23 +6613,101 @@
         <w:pStyle w:val="BodyText"/>
       </w:pPr>
       <w:r>
-        <w:t xml:space="preserve">The exploratory runs suggest that a better value signal alone is not enough at</w:t>
-      </w:r>
-      <w:r>
-        <w:t xml:space="preserve"> </w:t>
-      </w:r>
-      <w:r>
-        <w:t xml:space="preserve">this scale: the value head learned material, but 30 to 100 simulations with a</w:t>
-      </w:r>
-      <w:r>
-        <w:t xml:space="preserve"> </w:t>
-      </w:r>
-      <w:r>
-        <w:t xml:space="preserve">weak policy still did not produce stronger play in 100 games.</w:t>
-      </w:r>
-    </w:p>
-    <w:bookmarkEnd w:id="40"/>
-    <w:bookmarkStart w:id="41" w:name="limitations-and-future-work"/>
+        <w:t xml:space="preserve">The exploratory runs suggested that a better value signal alone is not enough</w:t>
+      </w:r>
+      <w:r>
+        <w:t xml:space="preserve"> </w:t>
+      </w:r>
+      <w:r>
+        <w:t xml:space="preserve">at that scale: the value head learned material, but 30 to 100 simulations with</w:t>
+      </w:r>
+      <w:r>
+        <w:t xml:space="preserve"> </w:t>
+      </w:r>
+      <w:r>
+        <w:t xml:space="preserve">a weak policy still did not produce stronger play in 100 games.</w:t>
+      </w:r>
+    </w:p>
+    <w:p>
+      <w:pPr>
+        <w:pStyle w:val="BodyText"/>
+      </w:pPr>
+      <w:r>
+        <w:rPr>
+          <w:b/>
+          <w:bCs/>
+        </w:rPr>
+        <w:t xml:space="preserve">The long run confirms the first cause.</w:t>
+      </w:r>
+      <w:r>
+        <w:t xml:space="preserve"> </w:t>
+      </w:r>
+      <w:r>
+        <w:t xml:space="preserve">With 135 times as many games and</w:t>
+      </w:r>
+      <w:r>
+        <w:t xml:space="preserve"> </w:t>
+      </w:r>
+      <w:r>
+        <w:t xml:space="preserve">nothing else changed in the method, the agent became clearly stronger than its</w:t>
+      </w:r>
+      <w:r>
+        <w:t xml:space="preserve"> </w:t>
+      </w:r>
+      <w:r>
+        <w:t xml:space="preserve">starting point and than random and untrained play (Sections 6.7 and 6.9). Two</w:t>
+      </w:r>
+      <w:r>
+        <w:t xml:space="preserve"> </w:t>
+      </w:r>
+      <w:r>
+        <w:t xml:space="preserve">lessons stand out. First, most of the gain came early, and at a fixed learning</w:t>
+      </w:r>
+      <w:r>
+        <w:t xml:space="preserve"> </w:t>
+      </w:r>
+      <w:r>
+        <w:t xml:space="preserve">rate of 1e-3 the network then moved around one level of play; lowering the</w:t>
+      </w:r>
+      <w:r>
+        <w:t xml:space="preserve"> </w:t>
+      </w:r>
+      <w:r>
+        <w:t xml:space="preserve">learning rate gave the clearest single improvement of the run (Section 6.8).</w:t>
+      </w:r>
+      <w:r>
+        <w:t xml:space="preserve"> </w:t>
+      </w:r>
+      <w:r>
+        <w:t xml:space="preserve">Second, the third cause above remains: about 80% of self-play games are still</w:t>
+      </w:r>
+      <w:r>
+        <w:t xml:space="preserve"> </w:t>
+      </w:r>
+      <w:r>
+        <w:t xml:space="preserve">drawn, so the agent has learned to keep material and not to lose, but it gets</w:t>
+      </w:r>
+      <w:r>
+        <w:t xml:space="preserve"> </w:t>
+      </w:r>
+      <w:r>
+        <w:t xml:space="preserve">few examples of how a won position is finished, and most of its games end by</w:t>
+      </w:r>
+      <w:r>
+        <w:t xml:space="preserve"> </w:t>
+      </w:r>
+      <w:r>
+        <w:t xml:space="preserve">the no-progress rule. Greedy capture, which trades whenever it can, is hard to</w:t>
+      </w:r>
+      <w:r>
+        <w:t xml:space="preserve"> </w:t>
+      </w:r>
+      <w:r>
+        <w:t xml:space="preserve">beat for an agent that cannot yet force checkmate.</w:t>
+      </w:r>
+    </w:p>
+    <w:bookmarkEnd w:id="52"/>
+    <w:bookmarkStart w:id="53" w:name="limitations-and-future-work"/>
     <w:p>
       <w:pPr>
         <w:pStyle w:val="Heading1"/>
@@ -4125,13 +6725,19 @@
         </w:numPr>
       </w:pPr>
       <w:r>
-        <w:t xml:space="preserve">Every benchmark uses 20 games per checkpoint, so differences smaller than</w:t>
-      </w:r>
-      <w:r>
-        <w:t xml:space="preserve"> </w:t>
-      </w:r>
-      <w:r>
-        <w:t xml:space="preserve">about 0.1 cannot be resolved.</w:t>
+        <w:t xml:space="preserve">The first runs’ benchmarks use 20 games per checkpoint, so differences</w:t>
+      </w:r>
+      <w:r>
+        <w:t xml:space="preserve"> </w:t>
+      </w:r>
+      <w:r>
+        <w:t xml:space="preserve">smaller than about 0.1 cannot be resolved there. The long run uses 100 games</w:t>
+      </w:r>
+      <w:r>
+        <w:t xml:space="preserve"> </w:t>
+      </w:r>
+      <w:r>
+        <w:t xml:space="preserve">per benchmark, and differences smaller than about 0.03 to 0.06 still cannot.</w:t>
       </w:r>
     </w:p>
     <w:p>
@@ -4143,7 +6749,13 @@
         </w:numPr>
       </w:pPr>
       <w:r>
-        <w:t xml:space="preserve">The human evaluation is six games by one beginner.</w:t>
+        <w:t xml:space="preserve">With most games drawn, a match score says little about how often the agent</w:t>
+      </w:r>
+      <w:r>
+        <w:t xml:space="preserve"> </w:t>
+      </w:r>
+      <w:r>
+        <w:t xml:space="preserve">can actually win.</w:t>
       </w:r>
     </w:p>
     <w:p>
@@ -4155,13 +6767,31 @@
         </w:numPr>
       </w:pPr>
       <w:r>
-        <w:t xml:space="preserve">Compute was the main limit: about 20 minutes per iteration of 20 games on</w:t>
-      </w:r>
-      <w:r>
-        <w:t xml:space="preserve"> </w:t>
-      </w:r>
-      <w:r>
-        <w:t xml:space="preserve">one CPU core.</w:t>
+        <w:t xml:space="preserve">The human evaluation is six games by one beginner, against final B, not the</w:t>
+      </w:r>
+      <w:r>
+        <w:t xml:space="preserve"> </w:t>
+      </w:r>
+      <w:r>
+        <w:t xml:space="preserve">final model.</w:t>
+      </w:r>
+    </w:p>
+    <w:p>
+      <w:pPr>
+        <w:pStyle w:val="Compact"/>
+        <w:numPr>
+          <w:ilvl w:val="0"/>
+          <w:numId w:val="1007"/>
+        </w:numPr>
+      </w:pPr>
+      <w:r>
+        <w:t xml:space="preserve">Compute was the main limit: even after the speed-up, one iteration of 100</w:t>
+      </w:r>
+      <w:r>
+        <w:t xml:space="preserve"> </w:t>
+      </w:r>
+      <w:r>
+        <w:t xml:space="preserve">games takes about 9 minutes, and the larger network about 25 to 30.</w:t>
       </w:r>
     </w:p>
     <w:p>
@@ -4181,13 +6811,13 @@
         </w:numPr>
       </w:pPr>
       <w:r>
-        <w:t xml:space="preserve">Many more self-play games: parallel self-play workers and runs of hundreds</w:t>
-      </w:r>
-      <w:r>
-        <w:t xml:space="preserve"> </w:t>
-      </w:r>
-      <w:r>
-        <w:t xml:space="preserve">of iterations.</w:t>
+        <w:t xml:space="preserve">A way for results to reach the value head more often, within the rules: a</w:t>
+      </w:r>
+      <w:r>
+        <w:t xml:space="preserve"> </w:t>
+      </w:r>
+      <w:r>
+        <w:t xml:space="preserve">shorter game cap during self-play, or resigning hopeless games.</w:t>
       </w:r>
     </w:p>
     <w:p>
@@ -4199,13 +6829,7 @@
         </w:numPr>
       </w:pPr>
       <w:r>
-        <w:t xml:space="preserve">A shorter game cap or resignation rule, so results reach the value head</w:t>
-      </w:r>
-      <w:r>
-        <w:t xml:space="preserve"> </w:t>
-      </w:r>
-      <w:r>
-        <w:t xml:space="preserve">more often.</w:t>
+        <w:t xml:space="preserve">Even longer training, with a lower learning rate earlier in the run.</w:t>
       </w:r>
     </w:p>
     <w:p>
@@ -4217,11 +6841,11 @@
         </w:numPr>
       </w:pPr>
       <w:r>
-        <w:t xml:space="preserve">More simulations once the value head is useful, and a larger network.</w:t>
-      </w:r>
-    </w:p>
-    <w:bookmarkEnd w:id="41"/>
-    <w:bookmarkStart w:id="42" w:name="conclusion"/>
+        <w:t xml:space="preserve">The larger network, given the days of compute it needs to catch up.</w:t>
+      </w:r>
+    </w:p>
+    <w:bookmarkEnd w:id="53"/>
+    <w:bookmarkStart w:id="54" w:name="conclusion"/>
     <w:p>
       <w:pPr>
         <w:pStyle w:val="Heading1"/>
@@ -4235,59 +6859,71 @@
         <w:pStyle w:val="FirstParagraph"/>
       </w:pPr>
       <w:r>
-        <w:t xml:space="preserve">We implemented every part of an AlphaZero-style system for Chaturanga under</w:t>
-      </w:r>
-      <w:r>
-        <w:t xml:space="preserve"> </w:t>
-      </w:r>
-      <w:r>
-        <w:t xml:space="preserve">the course constraints and verified it with 97 tests. Training ran as designed,</w:t>
-      </w:r>
-      <w:r>
-        <w:t xml:space="preserve"> </w:t>
-      </w:r>
-      <w:r>
-        <w:t xml:space="preserve">and the network learned to imitate its own search, but in 400 self-play games</w:t>
-      </w:r>
-      <w:r>
-        <w:t xml:space="preserve"> </w:t>
-      </w:r>
-      <w:r>
-        <w:t xml:space="preserve">per run the agent did not become measurably stronger than its untrained start,</w:t>
-      </w:r>
-      <w:r>
-        <w:t xml:space="preserve"> </w:t>
-      </w:r>
-      <w:r>
-        <w:t xml:space="preserve">and a beginner beat it. The cause is a value signal starved by draws: most</w:t>
-      </w:r>
-      <w:r>
-        <w:t xml:space="preserve"> </w:t>
-      </w:r>
-      <w:r>
-        <w:t xml:space="preserve">games end by the no-progress rule, so the value head sees almost only 0. The</w:t>
-      </w:r>
-      <w:r>
-        <w:t xml:space="preserve"> </w:t>
-      </w:r>
-      <w:r>
-        <w:t xml:space="preserve">evaluation tools we built (a fixed benchmark protocol, head-to-head matches,</w:t>
-      </w:r>
-      <w:r>
-        <w:t xml:space="preserve"> </w:t>
-      </w:r>
-      <w:r>
-        <w:t xml:space="preserve">game-ending counts and human-game logging) made this result measurable and</w:t>
-      </w:r>
-      <w:r>
-        <w:t xml:space="preserve"> </w:t>
-      </w:r>
-      <w:r>
-        <w:t xml:space="preserve">explainable, and they are ready for a longer run.</w:t>
-      </w:r>
-    </w:p>
-    <w:bookmarkEnd w:id="42"/>
-    <w:bookmarkStart w:id="43" w:name="references"/>
+        <w:t xml:space="preserve">We implemented every part of an AlphaZero-style system for Chaturanga under the</w:t>
+      </w:r>
+      <w:r>
+        <w:t xml:space="preserve"> </w:t>
+      </w:r>
+      <w:r>
+        <w:t xml:space="preserve">course constraints and verified it with 108 tests. With 400 self-play games per</w:t>
+      </w:r>
+      <w:r>
+        <w:t xml:space="preserve"> </w:t>
+      </w:r>
+      <w:r>
+        <w:t xml:space="preserve">run the agent did not improve, and we measured why: draws starve the value</w:t>
+      </w:r>
+      <w:r>
+        <w:t xml:space="preserve"> </w:t>
+      </w:r>
+      <w:r>
+        <w:t xml:space="preserve">head, and the data was far too small. After making self-play about 11 times</w:t>
+      </w:r>
+      <w:r>
+        <w:t xml:space="preserve"> </w:t>
+      </w:r>
+      <w:r>
+        <w:t xml:space="preserve">faster, a run of 54,000 games with the same method produced a clearly stronger</w:t>
+      </w:r>
+      <w:r>
+        <w:t xml:space="preserve"> </w:t>
+      </w:r>
+      <w:r>
+        <w:t xml:space="preserve">agent. The final model beats its starting point 27 wins to 0 and beats random</w:t>
+      </w:r>
+      <w:r>
+        <w:t xml:space="preserve"> </w:t>
+      </w:r>
+      <w:r>
+        <w:t xml:space="preserve">and untrained play, losing almost no games. It still draws nearly every game</w:t>
+      </w:r>
+      <w:r>
+        <w:t xml:space="preserve"> </w:t>
+      </w:r>
+      <w:r>
+        <w:t xml:space="preserve">against greedy capture and rarely checkmates, so learning to convert an</w:t>
+      </w:r>
+      <w:r>
+        <w:t xml:space="preserve"> </w:t>
+      </w:r>
+      <w:r>
+        <w:t xml:space="preserve">advantage remains the open problem. The evaluation tools (a fixed benchmark</w:t>
+      </w:r>
+      <w:r>
+        <w:t xml:space="preserve"> </w:t>
+      </w:r>
+      <w:r>
+        <w:t xml:space="preserve">protocol, head-to-head matches, game-ending counts and human-game logging) made</w:t>
+      </w:r>
+      <w:r>
+        <w:t xml:space="preserve"> </w:t>
+      </w:r>
+      <w:r>
+        <w:t xml:space="preserve">both the negative and the positive result measurable.</w:t>
+      </w:r>
+    </w:p>
+    <w:bookmarkEnd w:id="54"/>
+    <w:bookmarkStart w:id="55" w:name="references"/>
     <w:p>
       <w:pPr>
         <w:pStyle w:val="Heading1"/>
@@ -4358,8 +6994,8 @@
         <w:t xml:space="preserve">, 550, 354-359.</w:t>
       </w:r>
     </w:p>
-    <w:bookmarkEnd w:id="43"/>
-    <w:bookmarkStart w:id="44" w:name="appendix-a-team-roles"/>
+    <w:bookmarkEnd w:id="55"/>
+    <w:bookmarkStart w:id="56" w:name="appendix-a-team-roles"/>
     <w:p>
       <w:pPr>
         <w:pStyle w:val="Heading1"/>
@@ -4506,8 +7142,8 @@
         </w:tc>
       </w:tr>
     </w:tbl>
-    <w:bookmarkEnd w:id="44"/>
-    <w:bookmarkStart w:id="45" w:name="appendix-b-reproducing-the-results"/>
+    <w:bookmarkEnd w:id="56"/>
+    <w:bookmarkStart w:id="57" w:name="appendix-b-reproducing-the-results"/>
     <w:p>
       <w:pPr>
         <w:pStyle w:val="Heading1"/>
@@ -4587,7 +7223,88 @@
         <w:rPr>
           <w:rStyle w:val="VerbatimChar"/>
         </w:rPr>
-        <w:t xml:space="preserve">python play_vs_ai.py --checkpoint checkpoints/final_B/latest.pt --player NAME</w:t>
+        <w:t xml:space="preserve"># long run (continues final B; see training/README.md for the later stretches)</w:t>
+      </w:r>
+      <w:r>
+        <w:br/>
+      </w:r>
+      <w:r>
+        <w:rPr>
+          <w:rStyle w:val="VerbatimChar"/>
+        </w:rPr>
+        <w:t xml:space="preserve">OMP_NUM_THREADS=1 python -m training.train --resume checkpoints/final_B/latest.pt \</w:t>
+      </w:r>
+      <w:r>
+        <w:br/>
+      </w:r>
+      <w:r>
+        <w:rPr>
+          <w:rStyle w:val="VerbatimChar"/>
+        </w:rPr>
+        <w:t xml:space="preserve">    --iterations 420 --games_per_iter 100 --simulations 50 --avoid_repetition \</w:t>
+      </w:r>
+      <w:r>
+        <w:br/>
+      </w:r>
+      <w:r>
+        <w:rPr>
+          <w:rStyle w:val="VerbatimChar"/>
+        </w:rPr>
+        <w:t xml:space="preserve">    --temperature_moves 1000 --max_plies 800 --buffer_capacity 250000 \</w:t>
+      </w:r>
+      <w:r>
+        <w:br/>
+      </w:r>
+      <w:r>
+        <w:rPr>
+          <w:rStyle w:val="VerbatimChar"/>
+        </w:rPr>
+        <w:t xml:space="preserve">    --min_buffer 150000 --batch_size 256 --train_steps 500 --lr 1e-3 \</w:t>
+      </w:r>
+      <w:r>
+        <w:br/>
+      </w:r>
+      <w:r>
+        <w:rPr>
+          <w:rStyle w:val="VerbatimChar"/>
+        </w:rPr>
+        <w:t xml:space="preserve">    --device mps --workers 6 --seed 1 \</w:t>
+      </w:r>
+      <w:r>
+        <w:br/>
+      </w:r>
+      <w:r>
+        <w:rPr>
+          <w:rStyle w:val="VerbatimChar"/>
+        </w:rPr>
+        <w:t xml:space="preserve">    --checkpoint_dir checkpoints/long --log checkpoints/long/log.csv</w:t>
+      </w:r>
+      <w:r>
+        <w:br/>
+      </w:r>
+      <w:r>
+        <w:rPr>
+          <w:rStyle w:val="VerbatimChar"/>
+        </w:rPr>
+        <w:t xml:space="preserve">python -m evaluation.parallel_match --a models/chaturangzero_final.pt \</w:t>
+      </w:r>
+      <w:r>
+        <w:br/>
+      </w:r>
+      <w:r>
+        <w:rPr>
+          <w:rStyle w:val="VerbatimChar"/>
+        </w:rPr>
+        <w:t xml:space="preserve">    --b checkpoints/final_B/latest.pt --games 100 --workers 6</w:t>
+      </w:r>
+      <w:r>
+        <w:br/>
+      </w:r>
+      <w:r>
+        <w:rPr>
+          <w:rStyle w:val="VerbatimChar"/>
+        </w:rPr>
+        <w:t xml:space="preserve">python play_vs_ai.py --checkpoint models/chaturangzero_final.pt --player NAME</w:t>
       </w:r>
     </w:p>
     <w:p>
@@ -4607,10 +7324,28 @@
         <w:t xml:space="preserve">results/</w:t>
       </w:r>
       <w:r>
+        <w:t xml:space="preserve">, and the final</w:t>
+      </w:r>
+      <w:r>
+        <w:t xml:space="preserve"> </w:t>
+      </w:r>
+      <w:r>
+        <w:t xml:space="preserve">model is</w:t>
+      </w:r>
+      <w:r>
+        <w:t xml:space="preserve"> </w:t>
+      </w:r>
+      <w:r>
+        <w:rPr>
+          <w:rStyle w:val="VerbatimChar"/>
+        </w:rPr>
+        <w:t xml:space="preserve">models/chaturangzero_final.pt</w:t>
+      </w:r>
+      <w:r>
         <w:t xml:space="preserve">.</w:t>
       </w:r>
     </w:p>
-    <w:bookmarkEnd w:id="45"/>
+    <w:bookmarkEnd w:id="57"/>
     <w:sectPr>
       <w:footnotePr>
         <w:numRestart w:val="eachSect"/>

--- a/report/REPORT.docx
+++ b/report/REPORT.docx
@@ -142,7 +142,19 @@
         <w:t xml:space="preserve"> </w:t>
       </w:r>
       <w:r>
-        <w:t xml:space="preserve">128-filter network did not catch up in the time we had.</w:t>
+        <w:t xml:space="preserve">128-filter network did not catch up in the time we had. Two later tests, more</w:t>
+      </w:r>
+      <w:r>
+        <w:t xml:space="preserve"> </w:t>
+      </w:r>
+      <w:r>
+        <w:t xml:space="preserve">search per move when playing and counting draws as slightly bad in training,</w:t>
+      </w:r>
+      <w:r>
+        <w:t xml:space="preserve"> </w:t>
+      </w:r>
+      <w:r>
+        <w:t xml:space="preserve">gave a small gain and a loss of strength respectively.</w:t>
       </w:r>
     </w:p>
     <w:bookmarkEnd w:id="9"/>
@@ -2537,7 +2549,7 @@
     </w:p>
     <w:bookmarkEnd w:id="20"/>
     <w:bookmarkEnd w:id="21"/>
-    <w:bookmarkStart w:id="51" w:name="results"/>
+    <w:bookmarkStart w:id="52" w:name="results"/>
     <w:p>
       <w:pPr>
         <w:pStyle w:val="Heading1"/>
@@ -6269,13 +6281,337 @@
       </w:r>
     </w:p>
     <w:bookmarkEnd w:id="46"/>
-    <w:bookmarkStart w:id="50" w:name="X7e697f50ae1dd5e44c97332acfdfba23be11cde"/>
+    <w:bookmarkStart w:id="47" w:name="two-more-tests-on-the-final-model"/>
     <w:p>
       <w:pPr>
         <w:pStyle w:val="Heading2"/>
       </w:pPr>
       <w:r>
-        <w:t xml:space="preserve">6.11 Exploratory runs (outside the course constraints)</w:t>
+        <w:t xml:space="preserve">6.11 Two more tests on the final model</w:t>
+      </w:r>
+    </w:p>
+    <w:p>
+      <w:pPr>
+        <w:pStyle w:val="FirstParagraph"/>
+      </w:pPr>
+      <w:r>
+        <w:rPr>
+          <w:b/>
+          <w:bCs/>
+        </w:rPr>
+        <w:t xml:space="preserve">More search when playing.</w:t>
+      </w:r>
+      <w:r>
+        <w:t xml:space="preserve"> </w:t>
+      </w:r>
+      <w:r>
+        <w:t xml:space="preserve">The 30 to 50 simulation limit applies to</w:t>
+      </w:r>
+      <w:r>
+        <w:t xml:space="preserve"> </w:t>
+      </w:r>
+      <w:r>
+        <w:t xml:space="preserve">training, so we also measured the final model with more search at play time.</w:t>
+      </w:r>
+      <w:r>
+        <w:t xml:space="preserve"> </w:t>
+      </w:r>
+      <w:r>
+        <w:t xml:space="preserve">With 200 simulations per move against itself at 50 (100 games) it scored</w:t>
+      </w:r>
+      <w:r>
+        <w:t xml:space="preserve"> </w:t>
+      </w:r>
+      <w:r>
+        <w:t xml:space="preserve">9 wins, 4 losses and 86 draws (0.525 +/- 0.035). Four times the search gives</w:t>
+      </w:r>
+      <w:r>
+        <w:t xml:space="preserve"> </w:t>
+      </w:r>
+      <w:r>
+        <w:t xml:space="preserve">only a small edge, since the extra search does not help it finish games.</w:t>
+      </w:r>
+    </w:p>
+    <w:p>
+      <w:pPr>
+        <w:pStyle w:val="BodyText"/>
+      </w:pPr>
+      <w:r>
+        <w:rPr>
+          <w:b/>
+          <w:bCs/>
+        </w:rPr>
+        <w:t xml:space="preserve">Counting draws as slightly bad.</w:t>
+      </w:r>
+      <w:r>
+        <w:t xml:space="preserve"> </w:t>
+      </w:r>
+      <w:r>
+        <w:t xml:space="preserve">We continued the final model from</w:t>
+      </w:r>
+      <w:r>
+        <w:t xml:space="preserve"> </w:t>
+      </w:r>
+      <w:r>
+        <w:t xml:space="preserve">iteration 560 with a value target of -0.2 for both sides in every drawn or</w:t>
+      </w:r>
+      <w:r>
+        <w:t xml:space="preserve"> </w:t>
+      </w:r>
+      <w:r>
+        <w:t xml:space="preserve">unfinished self-play game, instead of 0, at learning rate 1e-4. It uses only</w:t>
+      </w:r>
+      <w:r>
+        <w:t xml:space="preserve"> </w:t>
+      </w:r>
+      <w:r>
+        <w:t xml:space="preserve">the game result, so it stays within the rules-only constraint. Decisive</w:t>
+      </w:r>
+      <w:r>
+        <w:t xml:space="preserve"> </w:t>
+      </w:r>
+      <w:r>
+        <w:t xml:space="preserve">self-play games rose from about 14% to about 19%, but play got weaker:</w:t>
+      </w:r>
+    </w:p>
+    <w:tbl>
+      <w:tblPr>
+        <w:tblStyle w:val="Table"/>
+        <w:tblW w:type="auto" w:w="0"/>
+        <w:tblLook w:firstRow="1" w:lastRow="0" w:firstColumn="0" w:lastColumn="0" w:noHBand="0" w:noVBand="0" w:val="0020"/>
+      </w:tblPr>
+      <w:tblGrid>
+        <w:gridCol w:w="1320"/>
+        <w:gridCol w:w="1320"/>
+        <w:gridCol w:w="1320"/>
+        <w:gridCol w:w="1320"/>
+        <w:gridCol w:w="1320"/>
+        <w:gridCol w:w="1320"/>
+      </w:tblGrid>
+      <w:tr>
+        <w:trPr>
+          <w:tblHeader w:val="on"/>
+        </w:trPr>
+        <w:tc>
+          <w:tcPr/>
+          <w:p>
+            <w:pPr>
+              <w:pStyle w:val="Compact"/>
+            </w:pPr>
+            <w:r>
+              <w:t xml:space="preserve">Match (100 games)</w:t>
+            </w:r>
+          </w:p>
+        </w:tc>
+        <w:tc>
+          <w:tcPr/>
+          <w:p>
+            <w:pPr>
+              <w:pStyle w:val="Compact"/>
+            </w:pPr>
+            <w:r>
+              <w:t xml:space="preserve">Wins</w:t>
+            </w:r>
+          </w:p>
+        </w:tc>
+        <w:tc>
+          <w:tcPr/>
+          <w:p>
+            <w:pPr>
+              <w:pStyle w:val="Compact"/>
+            </w:pPr>
+            <w:r>
+              <w:t xml:space="preserve">Losses</w:t>
+            </w:r>
+          </w:p>
+        </w:tc>
+        <w:tc>
+          <w:tcPr/>
+          <w:p>
+            <w:pPr>
+              <w:pStyle w:val="Compact"/>
+            </w:pPr>
+            <w:r>
+              <w:t xml:space="preserve">Draws</w:t>
+            </w:r>
+          </w:p>
+        </w:tc>
+        <w:tc>
+          <w:tcPr/>
+          <w:p>
+            <w:pPr>
+              <w:pStyle w:val="Compact"/>
+            </w:pPr>
+            <w:r>
+              <w:t xml:space="preserve">Unfinished</w:t>
+            </w:r>
+          </w:p>
+        </w:tc>
+        <w:tc>
+          <w:tcPr/>
+          <w:p>
+            <w:pPr>
+              <w:pStyle w:val="Compact"/>
+            </w:pPr>
+            <w:r>
+              <w:t xml:space="preserve">Score</w:t>
+            </w:r>
+          </w:p>
+        </w:tc>
+      </w:tr>
+      <w:tr>
+        <w:tc>
+          <w:tcPr/>
+          <w:p>
+            <w:pPr>
+              <w:pStyle w:val="Compact"/>
+            </w:pPr>
+            <w:r>
+              <w:t xml:space="preserve">iteration 600 vs final (560)</w:t>
+            </w:r>
+          </w:p>
+        </w:tc>
+        <w:tc>
+          <w:tcPr/>
+          <w:p>
+            <w:pPr>
+              <w:pStyle w:val="Compact"/>
+            </w:pPr>
+            <w:r>
+              <w:t xml:space="preserve">4</w:t>
+            </w:r>
+          </w:p>
+        </w:tc>
+        <w:tc>
+          <w:tcPr/>
+          <w:p>
+            <w:pPr>
+              <w:pStyle w:val="Compact"/>
+            </w:pPr>
+            <w:r>
+              <w:t xml:space="preserve">9</w:t>
+            </w:r>
+          </w:p>
+        </w:tc>
+        <w:tc>
+          <w:tcPr/>
+          <w:p>
+            <w:pPr>
+              <w:pStyle w:val="Compact"/>
+            </w:pPr>
+            <w:r>
+              <w:t xml:space="preserve">85</w:t>
+            </w:r>
+          </w:p>
+        </w:tc>
+        <w:tc>
+          <w:tcPr/>
+          <w:p>
+            <w:pPr>
+              <w:pStyle w:val="Compact"/>
+            </w:pPr>
+            <w:r>
+              <w:t xml:space="preserve">2</w:t>
+            </w:r>
+          </w:p>
+        </w:tc>
+        <w:tc>
+          <w:tcPr/>
+          <w:p>
+            <w:pPr>
+              <w:pStyle w:val="Compact"/>
+            </w:pPr>
+            <w:r>
+              <w:t xml:space="preserve">0.474 +/- 0.036</w:t>
+            </w:r>
+          </w:p>
+        </w:tc>
+      </w:tr>
+      <w:tr>
+        <w:tc>
+          <w:tcPr/>
+          <w:p>
+            <w:pPr>
+              <w:pStyle w:val="Compact"/>
+            </w:pPr>
+            <w:r>
+              <w:t xml:space="preserve">iteration 630 vs final (560)</w:t>
+            </w:r>
+          </w:p>
+        </w:tc>
+        <w:tc>
+          <w:tcPr/>
+          <w:p>
+            <w:pPr>
+              <w:pStyle w:val="Compact"/>
+            </w:pPr>
+            <w:r>
+              <w:t xml:space="preserve">0</w:t>
+            </w:r>
+          </w:p>
+        </w:tc>
+        <w:tc>
+          <w:tcPr/>
+          <w:p>
+            <w:pPr>
+              <w:pStyle w:val="Compact"/>
+            </w:pPr>
+            <w:r>
+              <w:t xml:space="preserve">9</w:t>
+            </w:r>
+          </w:p>
+        </w:tc>
+        <w:tc>
+          <w:tcPr/>
+          <w:p>
+            <w:pPr>
+              <w:pStyle w:val="Compact"/>
+            </w:pPr>
+            <w:r>
+              <w:t xml:space="preserve">89</w:t>
+            </w:r>
+          </w:p>
+        </w:tc>
+        <w:tc>
+          <w:tcPr/>
+          <w:p>
+            <w:pPr>
+              <w:pStyle w:val="Compact"/>
+            </w:pPr>
+            <w:r>
+              <w:t xml:space="preserve">2</w:t>
+            </w:r>
+          </w:p>
+        </w:tc>
+        <w:tc>
+          <w:tcPr/>
+          <w:p>
+            <w:pPr>
+              <w:pStyle w:val="Compact"/>
+            </w:pPr>
+            <w:r>
+              <w:t xml:space="preserve">0.454 +/- 0.029</w:t>
+            </w:r>
+          </w:p>
+        </w:tc>
+      </w:tr>
+    </w:tbl>
+    <w:p>
+      <w:pPr>
+        <w:pStyle w:val="BodyText"/>
+      </w:pPr>
+      <w:r>
+        <w:t xml:space="preserve">We stopped it at iteration 631 and kept iteration 560 as the final model.</w:t>
+      </w:r>
+    </w:p>
+    <w:bookmarkEnd w:id="47"/>
+    <w:bookmarkStart w:id="51" w:name="X7e697f50ae1dd5e44c97332acfdfba23be11cde"/>
+    <w:p>
+      <w:pPr>
+        <w:pStyle w:val="Heading2"/>
+      </w:pPr>
+      <w:r>
+        <w:t xml:space="preserve">6.12 Exploratory runs (outside the course constraints)</w:t>
       </w:r>
     </w:p>
     <w:p>
@@ -6381,18 +6717,18 @@
           <wp:inline>
             <wp:extent cx="5334000" cy="3394363"/>
             <wp:effectExtent b="0" l="0" r="0" t="0"/>
-            <wp:docPr descr="Exploratory runs: loss, decisive share and game length." title="" id="48" name="Picture"/>
+            <wp:docPr descr="Exploratory runs: loss, decisive share and game length." title="" id="49" name="Picture"/>
             <a:graphic>
               <a:graphicData uri="http://schemas.openxmlformats.org/drawingml/2006/picture">
                 <pic:pic>
                   <pic:nvPicPr>
-                    <pic:cNvPr descr="../results/training_curves_exploratory.png" id="49" name="Picture"/>
+                    <pic:cNvPr descr="../results/training_curves_exploratory.png" id="50" name="Picture"/>
                     <pic:cNvPicPr>
                       <a:picLocks noChangeArrowheads="1" noChangeAspect="1"/>
                     </pic:cNvPicPr>
                   </pic:nvPicPr>
                   <pic:blipFill>
-                    <a:blip r:embed="rId47"/>
+                    <a:blip r:embed="rId48"/>
                     <a:stretch>
                       <a:fillRect/>
                     </a:stretch>
@@ -6427,9 +6763,9 @@
         <w:t xml:space="preserve">Exploratory runs: loss, decisive share and game length.</w:t>
       </w:r>
     </w:p>
-    <w:bookmarkEnd w:id="50"/>
     <w:bookmarkEnd w:id="51"/>
-    <w:bookmarkStart w:id="52" w:name="discussion"/>
+    <w:bookmarkEnd w:id="52"/>
+    <w:bookmarkStart w:id="53" w:name="discussion"/>
     <w:p>
       <w:pPr>
         <w:pStyle w:val="Heading1"/>
@@ -6706,8 +7042,68 @@
         <w:t xml:space="preserve">beat for an agent that cannot yet force checkmate.</w:t>
       </w:r>
     </w:p>
-    <w:bookmarkEnd w:id="52"/>
-    <w:bookmarkStart w:id="53" w:name="limitations-and-future-work"/>
+    <w:p>
+      <w:pPr>
+        <w:pStyle w:val="BodyText"/>
+      </w:pPr>
+      <w:r>
+        <w:rPr>
+          <w:b/>
+          <w:bCs/>
+        </w:rPr>
+        <w:t xml:space="preserve">The limit of this setup.</w:t>
+      </w:r>
+      <w:r>
+        <w:t xml:space="preserve"> </w:t>
+      </w:r>
+      <w:r>
+        <w:t xml:space="preserve">The last tests point the same way. Lowering the</w:t>
+      </w:r>
+      <w:r>
+        <w:t xml:space="preserve"> </w:t>
+      </w:r>
+      <w:r>
+        <w:t xml:space="preserve">learning rate further gave only small steps (0.505 and 0.531 against the</w:t>
+      </w:r>
+      <w:r>
+        <w:t xml:space="preserve"> </w:t>
+      </w:r>
+      <w:r>
+        <w:t xml:space="preserve">previous checkpoint), four times more search at play time gave 0.525, and</w:t>
+      </w:r>
+      <w:r>
+        <w:t xml:space="preserve"> </w:t>
+      </w:r>
+      <w:r>
+        <w:t xml:space="preserve">penalizing draws made the agent play more decisive games against itself but</w:t>
+      </w:r>
+      <w:r>
+        <w:t xml:space="preserve"> </w:t>
+      </w:r>
+      <w:r>
+        <w:t xml:space="preserve">lose more against the final model (Section 6.11). Pushing for decisive results</w:t>
+      </w:r>
+      <w:r>
+        <w:t xml:space="preserve"> </w:t>
+      </w:r>
+      <w:r>
+        <w:t xml:space="preserve">without a better sense of which positions are won seems to lead to riskier,</w:t>
+      </w:r>
+      <w:r>
+        <w:t xml:space="preserve"> </w:t>
+      </w:r>
+      <w:r>
+        <w:t xml:space="preserve">worse play. Within the constraints and our compute, the 4 x 64 network at 50</w:t>
+      </w:r>
+      <w:r>
+        <w:t xml:space="preserve"> </w:t>
+      </w:r>
+      <w:r>
+        <w:t xml:space="preserve">simulations appears close to its limit.</w:t>
+      </w:r>
+    </w:p>
+    <w:bookmarkEnd w:id="53"/>
+    <w:bookmarkStart w:id="54" w:name="limitations-and-future-work"/>
     <w:p>
       <w:pPr>
         <w:pStyle w:val="Heading1"/>
@@ -6817,7 +7213,13 @@
         <w:t xml:space="preserve"> </w:t>
       </w:r>
       <w:r>
-        <w:t xml:space="preserve">shorter game cap during self-play, or resigning hopeless games.</w:t>
+        <w:t xml:space="preserve">shorter game cap during self-play, or resigning hopeless games. Simply</w:t>
+      </w:r>
+      <w:r>
+        <w:t xml:space="preserve"> </w:t>
+      </w:r>
+      <w:r>
+        <w:t xml:space="preserve">counting draws as slightly bad did not work (Section 6.11).</w:t>
       </w:r>
     </w:p>
     <w:p>
@@ -6844,8 +7246,8 @@
         <w:t xml:space="preserve">The larger network, given the days of compute it needs to catch up.</w:t>
       </w:r>
     </w:p>
-    <w:bookmarkEnd w:id="53"/>
-    <w:bookmarkStart w:id="54" w:name="conclusion"/>
+    <w:bookmarkEnd w:id="54"/>
+    <w:bookmarkStart w:id="55" w:name="conclusion"/>
     <w:p>
       <w:pPr>
         <w:pStyle w:val="Heading1"/>
@@ -6907,7 +7309,13 @@
         <w:t xml:space="preserve"> </w:t>
       </w:r>
       <w:r>
-        <w:t xml:space="preserve">advantage remains the open problem. The evaluation tools (a fixed benchmark</w:t>
+        <w:t xml:space="preserve">advantage remains the open problem: neither more search at play time nor</w:t>
+      </w:r>
+      <w:r>
+        <w:t xml:space="preserve"> </w:t>
+      </w:r>
+      <w:r>
+        <w:t xml:space="preserve">counting draws as bad in training solved it. The evaluation tools (a fixed benchmark</w:t>
       </w:r>
       <w:r>
         <w:t xml:space="preserve"> </w:t>
@@ -6922,8 +7330,8 @@
         <w:t xml:space="preserve">both the negative and the positive result measurable.</w:t>
       </w:r>
     </w:p>
-    <w:bookmarkEnd w:id="54"/>
-    <w:bookmarkStart w:id="55" w:name="references"/>
+    <w:bookmarkEnd w:id="55"/>
+    <w:bookmarkStart w:id="56" w:name="references"/>
     <w:p>
       <w:pPr>
         <w:pStyle w:val="Heading1"/>
@@ -6994,8 +7402,8 @@
         <w:t xml:space="preserve">, 550, 354-359.</w:t>
       </w:r>
     </w:p>
-    <w:bookmarkEnd w:id="55"/>
-    <w:bookmarkStart w:id="56" w:name="appendix-a-team-roles"/>
+    <w:bookmarkEnd w:id="56"/>
+    <w:bookmarkStart w:id="57" w:name="appendix-a-team-roles"/>
     <w:p>
       <w:pPr>
         <w:pStyle w:val="Heading1"/>
@@ -7142,8 +7550,8 @@
         </w:tc>
       </w:tr>
     </w:tbl>
-    <w:bookmarkEnd w:id="56"/>
-    <w:bookmarkStart w:id="57" w:name="appendix-b-reproducing-the-results"/>
+    <w:bookmarkEnd w:id="57"/>
+    <w:bookmarkStart w:id="58" w:name="appendix-b-reproducing-the-results"/>
     <w:p>
       <w:pPr>
         <w:pStyle w:val="Heading1"/>
@@ -7345,7 +7753,7 @@
         <w:t xml:space="preserve">.</w:t>
       </w:r>
     </w:p>
-    <w:bookmarkEnd w:id="57"/>
+    <w:bookmarkEnd w:id="58"/>
     <w:sectPr>
       <w:footnotePr>
         <w:numRestart w:val="eachSect"/>

--- a/report/REPORT.docx
+++ b/report/REPORT.docx
@@ -154,7 +154,37 @@
         <w:t xml:space="preserve"> </w:t>
       </w:r>
       <w:r>
-        <w:t xml:space="preserve">gave a small gain and a loss of strength respectively.</w:t>
+        <w:t xml:space="preserve">gave a small gain and a loss of strength respectively. After moving self-play</w:t>
+      </w:r>
+      <w:r>
+        <w:t xml:space="preserve"> </w:t>
+      </w:r>
+      <w:r>
+        <w:t xml:space="preserve">to the laptop’s GPU (about 2.2 to 2.4 times faster), a second attempt with the</w:t>
+      </w:r>
+      <w:r>
+        <w:t xml:space="preserve"> </w:t>
+      </w:r>
+      <w:r>
+        <w:t xml:space="preserve">larger network, started from the final model’s games, reached the final</w:t>
+      </w:r>
+      <w:r>
+        <w:t xml:space="preserve"> </w:t>
+      </w:r>
+      <w:r>
+        <w:t xml:space="preserve">model’s level but did not pass it. A measurement of the final model’s own</w:t>
+      </w:r>
+      <w:r>
+        <w:t xml:space="preserve"> </w:t>
+      </w:r>
+      <w:r>
+        <w:t xml:space="preserve">evaluations showed that resigning hopeless games cannot work yet: it does not</w:t>
+      </w:r>
+      <w:r>
+        <w:t xml:space="preserve"> </w:t>
+      </w:r>
+      <w:r>
+        <w:t xml:space="preserve">see a loss coming.</w:t>
       </w:r>
     </w:p>
     <w:bookmarkEnd w:id="9"/>
@@ -310,7 +340,13 @@
         <w:t xml:space="preserve"> </w:t>
       </w:r>
       <w:r>
-        <w:t xml:space="preserve">(Sections 5.3 and 6.6 to 6.10).</w:t>
+        <w:t xml:space="preserve">(Sections 5.3 and 6.6 to 6.10). Sections 6.11 to 6.13 test what else could</w:t>
+      </w:r>
+      <w:r>
+        <w:t xml:space="preserve"> </w:t>
+      </w:r>
+      <w:r>
+        <w:t xml:space="preserve">make it stronger.</w:t>
       </w:r>
     </w:p>
     <w:bookmarkEnd w:id="10"/>
@@ -1578,7 +1614,7 @@
         <w:pStyle w:val="BodyText"/>
       </w:pPr>
       <w:r>
-        <w:t xml:space="preserve">108 automated tests cover the rules (36 tests, including check, checkmate,</w:t>
+        <w:t xml:space="preserve">123 automated tests cover the rules (36 tests, including check, checkmate,</w:t>
       </w:r>
       <w:r>
         <w:t xml:space="preserve"> </w:t>
@@ -1602,7 +1638,13 @@
         <w:t xml:space="preserve"> </w:t>
       </w:r>
       <w:r>
-        <w:t xml:space="preserve">benchmark scoring and the evaluation tools. All runs are seeded and repeatable.</w:t>
+        <w:t xml:space="preserve">benchmark scoring, the evaluation tools and batched GPU self-play. All runs</w:t>
+      </w:r>
+      <w:r>
+        <w:t xml:space="preserve"> </w:t>
+      </w:r>
+      <w:r>
+        <w:t xml:space="preserve">are seeded and repeatable.</w:t>
       </w:r>
     </w:p>
     <w:p>
@@ -1776,6 +1818,78 @@
       </w:r>
       <w:r>
         <w:t xml:space="preserve">in the same order, same check and game results).</w:t>
+      </w:r>
+    </w:p>
+    <w:p>
+      <w:pPr>
+        <w:pStyle w:val="BodyText"/>
+      </w:pPr>
+      <w:r>
+        <w:rPr>
+          <w:b/>
+          <w:bCs/>
+        </w:rPr>
+        <w:t xml:space="preserve">Self-play on the GPU.</w:t>
+      </w:r>
+      <w:r>
+        <w:t xml:space="preserve"> </w:t>
+      </w:r>
+      <w:r>
+        <w:t xml:space="preserve">Later we moved the network evaluations of self-play</w:t>
+      </w:r>
+      <w:r>
+        <w:t xml:space="preserve"> </w:t>
+      </w:r>
+      <w:r>
+        <w:t xml:space="preserve">to the laptop’s GPU. The search is written as a generator that pauses</w:t>
+      </w:r>
+      <w:r>
+        <w:t xml:space="preserve"> </w:t>
+      </w:r>
+      <w:r>
+        <w:t xml:space="preserve">whenever it needs the network, so each worker can run many games side by</w:t>
+      </w:r>
+      <w:r>
+        <w:t xml:space="preserve"> </w:t>
+      </w:r>
+      <w:r>
+        <w:t xml:space="preserve">side and send all the positions they are waiting on to the GPU in one batch.</w:t>
+      </w:r>
+      <w:r>
+        <w:t xml:space="preserve"> </w:t>
+      </w:r>
+      <w:r>
+        <w:t xml:space="preserve">The moves do not change: on the CPU the batched games are exactly the games</w:t>
+      </w:r>
+      <w:r>
+        <w:t xml:space="preserve"> </w:t>
+      </w:r>
+      <w:r>
+        <w:t xml:space="preserve">played one at a time, which tests check. Two changes made the search itself</w:t>
+      </w:r>
+      <w:r>
+        <w:t xml:space="preserve"> </w:t>
+      </w:r>
+      <w:r>
+        <w:t xml:space="preserve">about 20% faster with the same moves: move probabilities are computed on the</w:t>
+      </w:r>
+      <w:r>
+        <w:t xml:space="preserve"> </w:t>
+      </w:r>
+      <w:r>
+        <w:t xml:space="preserve">legal moves only, and a node’s children are created when the search first</w:t>
+      </w:r>
+      <w:r>
+        <w:t xml:space="preserve"> </w:t>
+      </w:r>
+      <w:r>
+        <w:t xml:space="preserve">visits them. For 120 games of the 4 x 64 network, self-play went from 544 to</w:t>
+      </w:r>
+      <w:r>
+        <w:t xml:space="preserve"> </w:t>
+      </w:r>
+      <w:r>
+        <w:t xml:space="preserve">246 seconds; for 60 games of the 6 x 128 network, from 830 to 351 seconds.</w:t>
       </w:r>
     </w:p>
     <w:bookmarkEnd w:id="17"/>
@@ -2549,7 +2663,7 @@
     </w:p>
     <w:bookmarkEnd w:id="20"/>
     <w:bookmarkEnd w:id="21"/>
-    <w:bookmarkStart w:id="52" w:name="results"/>
+    <w:bookmarkStart w:id="54" w:name="results"/>
     <w:p>
       <w:pPr>
         <w:pStyle w:val="Heading1"/>
@@ -2563,7 +2677,13 @@
         <w:pStyle w:val="FirstParagraph"/>
       </w:pPr>
       <w:r>
-        <w:t xml:space="preserve">Sections 6.1 to 6.5 are the first runs; 6.6 to 6.10 are the long run.</w:t>
+        <w:t xml:space="preserve">Sections 6.1 to 6.5 are the first runs; 6.6 to 6.10 are the long run; 6.11</w:t>
+      </w:r>
+      <w:r>
+        <w:t xml:space="preserve"> </w:t>
+      </w:r>
+      <w:r>
+        <w:t xml:space="preserve">to 6.13 are later attempts to go further; 6.14 breaks the constraints.</w:t>
       </w:r>
     </w:p>
     <w:bookmarkStart w:id="25" w:name="learning-curves"/>
@@ -6271,13 +6391,7 @@
         <w:t xml:space="preserve"> </w:t>
       </w:r>
       <w:r>
-        <w:t xml:space="preserve">rate instead. With more compute it might overtake the smaller network; we</w:t>
-      </w:r>
-      <w:r>
-        <w:t xml:space="preserve"> </w:t>
-      </w:r>
-      <w:r>
-        <w:t xml:space="preserve">could not test that.</w:t>
+        <w:t xml:space="preserve">rate instead. Section 6.12 tries it again with faster self-play.</w:t>
       </w:r>
     </w:p>
     <w:bookmarkEnd w:id="46"/>
@@ -6605,13 +6719,783 @@
       </w:r>
     </w:p>
     <w:bookmarkEnd w:id="47"/>
-    <w:bookmarkStart w:id="51" w:name="X7e697f50ae1dd5e44c97332acfdfba23be11cde"/>
+    <w:bookmarkStart w:id="48" w:name="the-larger-network-second-attempt"/>
     <w:p>
       <w:pPr>
         <w:pStyle w:val="Heading2"/>
       </w:pPr>
       <w:r>
-        <w:t xml:space="preserve">6.12 Exploratory runs (outside the course constraints)</w:t>
+        <w:t xml:space="preserve">6.12 The larger network, second attempt</w:t>
+      </w:r>
+    </w:p>
+    <w:p>
+      <w:pPr>
+        <w:pStyle w:val="FirstParagraph"/>
+      </w:pPr>
+      <w:r>
+        <w:t xml:space="preserve">With GPU self-play an iteration of the 6 x 128 network takes about 10</w:t>
+      </w:r>
+      <w:r>
+        <w:t xml:space="preserve"> </w:t>
+      </w:r>
+      <w:r>
+        <w:t xml:space="preserve">minutes instead of 25 to 30. We trained it again, this time learning for 30</w:t>
+      </w:r>
+      <w:r>
+        <w:t xml:space="preserve"> </w:t>
+      </w:r>
+      <w:r>
+        <w:t xml:space="preserve">iterations from games played by the final model before playing its own.</w:t>
+      </w:r>
+    </w:p>
+    <w:tbl>
+      <w:tblPr>
+        <w:tblStyle w:val="Table"/>
+        <w:tblW w:type="pct" w:w="5000"/>
+        <w:tblLayout w:type="fixed"/>
+        <w:tblLook w:firstRow="1" w:lastRow="0" w:firstColumn="0" w:lastColumn="0" w:noHBand="0" w:noVBand="0" w:val="0020"/>
+      </w:tblPr>
+      <w:tblGrid>
+        <w:gridCol w:w="1320"/>
+        <w:gridCol w:w="1320"/>
+        <w:gridCol w:w="1320"/>
+        <w:gridCol w:w="1320"/>
+        <w:gridCol w:w="1320"/>
+        <w:gridCol w:w="1320"/>
+      </w:tblGrid>
+      <w:tr>
+        <w:trPr>
+          <w:tblHeader w:val="on"/>
+        </w:trPr>
+        <w:tc>
+          <w:tcPr/>
+          <w:p>
+            <w:pPr>
+              <w:pStyle w:val="Compact"/>
+            </w:pPr>
+            <w:r>
+              <w:t xml:space="preserve">Run</w:t>
+            </w:r>
+          </w:p>
+        </w:tc>
+        <w:tc>
+          <w:tcPr/>
+          <w:p>
+            <w:pPr>
+              <w:pStyle w:val="Compact"/>
+            </w:pPr>
+            <w:r>
+              <w:t xml:space="preserve">Iteration</w:t>
+            </w:r>
+          </w:p>
+        </w:tc>
+        <w:tc>
+          <w:tcPr/>
+          <w:p>
+            <w:pPr>
+              <w:pStyle w:val="Compact"/>
+            </w:pPr>
+            <w:r>
+              <w:t xml:space="preserve">Wins</w:t>
+            </w:r>
+          </w:p>
+        </w:tc>
+        <w:tc>
+          <w:tcPr/>
+          <w:p>
+            <w:pPr>
+              <w:pStyle w:val="Compact"/>
+            </w:pPr>
+            <w:r>
+              <w:t xml:space="preserve">Losses</w:t>
+            </w:r>
+          </w:p>
+        </w:tc>
+        <w:tc>
+          <w:tcPr/>
+          <w:p>
+            <w:pPr>
+              <w:pStyle w:val="Compact"/>
+            </w:pPr>
+            <w:r>
+              <w:t xml:space="preserve">Draws</w:t>
+            </w:r>
+          </w:p>
+        </w:tc>
+        <w:tc>
+          <w:tcPr/>
+          <w:p>
+            <w:pPr>
+              <w:pStyle w:val="Compact"/>
+            </w:pPr>
+            <w:r>
+              <w:t xml:space="preserve">Score vs final (560)</w:t>
+            </w:r>
+          </w:p>
+        </w:tc>
+      </w:tr>
+      <w:tr>
+        <w:tc>
+          <w:tcPr/>
+          <w:p>
+            <w:pPr>
+              <w:pStyle w:val="Compact"/>
+            </w:pPr>
+            <w:r>
+              <w:t xml:space="preserve">learning rate 1e-3</w:t>
+            </w:r>
+          </w:p>
+        </w:tc>
+        <w:tc>
+          <w:tcPr/>
+          <w:p>
+            <w:pPr>
+              <w:pStyle w:val="Compact"/>
+            </w:pPr>
+            <w:r>
+              <w:t xml:space="preserve">30 (end of learning from 560’s games)</w:t>
+            </w:r>
+          </w:p>
+        </w:tc>
+        <w:tc>
+          <w:tcPr/>
+          <w:p>
+            <w:pPr>
+              <w:pStyle w:val="Compact"/>
+            </w:pPr>
+            <w:r>
+              <w:t xml:space="preserve">5</w:t>
+            </w:r>
+          </w:p>
+        </w:tc>
+        <w:tc>
+          <w:tcPr/>
+          <w:p>
+            <w:pPr>
+              <w:pStyle w:val="Compact"/>
+            </w:pPr>
+            <w:r>
+              <w:t xml:space="preserve">6</w:t>
+            </w:r>
+          </w:p>
+        </w:tc>
+        <w:tc>
+          <w:tcPr/>
+          <w:p>
+            <w:pPr>
+              <w:pStyle w:val="Compact"/>
+            </w:pPr>
+            <w:r>
+              <w:t xml:space="preserve">89</w:t>
+            </w:r>
+          </w:p>
+        </w:tc>
+        <w:tc>
+          <w:tcPr/>
+          <w:p>
+            <w:pPr>
+              <w:pStyle w:val="Compact"/>
+            </w:pPr>
+            <w:r>
+              <w:t xml:space="preserve">0.495 +/- 0.032</w:t>
+            </w:r>
+          </w:p>
+        </w:tc>
+      </w:tr>
+      <w:tr>
+        <w:tc>
+          <w:tcPr/>
+          <w:p>
+            <w:pPr>
+              <w:pStyle w:val="Compact"/>
+            </w:pPr>
+            <w:r>
+              <w:t xml:space="preserve">learning rate 1e-3</w:t>
+            </w:r>
+          </w:p>
+        </w:tc>
+        <w:tc>
+          <w:tcPr/>
+          <w:p>
+            <w:pPr>
+              <w:pStyle w:val="Compact"/>
+            </w:pPr>
+            <w:r>
+              <w:t xml:space="preserve">60</w:t>
+            </w:r>
+          </w:p>
+        </w:tc>
+        <w:tc>
+          <w:tcPr/>
+          <w:p>
+            <w:pPr>
+              <w:pStyle w:val="Compact"/>
+            </w:pPr>
+            <w:r>
+              <w:t xml:space="preserve">2</w:t>
+            </w:r>
+          </w:p>
+        </w:tc>
+        <w:tc>
+          <w:tcPr/>
+          <w:p>
+            <w:pPr>
+              <w:pStyle w:val="Compact"/>
+            </w:pPr>
+            <w:r>
+              <w:t xml:space="preserve">13</w:t>
+            </w:r>
+          </w:p>
+        </w:tc>
+        <w:tc>
+          <w:tcPr/>
+          <w:p>
+            <w:pPr>
+              <w:pStyle w:val="Compact"/>
+            </w:pPr>
+            <w:r>
+              <w:t xml:space="preserve">82</w:t>
+            </w:r>
+          </w:p>
+        </w:tc>
+        <w:tc>
+          <w:tcPr/>
+          <w:p>
+            <w:pPr>
+              <w:pStyle w:val="Compact"/>
+            </w:pPr>
+            <w:r>
+              <w:t xml:space="preserve">0.443 +/- 0.037</w:t>
+            </w:r>
+          </w:p>
+        </w:tc>
+      </w:tr>
+      <w:tr>
+        <w:tc>
+          <w:tcPr/>
+          <w:p>
+            <w:pPr>
+              <w:pStyle w:val="Compact"/>
+            </w:pPr>
+            <w:r>
+              <w:t xml:space="preserve">learning rate 1e-3</w:t>
+            </w:r>
+          </w:p>
+        </w:tc>
+        <w:tc>
+          <w:tcPr/>
+          <w:p>
+            <w:pPr>
+              <w:pStyle w:val="Compact"/>
+            </w:pPr>
+            <w:r>
+              <w:t xml:space="preserve">120</w:t>
+            </w:r>
+          </w:p>
+        </w:tc>
+        <w:tc>
+          <w:tcPr/>
+          <w:p>
+            <w:pPr>
+              <w:pStyle w:val="Compact"/>
+            </w:pPr>
+            <w:r>
+              <w:t xml:space="preserve">1</w:t>
+            </w:r>
+          </w:p>
+        </w:tc>
+        <w:tc>
+          <w:tcPr/>
+          <w:p>
+            <w:pPr>
+              <w:pStyle w:val="Compact"/>
+            </w:pPr>
+            <w:r>
+              <w:t xml:space="preserve">16</w:t>
+            </w:r>
+          </w:p>
+        </w:tc>
+        <w:tc>
+          <w:tcPr/>
+          <w:p>
+            <w:pPr>
+              <w:pStyle w:val="Compact"/>
+            </w:pPr>
+            <w:r>
+              <w:t xml:space="preserve">80</w:t>
+            </w:r>
+          </w:p>
+        </w:tc>
+        <w:tc>
+          <w:tcPr/>
+          <w:p>
+            <w:pPr>
+              <w:pStyle w:val="Compact"/>
+            </w:pPr>
+            <w:r>
+              <w:t xml:space="preserve">0.423 +/- 0.039</w:t>
+            </w:r>
+          </w:p>
+        </w:tc>
+      </w:tr>
+      <w:tr>
+        <w:tc>
+          <w:tcPr/>
+          <w:p>
+            <w:pPr>
+              <w:pStyle w:val="Compact"/>
+            </w:pPr>
+            <w:r>
+              <w:t xml:space="preserve">learning rate 1e-4, from iteration 30</w:t>
+            </w:r>
+          </w:p>
+        </w:tc>
+        <w:tc>
+          <w:tcPr/>
+          <w:p>
+            <w:pPr>
+              <w:pStyle w:val="Compact"/>
+            </w:pPr>
+            <w:r>
+              <w:t xml:space="preserve">50</w:t>
+            </w:r>
+          </w:p>
+        </w:tc>
+        <w:tc>
+          <w:tcPr/>
+          <w:p>
+            <w:pPr>
+              <w:pStyle w:val="Compact"/>
+            </w:pPr>
+            <w:r>
+              <w:t xml:space="preserve">4</w:t>
+            </w:r>
+          </w:p>
+        </w:tc>
+        <w:tc>
+          <w:tcPr/>
+          <w:p>
+            <w:pPr>
+              <w:pStyle w:val="Compact"/>
+            </w:pPr>
+            <w:r>
+              <w:t xml:space="preserve">6</w:t>
+            </w:r>
+          </w:p>
+        </w:tc>
+        <w:tc>
+          <w:tcPr/>
+          <w:p>
+            <w:pPr>
+              <w:pStyle w:val="Compact"/>
+            </w:pPr>
+            <w:r>
+              <w:t xml:space="preserve">87</w:t>
+            </w:r>
+          </w:p>
+        </w:tc>
+        <w:tc>
+          <w:tcPr/>
+          <w:p>
+            <w:pPr>
+              <w:pStyle w:val="Compact"/>
+            </w:pPr>
+            <w:r>
+              <w:t xml:space="preserve">0.490 +/- 0.032</w:t>
+            </w:r>
+          </w:p>
+        </w:tc>
+      </w:tr>
+      <w:tr>
+        <w:tc>
+          <w:tcPr/>
+          <w:p>
+            <w:pPr>
+              <w:pStyle w:val="Compact"/>
+            </w:pPr>
+            <w:r>
+              <w:t xml:space="preserve">learning rate 1e-4, from iteration 30</w:t>
+            </w:r>
+          </w:p>
+        </w:tc>
+        <w:tc>
+          <w:tcPr/>
+          <w:p>
+            <w:pPr>
+              <w:pStyle w:val="Compact"/>
+            </w:pPr>
+            <w:r>
+              <w:t xml:space="preserve">70</w:t>
+            </w:r>
+          </w:p>
+        </w:tc>
+        <w:tc>
+          <w:tcPr/>
+          <w:p>
+            <w:pPr>
+              <w:pStyle w:val="Compact"/>
+            </w:pPr>
+            <w:r>
+              <w:t xml:space="preserve">6</w:t>
+            </w:r>
+          </w:p>
+        </w:tc>
+        <w:tc>
+          <w:tcPr/>
+          <w:p>
+            <w:pPr>
+              <w:pStyle w:val="Compact"/>
+            </w:pPr>
+            <w:r>
+              <w:t xml:space="preserve">7</w:t>
+            </w:r>
+          </w:p>
+        </w:tc>
+        <w:tc>
+          <w:tcPr/>
+          <w:p>
+            <w:pPr>
+              <w:pStyle w:val="Compact"/>
+            </w:pPr>
+            <w:r>
+              <w:t xml:space="preserve">86</w:t>
+            </w:r>
+          </w:p>
+        </w:tc>
+        <w:tc>
+          <w:tcPr/>
+          <w:p>
+            <w:pPr>
+              <w:pStyle w:val="Compact"/>
+            </w:pPr>
+            <w:r>
+              <w:t xml:space="preserve">0.495 +/- 0.036</w:t>
+            </w:r>
+          </w:p>
+        </w:tc>
+      </w:tr>
+    </w:tbl>
+    <w:p>
+      <w:pPr>
+        <w:pStyle w:val="BodyText"/>
+      </w:pPr>
+      <w:r>
+        <w:t xml:space="preserve">Learning from the final model’s games made the larger network as strong as</w:t>
+      </w:r>
+      <w:r>
+        <w:t xml:space="preserve"> </w:t>
+      </w:r>
+      <w:r>
+        <w:t xml:space="preserve">the final model. On its own games at 1e-3 it got steadily weaker; at 1e-4 it</w:t>
+      </w:r>
+      <w:r>
+        <w:t xml:space="preserve"> </w:t>
+      </w:r>
+      <w:r>
+        <w:t xml:space="preserve">stayed level but did not get stronger, and we stopped it at iteration 90.</w:t>
+      </w:r>
+    </w:p>
+    <w:bookmarkEnd w:id="48"/>
+    <w:bookmarkStart w:id="49" w:name="can-hopeless-games-end-early"/>
+    <w:p>
+      <w:pPr>
+        <w:pStyle w:val="Heading2"/>
+      </w:pPr>
+      <w:r>
+        <w:t xml:space="preserve">6.13 Can hopeless games end early?</w:t>
+      </w:r>
+    </w:p>
+    <w:p>
+      <w:pPr>
+        <w:pStyle w:val="FirstParagraph"/>
+      </w:pPr>
+      <w:r>
+        <w:t xml:space="preserve">AlphaZero resigns a game when the search rates the position as clearly lost,</w:t>
+      </w:r>
+      <w:r>
+        <w:t xml:space="preserve"> </w:t>
+      </w:r>
+      <w:r>
+        <w:t xml:space="preserve">so lost games give a real result instead of a long draw. Before training with</w:t>
+      </w:r>
+      <w:r>
+        <w:t xml:space="preserve"> </w:t>
+      </w:r>
+      <w:r>
+        <w:t xml:space="preserve">it, we recorded the final model’s evaluation of every position in 160</w:t>
+      </w:r>
+      <w:r>
+        <w:t xml:space="preserve"> </w:t>
+      </w:r>
+      <w:r>
+        <w:t xml:space="preserve">self-play games and counted, for each threshold, how often a resignation</w:t>
+      </w:r>
+      <w:r>
+        <w:t xml:space="preserve"> </w:t>
+      </w:r>
+      <w:r>
+        <w:t xml:space="preserve">would have been wrong (the side did not go on to lose):</w:t>
+      </w:r>
+    </w:p>
+    <w:tbl>
+      <w:tblPr>
+        <w:tblStyle w:val="Table"/>
+        <w:tblW w:type="auto" w:w="0"/>
+        <w:tblLook w:firstRow="1" w:lastRow="0" w:firstColumn="0" w:lastColumn="0" w:noHBand="0" w:noVBand="0" w:val="0020"/>
+      </w:tblPr>
+      <w:tblGrid>
+        <w:gridCol w:w="2640"/>
+        <w:gridCol w:w="2640"/>
+        <w:gridCol w:w="2640"/>
+      </w:tblGrid>
+      <w:tr>
+        <w:trPr>
+          <w:tblHeader w:val="on"/>
+        </w:trPr>
+        <w:tc>
+          <w:tcPr/>
+          <w:p>
+            <w:pPr>
+              <w:pStyle w:val="Compact"/>
+            </w:pPr>
+            <w:r>
+              <w:t xml:space="preserve">Resign when below (2 moves in a row)</w:t>
+            </w:r>
+          </w:p>
+        </w:tc>
+        <w:tc>
+          <w:tcPr/>
+          <w:p>
+            <w:pPr>
+              <w:pStyle w:val="Compact"/>
+            </w:pPr>
+            <w:r>
+              <w:t xml:space="preserve">Would resign</w:t>
+            </w:r>
+          </w:p>
+        </w:tc>
+        <w:tc>
+          <w:tcPr/>
+          <w:p>
+            <w:pPr>
+              <w:pStyle w:val="Compact"/>
+            </w:pPr>
+            <w:r>
+              <w:t xml:space="preserve">Wrong</w:t>
+            </w:r>
+          </w:p>
+        </w:tc>
+      </w:tr>
+      <w:tr>
+        <w:tc>
+          <w:tcPr/>
+          <w:p>
+            <w:pPr>
+              <w:pStyle w:val="Compact"/>
+            </w:pPr>
+            <w:r>
+              <w:t xml:space="preserve">-0.3</w:t>
+            </w:r>
+          </w:p>
+        </w:tc>
+        <w:tc>
+          <w:tcPr/>
+          <w:p>
+            <w:pPr>
+              <w:pStyle w:val="Compact"/>
+            </w:pPr>
+            <w:r>
+              <w:t xml:space="preserve">34</w:t>
+            </w:r>
+          </w:p>
+        </w:tc>
+        <w:tc>
+          <w:tcPr/>
+          <w:p>
+            <w:pPr>
+              <w:pStyle w:val="Compact"/>
+            </w:pPr>
+            <w:r>
+              <w:t xml:space="preserve">32</w:t>
+            </w:r>
+          </w:p>
+        </w:tc>
+      </w:tr>
+      <w:tr>
+        <w:tc>
+          <w:tcPr/>
+          <w:p>
+            <w:pPr>
+              <w:pStyle w:val="Compact"/>
+            </w:pPr>
+            <w:r>
+              <w:t xml:space="preserve">-0.4</w:t>
+            </w:r>
+          </w:p>
+        </w:tc>
+        <w:tc>
+          <w:tcPr/>
+          <w:p>
+            <w:pPr>
+              <w:pStyle w:val="Compact"/>
+            </w:pPr>
+            <w:r>
+              <w:t xml:space="preserve">16</w:t>
+            </w:r>
+          </w:p>
+        </w:tc>
+        <w:tc>
+          <w:tcPr/>
+          <w:p>
+            <w:pPr>
+              <w:pStyle w:val="Compact"/>
+            </w:pPr>
+            <w:r>
+              <w:t xml:space="preserve">14</w:t>
+            </w:r>
+          </w:p>
+        </w:tc>
+      </w:tr>
+      <w:tr>
+        <w:tc>
+          <w:tcPr/>
+          <w:p>
+            <w:pPr>
+              <w:pStyle w:val="Compact"/>
+            </w:pPr>
+            <w:r>
+              <w:t xml:space="preserve">-0.5</w:t>
+            </w:r>
+          </w:p>
+        </w:tc>
+        <w:tc>
+          <w:tcPr/>
+          <w:p>
+            <w:pPr>
+              <w:pStyle w:val="Compact"/>
+            </w:pPr>
+            <w:r>
+              <w:t xml:space="preserve">7</w:t>
+            </w:r>
+          </w:p>
+        </w:tc>
+        <w:tc>
+          <w:tcPr/>
+          <w:p>
+            <w:pPr>
+              <w:pStyle w:val="Compact"/>
+            </w:pPr>
+            <w:r>
+              <w:t xml:space="preserve">6</w:t>
+            </w:r>
+          </w:p>
+        </w:tc>
+      </w:tr>
+      <w:tr>
+        <w:tc>
+          <w:tcPr/>
+          <w:p>
+            <w:pPr>
+              <w:pStyle w:val="Compact"/>
+            </w:pPr>
+            <w:r>
+              <w:t xml:space="preserve">-0.6</w:t>
+            </w:r>
+          </w:p>
+        </w:tc>
+        <w:tc>
+          <w:tcPr/>
+          <w:p>
+            <w:pPr>
+              <w:pStyle w:val="Compact"/>
+            </w:pPr>
+            <w:r>
+              <w:t xml:space="preserve">2</w:t>
+            </w:r>
+          </w:p>
+        </w:tc>
+        <w:tc>
+          <w:tcPr/>
+          <w:p>
+            <w:pPr>
+              <w:pStyle w:val="Compact"/>
+            </w:pPr>
+            <w:r>
+              <w:t xml:space="preserve">2</w:t>
+            </w:r>
+          </w:p>
+        </w:tc>
+      </w:tr>
+      <w:tr>
+        <w:tc>
+          <w:tcPr/>
+          <w:p>
+            <w:pPr>
+              <w:pStyle w:val="Compact"/>
+            </w:pPr>
+            <w:r>
+              <w:t xml:space="preserve">-0.8</w:t>
+            </w:r>
+          </w:p>
+        </w:tc>
+        <w:tc>
+          <w:tcPr/>
+          <w:p>
+            <w:pPr>
+              <w:pStyle w:val="Compact"/>
+            </w:pPr>
+            <w:r>
+              <w:t xml:space="preserve">0</w:t>
+            </w:r>
+          </w:p>
+        </w:tc>
+        <w:tc>
+          <w:tcPr/>
+          <w:p>
+            <w:pPr>
+              <w:pStyle w:val="Compact"/>
+            </w:pPr>
+            <w:r>
+              <w:t xml:space="preserve">0</w:t>
+            </w:r>
+          </w:p>
+        </w:tc>
+      </w:tr>
+    </w:tbl>
+    <w:p>
+      <w:pPr>
+        <w:pStyle w:val="BodyText"/>
+      </w:pPr>
+      <w:r>
+        <w:t xml:space="preserve">Nearly every resignation would have been in a game that ended in a draw. The</w:t>
+      </w:r>
+      <w:r>
+        <w:t xml:space="preserve"> </w:t>
+      </w:r>
+      <w:r>
+        <w:t xml:space="preserve">21 decisive games were mostly short (11 to 250 plies), and the losing side’s</w:t>
+      </w:r>
+      <w:r>
+        <w:t xml:space="preserve"> </w:t>
+      </w:r>
+      <w:r>
+        <w:t xml:space="preserve">evaluation stayed near 0 until just before the mate. Resigning would have</w:t>
+      </w:r>
+      <w:r>
+        <w:t xml:space="preserve"> </w:t>
+      </w:r>
+      <w:r>
+        <w:t xml:space="preserve">turned draws into wrong losses, so we did not train with it.</w:t>
+      </w:r>
+    </w:p>
+    <w:bookmarkEnd w:id="49"/>
+    <w:bookmarkStart w:id="53" w:name="X7e697f50ae1dd5e44c97332acfdfba23be11cde"/>
+    <w:p>
+      <w:pPr>
+        <w:pStyle w:val="Heading2"/>
+      </w:pPr>
+      <w:r>
+        <w:t xml:space="preserve">6.14 Exploratory runs (outside the course constraints)</w:t>
       </w:r>
     </w:p>
     <w:p>
@@ -6717,18 +7601,18 @@
           <wp:inline>
             <wp:extent cx="5334000" cy="3394363"/>
             <wp:effectExtent b="0" l="0" r="0" t="0"/>
-            <wp:docPr descr="Exploratory runs: loss, decisive share and game length." title="" id="49" name="Picture"/>
+            <wp:docPr descr="Exploratory runs: loss, decisive share and game length." title="" id="51" name="Picture"/>
             <a:graphic>
               <a:graphicData uri="http://schemas.openxmlformats.org/drawingml/2006/picture">
                 <pic:pic>
                   <pic:nvPicPr>
-                    <pic:cNvPr descr="../results/training_curves_exploratory.png" id="50" name="Picture"/>
+                    <pic:cNvPr descr="../results/training_curves_exploratory.png" id="52" name="Picture"/>
                     <pic:cNvPicPr>
                       <a:picLocks noChangeArrowheads="1" noChangeAspect="1"/>
                     </pic:cNvPicPr>
                   </pic:nvPicPr>
                   <pic:blipFill>
-                    <a:blip r:embed="rId48"/>
+                    <a:blip r:embed="rId50"/>
                     <a:stretch>
                       <a:fillRect/>
                     </a:stretch>
@@ -6763,9 +7647,9 @@
         <w:t xml:space="preserve">Exploratory runs: loss, decisive share and game length.</w:t>
       </w:r>
     </w:p>
-    <w:bookmarkEnd w:id="51"/>
-    <w:bookmarkEnd w:id="52"/>
-    <w:bookmarkStart w:id="53" w:name="discussion"/>
+    <w:bookmarkEnd w:id="53"/>
+    <w:bookmarkEnd w:id="54"/>
+    <w:bookmarkStart w:id="55" w:name="discussion"/>
     <w:p>
       <w:pPr>
         <w:pStyle w:val="Heading1"/>
@@ -7102,8 +7986,74 @@
         <w:t xml:space="preserve">simulations appears close to its limit.</w:t>
       </w:r>
     </w:p>
-    <w:bookmarkEnd w:id="53"/>
-    <w:bookmarkStart w:id="54" w:name="limitations-and-future-work"/>
+    <w:p>
+      <w:pPr>
+        <w:pStyle w:val="BodyText"/>
+      </w:pPr>
+      <w:r>
+        <w:rPr>
+          <w:b/>
+          <w:bCs/>
+        </w:rPr>
+        <w:t xml:space="preserve">Size and what the value head knows.</w:t>
+      </w:r>
+      <w:r>
+        <w:t xml:space="preserve"> </w:t>
+      </w:r>
+      <w:r>
+        <w:t xml:space="preserve">The larger network learned to play as</w:t>
+      </w:r>
+      <w:r>
+        <w:t xml:space="preserve"> </w:t>
+      </w:r>
+      <w:r>
+        <w:t xml:space="preserve">well as the final model from its games, but its own games did not take it</w:t>
+      </w:r>
+      <w:r>
+        <w:t xml:space="preserve"> </w:t>
+      </w:r>
+      <w:r>
+        <w:t xml:space="preserve">further, so network size is not what holds the agent back. The resignation</w:t>
+      </w:r>
+      <w:r>
+        <w:t xml:space="preserve"> </w:t>
+      </w:r>
+      <w:r>
+        <w:t xml:space="preserve">measurement (Section 6.13) shows what does: the value head does not know when</w:t>
+      </w:r>
+      <w:r>
+        <w:t xml:space="preserve"> </w:t>
+      </w:r>
+      <w:r>
+        <w:t xml:space="preserve">a position is won or lost. Decisive games come from sudden mistakes that the</w:t>
+      </w:r>
+      <w:r>
+        <w:t xml:space="preserve"> </w:t>
+      </w:r>
+      <w:r>
+        <w:t xml:space="preserve">search punishes, not from advantages built up and converted, and the losing</w:t>
+      </w:r>
+      <w:r>
+        <w:t xml:space="preserve"> </w:t>
+      </w:r>
+      <w:r>
+        <w:t xml:space="preserve">side does not see its loss coming. With about 85% of self-play games drawn,</w:t>
+      </w:r>
+      <w:r>
+        <w:t xml:space="preserve"> </w:t>
+      </w:r>
+      <w:r>
+        <w:t xml:space="preserve">the value head gets too few clear results to learn from, and that is the</w:t>
+      </w:r>
+      <w:r>
+        <w:t xml:space="preserve"> </w:t>
+      </w:r>
+      <w:r>
+        <w:t xml:space="preserve">problem every change we tried ran into.</w:t>
+      </w:r>
+    </w:p>
+    <w:bookmarkEnd w:id="55"/>
+    <w:bookmarkStart w:id="56" w:name="limitations-and-future-work"/>
     <w:p>
       <w:pPr>
         <w:pStyle w:val="Heading1"/>
@@ -7181,13 +8131,13 @@
         </w:numPr>
       </w:pPr>
       <w:r>
-        <w:t xml:space="preserve">Compute was the main limit: even after the speed-up, one iteration of 100</w:t>
-      </w:r>
-      <w:r>
-        <w:t xml:space="preserve"> </w:t>
-      </w:r>
-      <w:r>
-        <w:t xml:space="preserve">games takes about 9 minutes, and the larger network about 25 to 30.</w:t>
+        <w:t xml:space="preserve">Compute was the main limit: even with GPU self-play, one iteration of 100</w:t>
+      </w:r>
+      <w:r>
+        <w:t xml:space="preserve"> </w:t>
+      </w:r>
+      <w:r>
+        <w:t xml:space="preserve">games takes about 4 minutes, and the larger network about 10.</w:t>
       </w:r>
     </w:p>
     <w:p>
@@ -7207,19 +8157,25 @@
         </w:numPr>
       </w:pPr>
       <w:r>
-        <w:t xml:space="preserve">A way for results to reach the value head more often, within the rules: a</w:t>
-      </w:r>
-      <w:r>
-        <w:t xml:space="preserve"> </w:t>
-      </w:r>
-      <w:r>
-        <w:t xml:space="preserve">shorter game cap during self-play, or resigning hopeless games. Simply</w:t>
-      </w:r>
-      <w:r>
-        <w:t xml:space="preserve"> </w:t>
-      </w:r>
-      <w:r>
-        <w:t xml:space="preserve">counting draws as slightly bad did not work (Section 6.11).</w:t>
+        <w:t xml:space="preserve">A way for results to reach the value head more often, within the rules,</w:t>
+      </w:r>
+      <w:r>
+        <w:t xml:space="preserve"> </w:t>
+      </w:r>
+      <w:r>
+        <w:t xml:space="preserve">for example a shorter game cap during self-play. Counting draws as</w:t>
+      </w:r>
+      <w:r>
+        <w:t xml:space="preserve"> </w:t>
+      </w:r>
+      <w:r>
+        <w:t xml:space="preserve">slightly bad did not work (Section 6.11), and resigning needs a value head</w:t>
+      </w:r>
+      <w:r>
+        <w:t xml:space="preserve"> </w:t>
+      </w:r>
+      <w:r>
+        <w:t xml:space="preserve">that already recognizes lost positions (Section 6.13).</w:t>
       </w:r>
     </w:p>
     <w:p>
@@ -7231,23 +8187,23 @@
         </w:numPr>
       </w:pPr>
       <w:r>
-        <w:t xml:space="preserve">Even longer training, with a lower learning rate earlier in the run.</w:t>
-      </w:r>
-    </w:p>
-    <w:p>
-      <w:pPr>
-        <w:pStyle w:val="Compact"/>
-        <w:numPr>
-          <w:ilvl w:val="0"/>
-          <w:numId w:val="1008"/>
-        </w:numPr>
-      </w:pPr>
-      <w:r>
-        <w:t xml:space="preserve">The larger network, given the days of compute it needs to catch up.</w:t>
-      </w:r>
-    </w:p>
-    <w:bookmarkEnd w:id="54"/>
-    <w:bookmarkStart w:id="55" w:name="conclusion"/>
+        <w:t xml:space="preserve">Far more self-play games with the larger network, which can start from the</w:t>
+      </w:r>
+      <w:r>
+        <w:t xml:space="preserve"> </w:t>
+      </w:r>
+      <w:r>
+        <w:t xml:space="preserve">final model’s level (Section 6.12) but needs many more games than we could</w:t>
+      </w:r>
+      <w:r>
+        <w:t xml:space="preserve"> </w:t>
+      </w:r>
+      <w:r>
+        <w:t xml:space="preserve">play to improve on it.</w:t>
+      </w:r>
+    </w:p>
+    <w:bookmarkEnd w:id="56"/>
+    <w:bookmarkStart w:id="57" w:name="conclusion"/>
     <w:p>
       <w:pPr>
         <w:pStyle w:val="Heading1"/>
@@ -7267,7 +8223,7 @@
         <w:t xml:space="preserve"> </w:t>
       </w:r>
       <w:r>
-        <w:t xml:space="preserve">course constraints and verified it with 108 tests. With 400 self-play games per</w:t>
+        <w:t xml:space="preserve">course constraints and verified it with 123 tests. With 400 self-play games per</w:t>
       </w:r>
       <w:r>
         <w:t xml:space="preserve"> </w:t>
@@ -7309,13 +8265,25 @@
         <w:t xml:space="preserve"> </w:t>
       </w:r>
       <w:r>
-        <w:t xml:space="preserve">advantage remains the open problem: neither more search at play time nor</w:t>
-      </w:r>
-      <w:r>
-        <w:t xml:space="preserve"> </w:t>
-      </w:r>
-      <w:r>
-        <w:t xml:space="preserve">counting draws as bad in training solved it. The evaluation tools (a fixed benchmark</w:t>
+        <w:t xml:space="preserve">advantage remains the open problem: neither more search at play time,</w:t>
+      </w:r>
+      <w:r>
+        <w:t xml:space="preserve"> </w:t>
+      </w:r>
+      <w:r>
+        <w:t xml:space="preserve">counting draws as bad in training, nor a larger network solved it, and the</w:t>
+      </w:r>
+      <w:r>
+        <w:t xml:space="preserve"> </w:t>
+      </w:r>
+      <w:r>
+        <w:t xml:space="preserve">model’s own evaluations show why: it does not yet recognize won or lost</w:t>
+      </w:r>
+      <w:r>
+        <w:t xml:space="preserve"> </w:t>
+      </w:r>
+      <w:r>
+        <w:t xml:space="preserve">positions until the end is near. The evaluation tools (a fixed benchmark</w:t>
       </w:r>
       <w:r>
         <w:t xml:space="preserve"> </w:t>
@@ -7330,8 +8298,8 @@
         <w:t xml:space="preserve">both the negative and the positive result measurable.</w:t>
       </w:r>
     </w:p>
-    <w:bookmarkEnd w:id="55"/>
-    <w:bookmarkStart w:id="56" w:name="references"/>
+    <w:bookmarkEnd w:id="57"/>
+    <w:bookmarkStart w:id="58" w:name="references"/>
     <w:p>
       <w:pPr>
         <w:pStyle w:val="Heading1"/>
@@ -7402,8 +8370,8 @@
         <w:t xml:space="preserve">, 550, 354-359.</w:t>
       </w:r>
     </w:p>
-    <w:bookmarkEnd w:id="56"/>
-    <w:bookmarkStart w:id="57" w:name="appendix-a-team-roles"/>
+    <w:bookmarkEnd w:id="58"/>
+    <w:bookmarkStart w:id="59" w:name="appendix-a-team-roles"/>
     <w:p>
       <w:pPr>
         <w:pStyle w:val="Heading1"/>
@@ -7550,8 +8518,8 @@
         </w:tc>
       </w:tr>
     </w:tbl>
-    <w:bookmarkEnd w:id="57"/>
-    <w:bookmarkStart w:id="58" w:name="appendix-b-reproducing-the-results"/>
+    <w:bookmarkEnd w:id="59"/>
+    <w:bookmarkStart w:id="60" w:name="appendix-b-reproducing-the-results"/>
     <w:p>
       <w:pPr>
         <w:pStyle w:val="Heading1"/>
@@ -7753,7 +8721,7 @@
         <w:t xml:space="preserve">.</w:t>
       </w:r>
     </w:p>
-    <w:bookmarkEnd w:id="58"/>
+    <w:bookmarkEnd w:id="60"/>
     <w:sectPr>
       <w:footnotePr>
         <w:numRestart w:val="eachSect"/>

--- a/report/REPORT.docx
+++ b/report/REPORT.docx
@@ -154,7 +154,19 @@
         <w:t xml:space="preserve"> </w:t>
       </w:r>
       <w:r>
-        <w:t xml:space="preserve">gave a small gain and a loss of strength respectively. After moving self-play</w:t>
+        <w:t xml:space="preserve">gave a gain and a loss of strength respectively: with 800 simulations per</w:t>
+      </w:r>
+      <w:r>
+        <w:t xml:space="preserve"> </w:t>
+      </w:r>
+      <w:r>
+        <w:t xml:space="preserve">move the final model beats itself at 50 by 23 wins to 0. 140 more iterations</w:t>
+      </w:r>
+      <w:r>
+        <w:t xml:space="preserve"> </w:t>
+      </w:r>
+      <w:r>
+        <w:t xml:space="preserve">at an even smaller learning rate gave no measurable gain. After moving self-play</w:t>
       </w:r>
       <w:r>
         <w:t xml:space="preserve"> </w:t>
@@ -340,7 +352,7 @@
         <w:t xml:space="preserve"> </w:t>
       </w:r>
       <w:r>
-        <w:t xml:space="preserve">(Sections 5.3 and 6.6 to 6.10). Sections 6.11 to 6.13 test what else could</w:t>
+        <w:t xml:space="preserve">(Sections 5.3 and 6.6 to 6.10). Sections 6.11 to 6.14 test what else could</w:t>
       </w:r>
       <w:r>
         <w:t xml:space="preserve"> </w:t>
@@ -2663,7 +2675,7 @@
     </w:p>
     <w:bookmarkEnd w:id="20"/>
     <w:bookmarkEnd w:id="21"/>
-    <w:bookmarkStart w:id="54" w:name="results"/>
+    <w:bookmarkStart w:id="55" w:name="results"/>
     <w:p>
       <w:pPr>
         <w:pStyle w:val="Heading1"/>
@@ -2683,7 +2695,7 @@
         <w:t xml:space="preserve"> </w:t>
       </w:r>
       <w:r>
-        <w:t xml:space="preserve">to 6.13 are later attempts to go further; 6.14 breaks the constraints.</w:t>
+        <w:t xml:space="preserve">to 6.14 are later attempts to go further; 6.15 breaks the constraints.</w:t>
       </w:r>
     </w:p>
     <w:bookmarkStart w:id="25" w:name="learning-curves"/>
@@ -6437,315 +6449,7 @@
         <w:t xml:space="preserve"> </w:t>
       </w:r>
       <w:r>
-        <w:t xml:space="preserve">9 wins, 4 losses and 86 draws (0.525 +/- 0.035). Four times the search gives</w:t>
-      </w:r>
-      <w:r>
-        <w:t xml:space="preserve"> </w:t>
-      </w:r>
-      <w:r>
-        <w:t xml:space="preserve">only a small edge, since the extra search does not help it finish games.</w:t>
-      </w:r>
-    </w:p>
-    <w:p>
-      <w:pPr>
-        <w:pStyle w:val="BodyText"/>
-      </w:pPr>
-      <w:r>
-        <w:rPr>
-          <w:b/>
-          <w:bCs/>
-        </w:rPr>
-        <w:t xml:space="preserve">Counting draws as slightly bad.</w:t>
-      </w:r>
-      <w:r>
-        <w:t xml:space="preserve"> </w:t>
-      </w:r>
-      <w:r>
-        <w:t xml:space="preserve">We continued the final model from</w:t>
-      </w:r>
-      <w:r>
-        <w:t xml:space="preserve"> </w:t>
-      </w:r>
-      <w:r>
-        <w:t xml:space="preserve">iteration 560 with a value target of -0.2 for both sides in every drawn or</w:t>
-      </w:r>
-      <w:r>
-        <w:t xml:space="preserve"> </w:t>
-      </w:r>
-      <w:r>
-        <w:t xml:space="preserve">unfinished self-play game, instead of 0, at learning rate 1e-4. It uses only</w:t>
-      </w:r>
-      <w:r>
-        <w:t xml:space="preserve"> </w:t>
-      </w:r>
-      <w:r>
-        <w:t xml:space="preserve">the game result, so it stays within the rules-only constraint. Decisive</w:t>
-      </w:r>
-      <w:r>
-        <w:t xml:space="preserve"> </w:t>
-      </w:r>
-      <w:r>
-        <w:t xml:space="preserve">self-play games rose from about 14% to about 19%, but play got weaker:</w:t>
-      </w:r>
-    </w:p>
-    <w:tbl>
-      <w:tblPr>
-        <w:tblStyle w:val="Table"/>
-        <w:tblW w:type="auto" w:w="0"/>
-        <w:tblLook w:firstRow="1" w:lastRow="0" w:firstColumn="0" w:lastColumn="0" w:noHBand="0" w:noVBand="0" w:val="0020"/>
-      </w:tblPr>
-      <w:tblGrid>
-        <w:gridCol w:w="1320"/>
-        <w:gridCol w:w="1320"/>
-        <w:gridCol w:w="1320"/>
-        <w:gridCol w:w="1320"/>
-        <w:gridCol w:w="1320"/>
-        <w:gridCol w:w="1320"/>
-      </w:tblGrid>
-      <w:tr>
-        <w:trPr>
-          <w:tblHeader w:val="on"/>
-        </w:trPr>
-        <w:tc>
-          <w:tcPr/>
-          <w:p>
-            <w:pPr>
-              <w:pStyle w:val="Compact"/>
-            </w:pPr>
-            <w:r>
-              <w:t xml:space="preserve">Match (100 games)</w:t>
-            </w:r>
-          </w:p>
-        </w:tc>
-        <w:tc>
-          <w:tcPr/>
-          <w:p>
-            <w:pPr>
-              <w:pStyle w:val="Compact"/>
-            </w:pPr>
-            <w:r>
-              <w:t xml:space="preserve">Wins</w:t>
-            </w:r>
-          </w:p>
-        </w:tc>
-        <w:tc>
-          <w:tcPr/>
-          <w:p>
-            <w:pPr>
-              <w:pStyle w:val="Compact"/>
-            </w:pPr>
-            <w:r>
-              <w:t xml:space="preserve">Losses</w:t>
-            </w:r>
-          </w:p>
-        </w:tc>
-        <w:tc>
-          <w:tcPr/>
-          <w:p>
-            <w:pPr>
-              <w:pStyle w:val="Compact"/>
-            </w:pPr>
-            <w:r>
-              <w:t xml:space="preserve">Draws</w:t>
-            </w:r>
-          </w:p>
-        </w:tc>
-        <w:tc>
-          <w:tcPr/>
-          <w:p>
-            <w:pPr>
-              <w:pStyle w:val="Compact"/>
-            </w:pPr>
-            <w:r>
-              <w:t xml:space="preserve">Unfinished</w:t>
-            </w:r>
-          </w:p>
-        </w:tc>
-        <w:tc>
-          <w:tcPr/>
-          <w:p>
-            <w:pPr>
-              <w:pStyle w:val="Compact"/>
-            </w:pPr>
-            <w:r>
-              <w:t xml:space="preserve">Score</w:t>
-            </w:r>
-          </w:p>
-        </w:tc>
-      </w:tr>
-      <w:tr>
-        <w:tc>
-          <w:tcPr/>
-          <w:p>
-            <w:pPr>
-              <w:pStyle w:val="Compact"/>
-            </w:pPr>
-            <w:r>
-              <w:t xml:space="preserve">iteration 600 vs final (560)</w:t>
-            </w:r>
-          </w:p>
-        </w:tc>
-        <w:tc>
-          <w:tcPr/>
-          <w:p>
-            <w:pPr>
-              <w:pStyle w:val="Compact"/>
-            </w:pPr>
-            <w:r>
-              <w:t xml:space="preserve">4</w:t>
-            </w:r>
-          </w:p>
-        </w:tc>
-        <w:tc>
-          <w:tcPr/>
-          <w:p>
-            <w:pPr>
-              <w:pStyle w:val="Compact"/>
-            </w:pPr>
-            <w:r>
-              <w:t xml:space="preserve">9</w:t>
-            </w:r>
-          </w:p>
-        </w:tc>
-        <w:tc>
-          <w:tcPr/>
-          <w:p>
-            <w:pPr>
-              <w:pStyle w:val="Compact"/>
-            </w:pPr>
-            <w:r>
-              <w:t xml:space="preserve">85</w:t>
-            </w:r>
-          </w:p>
-        </w:tc>
-        <w:tc>
-          <w:tcPr/>
-          <w:p>
-            <w:pPr>
-              <w:pStyle w:val="Compact"/>
-            </w:pPr>
-            <w:r>
-              <w:t xml:space="preserve">2</w:t>
-            </w:r>
-          </w:p>
-        </w:tc>
-        <w:tc>
-          <w:tcPr/>
-          <w:p>
-            <w:pPr>
-              <w:pStyle w:val="Compact"/>
-            </w:pPr>
-            <w:r>
-              <w:t xml:space="preserve">0.474 +/- 0.036</w:t>
-            </w:r>
-          </w:p>
-        </w:tc>
-      </w:tr>
-      <w:tr>
-        <w:tc>
-          <w:tcPr/>
-          <w:p>
-            <w:pPr>
-              <w:pStyle w:val="Compact"/>
-            </w:pPr>
-            <w:r>
-              <w:t xml:space="preserve">iteration 630 vs final (560)</w:t>
-            </w:r>
-          </w:p>
-        </w:tc>
-        <w:tc>
-          <w:tcPr/>
-          <w:p>
-            <w:pPr>
-              <w:pStyle w:val="Compact"/>
-            </w:pPr>
-            <w:r>
-              <w:t xml:space="preserve">0</w:t>
-            </w:r>
-          </w:p>
-        </w:tc>
-        <w:tc>
-          <w:tcPr/>
-          <w:p>
-            <w:pPr>
-              <w:pStyle w:val="Compact"/>
-            </w:pPr>
-            <w:r>
-              <w:t xml:space="preserve">9</w:t>
-            </w:r>
-          </w:p>
-        </w:tc>
-        <w:tc>
-          <w:tcPr/>
-          <w:p>
-            <w:pPr>
-              <w:pStyle w:val="Compact"/>
-            </w:pPr>
-            <w:r>
-              <w:t xml:space="preserve">89</w:t>
-            </w:r>
-          </w:p>
-        </w:tc>
-        <w:tc>
-          <w:tcPr/>
-          <w:p>
-            <w:pPr>
-              <w:pStyle w:val="Compact"/>
-            </w:pPr>
-            <w:r>
-              <w:t xml:space="preserve">2</w:t>
-            </w:r>
-          </w:p>
-        </w:tc>
-        <w:tc>
-          <w:tcPr/>
-          <w:p>
-            <w:pPr>
-              <w:pStyle w:val="Compact"/>
-            </w:pPr>
-            <w:r>
-              <w:t xml:space="preserve">0.454 +/- 0.029</w:t>
-            </w:r>
-          </w:p>
-        </w:tc>
-      </w:tr>
-    </w:tbl>
-    <w:p>
-      <w:pPr>
-        <w:pStyle w:val="BodyText"/>
-      </w:pPr>
-      <w:r>
-        <w:t xml:space="preserve">We stopped it at iteration 631 and kept iteration 560 as the final model.</w:t>
-      </w:r>
-    </w:p>
-    <w:bookmarkEnd w:id="47"/>
-    <w:bookmarkStart w:id="48" w:name="the-larger-network-second-attempt"/>
-    <w:p>
-      <w:pPr>
-        <w:pStyle w:val="Heading2"/>
-      </w:pPr>
-      <w:r>
-        <w:t xml:space="preserve">6.12 The larger network, second attempt</w:t>
-      </w:r>
-    </w:p>
-    <w:p>
-      <w:pPr>
-        <w:pStyle w:val="FirstParagraph"/>
-      </w:pPr>
-      <w:r>
-        <w:t xml:space="preserve">With GPU self-play an iteration of the 6 x 128 network takes about 10</w:t>
-      </w:r>
-      <w:r>
-        <w:t xml:space="preserve"> </w:t>
-      </w:r>
-      <w:r>
-        <w:t xml:space="preserve">minutes instead of 25 to 30. We trained it again, this time learning for 30</w:t>
-      </w:r>
-      <w:r>
-        <w:t xml:space="preserve"> </w:t>
-      </w:r>
-      <w:r>
-        <w:t xml:space="preserve">iterations from games played by the final model before playing its own.</w:t>
+        <w:t xml:space="preserve">9 wins, 4 losses and 86 draws (0.525 +/- 0.035). More search helps more:</w:t>
       </w:r>
     </w:p>
     <w:tbl>
@@ -6774,6 +6478,637 @@
               <w:pStyle w:val="Compact"/>
             </w:pPr>
             <w:r>
+              <w:t xml:space="preserve">Final model, simulations per move (vs itself at 50, 100 games)</w:t>
+            </w:r>
+          </w:p>
+        </w:tc>
+        <w:tc>
+          <w:tcPr/>
+          <w:p>
+            <w:pPr>
+              <w:pStyle w:val="Compact"/>
+            </w:pPr>
+            <w:r>
+              <w:t xml:space="preserve">Wins</w:t>
+            </w:r>
+          </w:p>
+        </w:tc>
+        <w:tc>
+          <w:tcPr/>
+          <w:p>
+            <w:pPr>
+              <w:pStyle w:val="Compact"/>
+            </w:pPr>
+            <w:r>
+              <w:t xml:space="preserve">Losses</w:t>
+            </w:r>
+          </w:p>
+        </w:tc>
+        <w:tc>
+          <w:tcPr/>
+          <w:p>
+            <w:pPr>
+              <w:pStyle w:val="Compact"/>
+            </w:pPr>
+            <w:r>
+              <w:t xml:space="preserve">Draws</w:t>
+            </w:r>
+          </w:p>
+        </w:tc>
+        <w:tc>
+          <w:tcPr/>
+          <w:p>
+            <w:pPr>
+              <w:pStyle w:val="Compact"/>
+            </w:pPr>
+            <w:r>
+              <w:t xml:space="preserve">Unfinished</w:t>
+            </w:r>
+          </w:p>
+        </w:tc>
+        <w:tc>
+          <w:tcPr/>
+          <w:p>
+            <w:pPr>
+              <w:pStyle w:val="Compact"/>
+            </w:pPr>
+            <w:r>
+              <w:t xml:space="preserve">Score</w:t>
+            </w:r>
+          </w:p>
+        </w:tc>
+      </w:tr>
+      <w:tr>
+        <w:tc>
+          <w:tcPr/>
+          <w:p>
+            <w:pPr>
+              <w:pStyle w:val="Compact"/>
+            </w:pPr>
+            <w:r>
+              <w:t xml:space="preserve">200</w:t>
+            </w:r>
+          </w:p>
+        </w:tc>
+        <w:tc>
+          <w:tcPr/>
+          <w:p>
+            <w:pPr>
+              <w:pStyle w:val="Compact"/>
+            </w:pPr>
+            <w:r>
+              <w:t xml:space="preserve">9</w:t>
+            </w:r>
+          </w:p>
+        </w:tc>
+        <w:tc>
+          <w:tcPr/>
+          <w:p>
+            <w:pPr>
+              <w:pStyle w:val="Compact"/>
+            </w:pPr>
+            <w:r>
+              <w:t xml:space="preserve">4</w:t>
+            </w:r>
+          </w:p>
+        </w:tc>
+        <w:tc>
+          <w:tcPr/>
+          <w:p>
+            <w:pPr>
+              <w:pStyle w:val="Compact"/>
+            </w:pPr>
+            <w:r>
+              <w:t xml:space="preserve">86</w:t>
+            </w:r>
+          </w:p>
+        </w:tc>
+        <w:tc>
+          <w:tcPr/>
+          <w:p>
+            <w:pPr>
+              <w:pStyle w:val="Compact"/>
+            </w:pPr>
+            <w:r>
+              <w:t xml:space="preserve">1</w:t>
+            </w:r>
+          </w:p>
+        </w:tc>
+        <w:tc>
+          <w:tcPr/>
+          <w:p>
+            <w:pPr>
+              <w:pStyle w:val="Compact"/>
+            </w:pPr>
+            <w:r>
+              <w:t xml:space="preserve">0.525 +/- 0.035</w:t>
+            </w:r>
+          </w:p>
+        </w:tc>
+      </w:tr>
+      <w:tr>
+        <w:tc>
+          <w:tcPr/>
+          <w:p>
+            <w:pPr>
+              <w:pStyle w:val="Compact"/>
+            </w:pPr>
+            <w:r>
+              <w:t xml:space="preserve">400</w:t>
+            </w:r>
+          </w:p>
+        </w:tc>
+        <w:tc>
+          <w:tcPr/>
+          <w:p>
+            <w:pPr>
+              <w:pStyle w:val="Compact"/>
+            </w:pPr>
+            <w:r>
+              <w:t xml:space="preserve">12</w:t>
+            </w:r>
+          </w:p>
+        </w:tc>
+        <w:tc>
+          <w:tcPr/>
+          <w:p>
+            <w:pPr>
+              <w:pStyle w:val="Compact"/>
+            </w:pPr>
+            <w:r>
+              <w:t xml:space="preserve">0</w:t>
+            </w:r>
+          </w:p>
+        </w:tc>
+        <w:tc>
+          <w:tcPr/>
+          <w:p>
+            <w:pPr>
+              <w:pStyle w:val="Compact"/>
+            </w:pPr>
+            <w:r>
+              <w:t xml:space="preserve">88</w:t>
+            </w:r>
+          </w:p>
+        </w:tc>
+        <w:tc>
+          <w:tcPr/>
+          <w:p>
+            <w:pPr>
+              <w:pStyle w:val="Compact"/>
+            </w:pPr>
+            <w:r>
+              <w:t xml:space="preserve">0</w:t>
+            </w:r>
+          </w:p>
+        </w:tc>
+        <w:tc>
+          <w:tcPr/>
+          <w:p>
+            <w:pPr>
+              <w:pStyle w:val="Compact"/>
+            </w:pPr>
+            <w:r>
+              <w:t xml:space="preserve">0.560 +/- 0.032</w:t>
+            </w:r>
+          </w:p>
+        </w:tc>
+      </w:tr>
+      <w:tr>
+        <w:tc>
+          <w:tcPr/>
+          <w:p>
+            <w:pPr>
+              <w:pStyle w:val="Compact"/>
+            </w:pPr>
+            <w:r>
+              <w:t xml:space="preserve">800</w:t>
+            </w:r>
+          </w:p>
+        </w:tc>
+        <w:tc>
+          <w:tcPr/>
+          <w:p>
+            <w:pPr>
+              <w:pStyle w:val="Compact"/>
+            </w:pPr>
+            <w:r>
+              <w:t xml:space="preserve">23</w:t>
+            </w:r>
+          </w:p>
+        </w:tc>
+        <w:tc>
+          <w:tcPr/>
+          <w:p>
+            <w:pPr>
+              <w:pStyle w:val="Compact"/>
+            </w:pPr>
+            <w:r>
+              <w:t xml:space="preserve">0</w:t>
+            </w:r>
+          </w:p>
+        </w:tc>
+        <w:tc>
+          <w:tcPr/>
+          <w:p>
+            <w:pPr>
+              <w:pStyle w:val="Compact"/>
+            </w:pPr>
+            <w:r>
+              <w:t xml:space="preserve">76</w:t>
+            </w:r>
+          </w:p>
+        </w:tc>
+        <w:tc>
+          <w:tcPr/>
+          <w:p>
+            <w:pPr>
+              <w:pStyle w:val="Compact"/>
+            </w:pPr>
+            <w:r>
+              <w:t xml:space="preserve">1</w:t>
+            </w:r>
+          </w:p>
+        </w:tc>
+        <w:tc>
+          <w:tcPr/>
+          <w:p>
+            <w:pPr>
+              <w:pStyle w:val="Compact"/>
+            </w:pPr>
+            <w:r>
+              <w:t xml:space="preserve">0.616 +/- 0.042</w:t>
+            </w:r>
+          </w:p>
+        </w:tc>
+      </w:tr>
+    </w:tbl>
+    <w:p>
+      <w:pPr>
+        <w:pStyle w:val="BodyText"/>
+      </w:pPr>
+      <w:r>
+        <w:t xml:space="preserve">At 800 simulations the model won 23 games and lost none, a larger gain than</w:t>
+      </w:r>
+      <w:r>
+        <w:t xml:space="preserve"> </w:t>
+      </w:r>
+      <w:r>
+        <w:t xml:space="preserve">the last 100 iterations of training gave. Most games are still drawn, so the</w:t>
+      </w:r>
+      <w:r>
+        <w:t xml:space="preserve"> </w:t>
+      </w:r>
+      <w:r>
+        <w:t xml:space="preserve">extra search mainly avoids mistakes and punishes the opponent’s, rather than</w:t>
+      </w:r>
+      <w:r>
+        <w:t xml:space="preserve"> </w:t>
+      </w:r>
+      <w:r>
+        <w:t xml:space="preserve">converting slow advantages. A move then takes about 1 to 2 seconds, which is</w:t>
+      </w:r>
+      <w:r>
+        <w:t xml:space="preserve"> </w:t>
+      </w:r>
+      <w:r>
+        <w:t xml:space="preserve">fine for play against a person, so this is the setting we recommend for</w:t>
+      </w:r>
+      <w:r>
+        <w:t xml:space="preserve"> </w:t>
+      </w:r>
+      <w:r>
+        <w:t xml:space="preserve">games against the final model.</w:t>
+      </w:r>
+    </w:p>
+    <w:p>
+      <w:pPr>
+        <w:pStyle w:val="BodyText"/>
+      </w:pPr>
+      <w:r>
+        <w:rPr>
+          <w:b/>
+          <w:bCs/>
+        </w:rPr>
+        <w:t xml:space="preserve">Counting draws as slightly bad.</w:t>
+      </w:r>
+      <w:r>
+        <w:t xml:space="preserve"> </w:t>
+      </w:r>
+      <w:r>
+        <w:t xml:space="preserve">We continued the final model from</w:t>
+      </w:r>
+      <w:r>
+        <w:t xml:space="preserve"> </w:t>
+      </w:r>
+      <w:r>
+        <w:t xml:space="preserve">iteration 560 with a value target of -0.2 for both sides in every drawn or</w:t>
+      </w:r>
+      <w:r>
+        <w:t xml:space="preserve"> </w:t>
+      </w:r>
+      <w:r>
+        <w:t xml:space="preserve">unfinished self-play game, instead of 0, at learning rate 1e-4. It uses only</w:t>
+      </w:r>
+      <w:r>
+        <w:t xml:space="preserve"> </w:t>
+      </w:r>
+      <w:r>
+        <w:t xml:space="preserve">the game result, so it stays within the rules-only constraint. Decisive</w:t>
+      </w:r>
+      <w:r>
+        <w:t xml:space="preserve"> </w:t>
+      </w:r>
+      <w:r>
+        <w:t xml:space="preserve">self-play games rose from about 14% to about 19%, but play got weaker:</w:t>
+      </w:r>
+    </w:p>
+    <w:tbl>
+      <w:tblPr>
+        <w:tblStyle w:val="Table"/>
+        <w:tblW w:type="auto" w:w="0"/>
+        <w:tblLook w:firstRow="1" w:lastRow="0" w:firstColumn="0" w:lastColumn="0" w:noHBand="0" w:noVBand="0" w:val="0020"/>
+      </w:tblPr>
+      <w:tblGrid>
+        <w:gridCol w:w="1320"/>
+        <w:gridCol w:w="1320"/>
+        <w:gridCol w:w="1320"/>
+        <w:gridCol w:w="1320"/>
+        <w:gridCol w:w="1320"/>
+        <w:gridCol w:w="1320"/>
+      </w:tblGrid>
+      <w:tr>
+        <w:trPr>
+          <w:tblHeader w:val="on"/>
+        </w:trPr>
+        <w:tc>
+          <w:tcPr/>
+          <w:p>
+            <w:pPr>
+              <w:pStyle w:val="Compact"/>
+            </w:pPr>
+            <w:r>
+              <w:t xml:space="preserve">Match (100 games)</w:t>
+            </w:r>
+          </w:p>
+        </w:tc>
+        <w:tc>
+          <w:tcPr/>
+          <w:p>
+            <w:pPr>
+              <w:pStyle w:val="Compact"/>
+            </w:pPr>
+            <w:r>
+              <w:t xml:space="preserve">Wins</w:t>
+            </w:r>
+          </w:p>
+        </w:tc>
+        <w:tc>
+          <w:tcPr/>
+          <w:p>
+            <w:pPr>
+              <w:pStyle w:val="Compact"/>
+            </w:pPr>
+            <w:r>
+              <w:t xml:space="preserve">Losses</w:t>
+            </w:r>
+          </w:p>
+        </w:tc>
+        <w:tc>
+          <w:tcPr/>
+          <w:p>
+            <w:pPr>
+              <w:pStyle w:val="Compact"/>
+            </w:pPr>
+            <w:r>
+              <w:t xml:space="preserve">Draws</w:t>
+            </w:r>
+          </w:p>
+        </w:tc>
+        <w:tc>
+          <w:tcPr/>
+          <w:p>
+            <w:pPr>
+              <w:pStyle w:val="Compact"/>
+            </w:pPr>
+            <w:r>
+              <w:t xml:space="preserve">Unfinished</w:t>
+            </w:r>
+          </w:p>
+        </w:tc>
+        <w:tc>
+          <w:tcPr/>
+          <w:p>
+            <w:pPr>
+              <w:pStyle w:val="Compact"/>
+            </w:pPr>
+            <w:r>
+              <w:t xml:space="preserve">Score</w:t>
+            </w:r>
+          </w:p>
+        </w:tc>
+      </w:tr>
+      <w:tr>
+        <w:tc>
+          <w:tcPr/>
+          <w:p>
+            <w:pPr>
+              <w:pStyle w:val="Compact"/>
+            </w:pPr>
+            <w:r>
+              <w:t xml:space="preserve">iteration 600 vs final (560)</w:t>
+            </w:r>
+          </w:p>
+        </w:tc>
+        <w:tc>
+          <w:tcPr/>
+          <w:p>
+            <w:pPr>
+              <w:pStyle w:val="Compact"/>
+            </w:pPr>
+            <w:r>
+              <w:t xml:space="preserve">4</w:t>
+            </w:r>
+          </w:p>
+        </w:tc>
+        <w:tc>
+          <w:tcPr/>
+          <w:p>
+            <w:pPr>
+              <w:pStyle w:val="Compact"/>
+            </w:pPr>
+            <w:r>
+              <w:t xml:space="preserve">9</w:t>
+            </w:r>
+          </w:p>
+        </w:tc>
+        <w:tc>
+          <w:tcPr/>
+          <w:p>
+            <w:pPr>
+              <w:pStyle w:val="Compact"/>
+            </w:pPr>
+            <w:r>
+              <w:t xml:space="preserve">85</w:t>
+            </w:r>
+          </w:p>
+        </w:tc>
+        <w:tc>
+          <w:tcPr/>
+          <w:p>
+            <w:pPr>
+              <w:pStyle w:val="Compact"/>
+            </w:pPr>
+            <w:r>
+              <w:t xml:space="preserve">2</w:t>
+            </w:r>
+          </w:p>
+        </w:tc>
+        <w:tc>
+          <w:tcPr/>
+          <w:p>
+            <w:pPr>
+              <w:pStyle w:val="Compact"/>
+            </w:pPr>
+            <w:r>
+              <w:t xml:space="preserve">0.474 +/- 0.036</w:t>
+            </w:r>
+          </w:p>
+        </w:tc>
+      </w:tr>
+      <w:tr>
+        <w:tc>
+          <w:tcPr/>
+          <w:p>
+            <w:pPr>
+              <w:pStyle w:val="Compact"/>
+            </w:pPr>
+            <w:r>
+              <w:t xml:space="preserve">iteration 630 vs final (560)</w:t>
+            </w:r>
+          </w:p>
+        </w:tc>
+        <w:tc>
+          <w:tcPr/>
+          <w:p>
+            <w:pPr>
+              <w:pStyle w:val="Compact"/>
+            </w:pPr>
+            <w:r>
+              <w:t xml:space="preserve">0</w:t>
+            </w:r>
+          </w:p>
+        </w:tc>
+        <w:tc>
+          <w:tcPr/>
+          <w:p>
+            <w:pPr>
+              <w:pStyle w:val="Compact"/>
+            </w:pPr>
+            <w:r>
+              <w:t xml:space="preserve">9</w:t>
+            </w:r>
+          </w:p>
+        </w:tc>
+        <w:tc>
+          <w:tcPr/>
+          <w:p>
+            <w:pPr>
+              <w:pStyle w:val="Compact"/>
+            </w:pPr>
+            <w:r>
+              <w:t xml:space="preserve">89</w:t>
+            </w:r>
+          </w:p>
+        </w:tc>
+        <w:tc>
+          <w:tcPr/>
+          <w:p>
+            <w:pPr>
+              <w:pStyle w:val="Compact"/>
+            </w:pPr>
+            <w:r>
+              <w:t xml:space="preserve">2</w:t>
+            </w:r>
+          </w:p>
+        </w:tc>
+        <w:tc>
+          <w:tcPr/>
+          <w:p>
+            <w:pPr>
+              <w:pStyle w:val="Compact"/>
+            </w:pPr>
+            <w:r>
+              <w:t xml:space="preserve">0.454 +/- 0.029</w:t>
+            </w:r>
+          </w:p>
+        </w:tc>
+      </w:tr>
+    </w:tbl>
+    <w:p>
+      <w:pPr>
+        <w:pStyle w:val="BodyText"/>
+      </w:pPr>
+      <w:r>
+        <w:t xml:space="preserve">We stopped it at iteration 631 and kept iteration 560 as the final model.</w:t>
+      </w:r>
+    </w:p>
+    <w:bookmarkEnd w:id="47"/>
+    <w:bookmarkStart w:id="48" w:name="the-larger-network-second-attempt"/>
+    <w:p>
+      <w:pPr>
+        <w:pStyle w:val="Heading2"/>
+      </w:pPr>
+      <w:r>
+        <w:t xml:space="preserve">6.12 The larger network, second attempt</w:t>
+      </w:r>
+    </w:p>
+    <w:p>
+      <w:pPr>
+        <w:pStyle w:val="FirstParagraph"/>
+      </w:pPr>
+      <w:r>
+        <w:t xml:space="preserve">With GPU self-play an iteration of the 6 x 128 network takes about 10</w:t>
+      </w:r>
+      <w:r>
+        <w:t xml:space="preserve"> </w:t>
+      </w:r>
+      <w:r>
+        <w:t xml:space="preserve">minutes instead of 25 to 30. We trained it again, this time learning for 30</w:t>
+      </w:r>
+      <w:r>
+        <w:t xml:space="preserve"> </w:t>
+      </w:r>
+      <w:r>
+        <w:t xml:space="preserve">iterations from games played by the final model before playing its own.</w:t>
+      </w:r>
+    </w:p>
+    <w:tbl>
+      <w:tblPr>
+        <w:tblStyle w:val="Table"/>
+        <w:tblW w:type="pct" w:w="5000"/>
+        <w:tblLayout w:type="fixed"/>
+        <w:tblLook w:firstRow="1" w:lastRow="0" w:firstColumn="0" w:lastColumn="0" w:noHBand="0" w:noVBand="0" w:val="0020"/>
+      </w:tblPr>
+      <w:tblGrid>
+        <w:gridCol w:w="1320"/>
+        <w:gridCol w:w="1320"/>
+        <w:gridCol w:w="1320"/>
+        <w:gridCol w:w="1320"/>
+        <w:gridCol w:w="1320"/>
+        <w:gridCol w:w="1320"/>
+      </w:tblGrid>
+      <w:tr>
+        <w:trPr>
+          <w:tblHeader w:val="on"/>
+        </w:trPr>
+        <w:tc>
+          <w:tcPr/>
+          <w:p>
+            <w:pPr>
+              <w:pStyle w:val="Compact"/>
+            </w:pPr>
+            <w:r>
               <w:t xml:space="preserve">Run</w:t>
             </w:r>
           </w:p>
@@ -7489,13 +7824,347 @@
       </w:r>
     </w:p>
     <w:bookmarkEnd w:id="49"/>
-    <w:bookmarkStart w:id="53" w:name="X7e697f50ae1dd5e44c97332acfdfba23be11cde"/>
+    <w:bookmarkStart w:id="50" w:name="even-smaller-learning-steps"/>
     <w:p>
       <w:pPr>
         <w:pStyle w:val="Heading2"/>
       </w:pPr>
       <w:r>
-        <w:t xml:space="preserve">6.14 Exploratory runs (outside the course constraints)</w:t>
+        <w:t xml:space="preserve">6.14 Even smaller learning steps</w:t>
+      </w:r>
+    </w:p>
+    <w:p>
+      <w:pPr>
+        <w:pStyle w:val="FirstParagraph"/>
+      </w:pPr>
+      <w:r>
+        <w:t xml:space="preserve">The lower learning rates of Section 6.8 still gave small gains, so we</w:t>
+      </w:r>
+      <w:r>
+        <w:t xml:space="preserve"> </w:t>
+      </w:r>
+      <w:r>
+        <w:t xml:space="preserve">continued the final model from iteration 560 for 140 more iterations at</w:t>
+      </w:r>
+      <w:r>
+        <w:t xml:space="preserve"> </w:t>
+      </w:r>
+      <w:r>
+        <w:t xml:space="preserve">learning rate 2e-5 (about 10 hours with GPU self-play):</w:t>
+      </w:r>
+    </w:p>
+    <w:tbl>
+      <w:tblPr>
+        <w:tblStyle w:val="Table"/>
+        <w:tblW w:type="auto" w:w="0"/>
+        <w:tblLook w:firstRow="1" w:lastRow="0" w:firstColumn="0" w:lastColumn="0" w:noHBand="0" w:noVBand="0" w:val="0020"/>
+      </w:tblPr>
+      <w:tblGrid>
+        <w:gridCol w:w="1320"/>
+        <w:gridCol w:w="1320"/>
+        <w:gridCol w:w="1320"/>
+        <w:gridCol w:w="1320"/>
+        <w:gridCol w:w="1320"/>
+        <w:gridCol w:w="1320"/>
+      </w:tblGrid>
+      <w:tr>
+        <w:trPr>
+          <w:tblHeader w:val="on"/>
+        </w:trPr>
+        <w:tc>
+          <w:tcPr/>
+          <w:p>
+            <w:pPr>
+              <w:pStyle w:val="Compact"/>
+            </w:pPr>
+            <w:r>
+              <w:t xml:space="preserve">Match vs final (560)</w:t>
+            </w:r>
+          </w:p>
+        </w:tc>
+        <w:tc>
+          <w:tcPr/>
+          <w:p>
+            <w:pPr>
+              <w:pStyle w:val="Compact"/>
+            </w:pPr>
+            <w:r>
+              <w:t xml:space="preserve">Games</w:t>
+            </w:r>
+          </w:p>
+        </w:tc>
+        <w:tc>
+          <w:tcPr/>
+          <w:p>
+            <w:pPr>
+              <w:pStyle w:val="Compact"/>
+            </w:pPr>
+            <w:r>
+              <w:t xml:space="preserve">Wins</w:t>
+            </w:r>
+          </w:p>
+        </w:tc>
+        <w:tc>
+          <w:tcPr/>
+          <w:p>
+            <w:pPr>
+              <w:pStyle w:val="Compact"/>
+            </w:pPr>
+            <w:r>
+              <w:t xml:space="preserve">Losses</w:t>
+            </w:r>
+          </w:p>
+        </w:tc>
+        <w:tc>
+          <w:tcPr/>
+          <w:p>
+            <w:pPr>
+              <w:pStyle w:val="Compact"/>
+            </w:pPr>
+            <w:r>
+              <w:t xml:space="preserve">Draws</w:t>
+            </w:r>
+          </w:p>
+        </w:tc>
+        <w:tc>
+          <w:tcPr/>
+          <w:p>
+            <w:pPr>
+              <w:pStyle w:val="Compact"/>
+            </w:pPr>
+            <w:r>
+              <w:t xml:space="preserve">Score</w:t>
+            </w:r>
+          </w:p>
+        </w:tc>
+      </w:tr>
+      <w:tr>
+        <w:tc>
+          <w:tcPr/>
+          <w:p>
+            <w:pPr>
+              <w:pStyle w:val="Compact"/>
+            </w:pPr>
+            <w:r>
+              <w:t xml:space="preserve">iteration 620</w:t>
+            </w:r>
+          </w:p>
+        </w:tc>
+        <w:tc>
+          <w:tcPr/>
+          <w:p>
+            <w:pPr>
+              <w:pStyle w:val="Compact"/>
+            </w:pPr>
+            <w:r>
+              <w:t xml:space="preserve">100</w:t>
+            </w:r>
+          </w:p>
+        </w:tc>
+        <w:tc>
+          <w:tcPr/>
+          <w:p>
+            <w:pPr>
+              <w:pStyle w:val="Compact"/>
+            </w:pPr>
+            <w:r>
+              <w:t xml:space="preserve">3</w:t>
+            </w:r>
+          </w:p>
+        </w:tc>
+        <w:tc>
+          <w:tcPr/>
+          <w:p>
+            <w:pPr>
+              <w:pStyle w:val="Compact"/>
+            </w:pPr>
+            <w:r>
+              <w:t xml:space="preserve">1</w:t>
+            </w:r>
+          </w:p>
+        </w:tc>
+        <w:tc>
+          <w:tcPr/>
+          <w:p>
+            <w:pPr>
+              <w:pStyle w:val="Compact"/>
+            </w:pPr>
+            <w:r>
+              <w:t xml:space="preserve">96</w:t>
+            </w:r>
+          </w:p>
+        </w:tc>
+        <w:tc>
+          <w:tcPr/>
+          <w:p>
+            <w:pPr>
+              <w:pStyle w:val="Compact"/>
+            </w:pPr>
+            <w:r>
+              <w:t xml:space="preserve">0.510 +/- 0.020</w:t>
+            </w:r>
+          </w:p>
+        </w:tc>
+      </w:tr>
+      <w:tr>
+        <w:tc>
+          <w:tcPr/>
+          <w:p>
+            <w:pPr>
+              <w:pStyle w:val="Compact"/>
+            </w:pPr>
+            <w:r>
+              <w:t xml:space="preserve">iteration 660</w:t>
+            </w:r>
+          </w:p>
+        </w:tc>
+        <w:tc>
+          <w:tcPr/>
+          <w:p>
+            <w:pPr>
+              <w:pStyle w:val="Compact"/>
+            </w:pPr>
+            <w:r>
+              <w:t xml:space="preserve">100</w:t>
+            </w:r>
+          </w:p>
+        </w:tc>
+        <w:tc>
+          <w:tcPr/>
+          <w:p>
+            <w:pPr>
+              <w:pStyle w:val="Compact"/>
+            </w:pPr>
+            <w:r>
+              <w:t xml:space="preserve">7</w:t>
+            </w:r>
+          </w:p>
+        </w:tc>
+        <w:tc>
+          <w:tcPr/>
+          <w:p>
+            <w:pPr>
+              <w:pStyle w:val="Compact"/>
+            </w:pPr>
+            <w:r>
+              <w:t xml:space="preserve">7</w:t>
+            </w:r>
+          </w:p>
+        </w:tc>
+        <w:tc>
+          <w:tcPr/>
+          <w:p>
+            <w:pPr>
+              <w:pStyle w:val="Compact"/>
+            </w:pPr>
+            <w:r>
+              <w:t xml:space="preserve">84</w:t>
+            </w:r>
+          </w:p>
+        </w:tc>
+        <w:tc>
+          <w:tcPr/>
+          <w:p>
+            <w:pPr>
+              <w:pStyle w:val="Compact"/>
+            </w:pPr>
+            <w:r>
+              <w:t xml:space="preserve">0.500 +/- 0.037</w:t>
+            </w:r>
+          </w:p>
+        </w:tc>
+      </w:tr>
+      <w:tr>
+        <w:tc>
+          <w:tcPr/>
+          <w:p>
+            <w:pPr>
+              <w:pStyle w:val="Compact"/>
+            </w:pPr>
+            <w:r>
+              <w:t xml:space="preserve">iteration 700</w:t>
+            </w:r>
+          </w:p>
+        </w:tc>
+        <w:tc>
+          <w:tcPr/>
+          <w:p>
+            <w:pPr>
+              <w:pStyle w:val="Compact"/>
+            </w:pPr>
+            <w:r>
+              <w:t xml:space="preserve">200</w:t>
+            </w:r>
+          </w:p>
+        </w:tc>
+        <w:tc>
+          <w:tcPr/>
+          <w:p>
+            <w:pPr>
+              <w:pStyle w:val="Compact"/>
+            </w:pPr>
+            <w:r>
+              <w:t xml:space="preserve">15</w:t>
+            </w:r>
+          </w:p>
+        </w:tc>
+        <w:tc>
+          <w:tcPr/>
+          <w:p>
+            <w:pPr>
+              <w:pStyle w:val="Compact"/>
+            </w:pPr>
+            <w:r>
+              <w:t xml:space="preserve">9</w:t>
+            </w:r>
+          </w:p>
+        </w:tc>
+        <w:tc>
+          <w:tcPr/>
+          <w:p>
+            <w:pPr>
+              <w:pStyle w:val="Compact"/>
+            </w:pPr>
+            <w:r>
+              <w:t xml:space="preserve">173</w:t>
+            </w:r>
+          </w:p>
+        </w:tc>
+        <w:tc>
+          <w:tcPr/>
+          <w:p>
+            <w:pPr>
+              <w:pStyle w:val="Compact"/>
+            </w:pPr>
+            <w:r>
+              <w:t xml:space="preserve">0.515 +/- 0.024</w:t>
+            </w:r>
+          </w:p>
+        </w:tc>
+      </w:tr>
+    </w:tbl>
+    <w:p>
+      <w:pPr>
+        <w:pStyle w:val="BodyText"/>
+      </w:pPr>
+      <w:r>
+        <w:t xml:space="preserve">No checkpoint is clearly stronger than the final model, so we kept</w:t>
+      </w:r>
+      <w:r>
+        <w:t xml:space="preserve"> </w:t>
+      </w:r>
+      <w:r>
+        <w:t xml:space="preserve">iteration 560 and stopped the run at iteration 702.</w:t>
+      </w:r>
+    </w:p>
+    <w:bookmarkEnd w:id="50"/>
+    <w:bookmarkStart w:id="54" w:name="X7e697f50ae1dd5e44c97332acfdfba23be11cde"/>
+    <w:p>
+      <w:pPr>
+        <w:pStyle w:val="Heading2"/>
+      </w:pPr>
+      <w:r>
+        <w:t xml:space="preserve">6.15 Exploratory runs (outside the course constraints)</w:t>
       </w:r>
     </w:p>
     <w:p>
@@ -7601,18 +8270,18 @@
           <wp:inline>
             <wp:extent cx="5334000" cy="3394363"/>
             <wp:effectExtent b="0" l="0" r="0" t="0"/>
-            <wp:docPr descr="Exploratory runs: loss, decisive share and game length." title="" id="51" name="Picture"/>
+            <wp:docPr descr="Exploratory runs: loss, decisive share and game length." title="" id="52" name="Picture"/>
             <a:graphic>
               <a:graphicData uri="http://schemas.openxmlformats.org/drawingml/2006/picture">
                 <pic:pic>
                   <pic:nvPicPr>
-                    <pic:cNvPr descr="../results/training_curves_exploratory.png" id="52" name="Picture"/>
+                    <pic:cNvPr descr="../results/training_curves_exploratory.png" id="53" name="Picture"/>
                     <pic:cNvPicPr>
                       <a:picLocks noChangeArrowheads="1" noChangeAspect="1"/>
                     </pic:cNvPicPr>
                   </pic:nvPicPr>
                   <pic:blipFill>
-                    <a:blip r:embed="rId50"/>
+                    <a:blip r:embed="rId51"/>
                     <a:stretch>
                       <a:fillRect/>
                     </a:stretch>
@@ -7647,9 +8316,9 @@
         <w:t xml:space="preserve">Exploratory runs: loss, decisive share and game length.</w:t>
       </w:r>
     </w:p>
-    <w:bookmarkEnd w:id="53"/>
     <w:bookmarkEnd w:id="54"/>
-    <w:bookmarkStart w:id="55" w:name="discussion"/>
+    <w:bookmarkEnd w:id="55"/>
+    <w:bookmarkStart w:id="56" w:name="discussion"/>
     <w:p>
       <w:pPr>
         <w:pStyle w:val="Heading1"/>
@@ -7953,19 +8622,19 @@
         <w:t xml:space="preserve"> </w:t>
       </w:r>
       <w:r>
-        <w:t xml:space="preserve">previous checkpoint), four times more search at play time gave 0.525, and</w:t>
-      </w:r>
-      <w:r>
-        <w:t xml:space="preserve"> </w:t>
-      </w:r>
-      <w:r>
-        <w:t xml:space="preserve">penalizing draws made the agent play more decisive games against itself but</w:t>
-      </w:r>
-      <w:r>
-        <w:t xml:space="preserve"> </w:t>
-      </w:r>
-      <w:r>
-        <w:t xml:space="preserve">lose more against the final model (Section 6.11). Pushing for decisive results</w:t>
+        <w:t xml:space="preserve">previous checkpoint) and then none at all (0.515 after 140 iterations at</w:t>
+      </w:r>
+      <w:r>
+        <w:t xml:space="preserve"> </w:t>
+      </w:r>
+      <w:r>
+        <w:t xml:space="preserve">2e-5, Section 6.14), and penalizing draws made the agent play more decisive</w:t>
+      </w:r>
+      <w:r>
+        <w:t xml:space="preserve"> </w:t>
+      </w:r>
+      <w:r>
+        <w:t xml:space="preserve">games against itself but lose more against the final model (Section 6.11). Pushing for decisive results</w:t>
       </w:r>
       <w:r>
         <w:t xml:space="preserve"> </w:t>
@@ -7983,7 +8652,19 @@
         <w:t xml:space="preserve"> </w:t>
       </w:r>
       <w:r>
-        <w:t xml:space="preserve">simulations appears close to its limit.</w:t>
+        <w:t xml:space="preserve">simulations appears close to its limit. The one clear gain left is outside</w:t>
+      </w:r>
+      <w:r>
+        <w:t xml:space="preserve"> </w:t>
+      </w:r>
+      <w:r>
+        <w:t xml:space="preserve">training: 800 simulations per move at play time beat the final model at 50</w:t>
+      </w:r>
+      <w:r>
+        <w:t xml:space="preserve"> </w:t>
+      </w:r>
+      <w:r>
+        <w:t xml:space="preserve">by 23 wins to 0 (Section 6.11).</w:t>
       </w:r>
     </w:p>
     <w:p>
@@ -8052,8 +8733,8 @@
         <w:t xml:space="preserve">problem every change we tried ran into.</w:t>
       </w:r>
     </w:p>
-    <w:bookmarkEnd w:id="55"/>
-    <w:bookmarkStart w:id="56" w:name="limitations-and-future-work"/>
+    <w:bookmarkEnd w:id="56"/>
+    <w:bookmarkStart w:id="57" w:name="limitations-and-future-work"/>
     <w:p>
       <w:pPr>
         <w:pStyle w:val="Heading1"/>
@@ -8202,8 +8883,8 @@
         <w:t xml:space="preserve">play to improve on it.</w:t>
       </w:r>
     </w:p>
-    <w:bookmarkEnd w:id="56"/>
-    <w:bookmarkStart w:id="57" w:name="conclusion"/>
+    <w:bookmarkEnd w:id="57"/>
+    <w:bookmarkStart w:id="58" w:name="conclusion"/>
     <w:p>
       <w:pPr>
         <w:pStyle w:val="Heading1"/>
@@ -8265,13 +8946,25 @@
         <w:t xml:space="preserve"> </w:t>
       </w:r>
       <w:r>
-        <w:t xml:space="preserve">advantage remains the open problem: neither more search at play time,</w:t>
-      </w:r>
-      <w:r>
-        <w:t xml:space="preserve"> </w:t>
-      </w:r>
-      <w:r>
-        <w:t xml:space="preserve">counting draws as bad in training, nor a larger network solved it, and the</w:t>
+        <w:t xml:space="preserve">advantage remains the open problem. More search at play time makes it</w:t>
+      </w:r>
+      <w:r>
+        <w:t xml:space="preserve"> </w:t>
+      </w:r>
+      <w:r>
+        <w:t xml:space="preserve">clearly stronger (23 wins to 0 at 800 simulations against 50), but neither</w:t>
+      </w:r>
+      <w:r>
+        <w:t xml:space="preserve"> </w:t>
+      </w:r>
+      <w:r>
+        <w:t xml:space="preserve">that, longer training at smaller learning rates, counting draws as bad, nor a</w:t>
+      </w:r>
+      <w:r>
+        <w:t xml:space="preserve"> </w:t>
+      </w:r>
+      <w:r>
+        <w:t xml:space="preserve">larger network solved it, and the</w:t>
       </w:r>
       <w:r>
         <w:t xml:space="preserve"> </w:t>
@@ -8298,8 +8991,8 @@
         <w:t xml:space="preserve">both the negative and the positive result measurable.</w:t>
       </w:r>
     </w:p>
-    <w:bookmarkEnd w:id="57"/>
-    <w:bookmarkStart w:id="58" w:name="references"/>
+    <w:bookmarkEnd w:id="58"/>
+    <w:bookmarkStart w:id="59" w:name="references"/>
     <w:p>
       <w:pPr>
         <w:pStyle w:val="Heading1"/>
@@ -8370,8 +9063,8 @@
         <w:t xml:space="preserve">, 550, 354-359.</w:t>
       </w:r>
     </w:p>
-    <w:bookmarkEnd w:id="58"/>
-    <w:bookmarkStart w:id="59" w:name="appendix-a-team-roles"/>
+    <w:bookmarkEnd w:id="59"/>
+    <w:bookmarkStart w:id="60" w:name="appendix-a-team-roles"/>
     <w:p>
       <w:pPr>
         <w:pStyle w:val="Heading1"/>
@@ -8518,8 +9211,8 @@
         </w:tc>
       </w:tr>
     </w:tbl>
-    <w:bookmarkEnd w:id="59"/>
-    <w:bookmarkStart w:id="60" w:name="appendix-b-reproducing-the-results"/>
+    <w:bookmarkEnd w:id="60"/>
+    <w:bookmarkStart w:id="61" w:name="appendix-b-reproducing-the-results"/>
     <w:p>
       <w:pPr>
         <w:pStyle w:val="Heading1"/>
@@ -8680,7 +9373,7 @@
         <w:rPr>
           <w:rStyle w:val="VerbatimChar"/>
         </w:rPr>
-        <w:t xml:space="preserve">python play_vs_ai.py --checkpoint models/chaturangzero_final.pt --player NAME</w:t>
+        <w:t xml:space="preserve">python play_vs_ai.py --checkpoint models/chaturangzero_final.pt --player NAME --simulations 800</w:t>
       </w:r>
     </w:p>
     <w:p>
@@ -8721,7 +9414,7 @@
         <w:t xml:space="preserve">.</w:t>
       </w:r>
     </w:p>
-    <w:bookmarkEnd w:id="60"/>
+    <w:bookmarkEnd w:id="61"/>
     <w:sectPr>
       <w:footnotePr>
         <w:numRestart w:val="eachSect"/>
